--- a/MEMORIA.docx
+++ b/MEMORIA.docx
@@ -1,6 +1,6 @@
 
 <file path=word/document.xml><?xml version="1.0" encoding="utf-8"?>
-<w:document xmlns:wpc="http://schemas.microsoft.com/office/word/2010/wordprocessingCanvas" xmlns:cx="http://schemas.microsoft.com/office/drawing/2014/chartex" xmlns:cx1="http://schemas.microsoft.com/office/drawing/2015/9/8/chartex" xmlns:mc="http://schemas.openxmlformats.org/markup-compatibility/2006" xmlns:o="urn:schemas-microsoft-com:office:office" xmlns:r="http://schemas.openxmlformats.org/officeDocument/2006/relationships" xmlns:m="http://schemas.openxmlformats.org/officeDocument/2006/math" xmlns:v="urn:schemas-microsoft-com:vml" xmlns:wp14="http://schemas.microsoft.com/office/word/2010/wordprocessingDrawing" xmlns:wp="http://schemas.openxmlformats.org/drawingml/2006/wordprocessingDrawing" xmlns:w10="urn:schemas-microsoft-com:office:word" xmlns:w="http://schemas.openxmlformats.org/wordprocessingml/2006/main" xmlns:w14="http://schemas.microsoft.com/office/word/2010/wordml" xmlns:w15="http://schemas.microsoft.com/office/word/2012/wordml" xmlns:w16se="http://schemas.microsoft.com/office/word/2015/wordml/symex" xmlns:wpg="http://schemas.microsoft.com/office/word/2010/wordprocessingGroup" xmlns:wpi="http://schemas.microsoft.com/office/word/2010/wordprocessingInk" xmlns:wne="http://schemas.microsoft.com/office/word/2006/wordml" xmlns:wps="http://schemas.microsoft.com/office/word/2010/wordprocessingShape" mc:Ignorable="w14 w15 w16se wp14">
+<w:document xmlns:wpc="http://schemas.microsoft.com/office/word/2010/wordprocessingCanvas" xmlns:cx="http://schemas.microsoft.com/office/drawing/2014/chartex" xmlns:mc="http://schemas.openxmlformats.org/markup-compatibility/2006" xmlns:o="urn:schemas-microsoft-com:office:office" xmlns:r="http://schemas.openxmlformats.org/officeDocument/2006/relationships" xmlns:m="http://schemas.openxmlformats.org/officeDocument/2006/math" xmlns:v="urn:schemas-microsoft-com:vml" xmlns:wp14="http://schemas.microsoft.com/office/word/2010/wordprocessingDrawing" xmlns:wp="http://schemas.openxmlformats.org/drawingml/2006/wordprocessingDrawing" xmlns:w10="urn:schemas-microsoft-com:office:word" xmlns:w="http://schemas.openxmlformats.org/wordprocessingml/2006/main" xmlns:w14="http://schemas.microsoft.com/office/word/2010/wordml" xmlns:w15="http://schemas.microsoft.com/office/word/2012/wordml" xmlns:w16se="http://schemas.microsoft.com/office/word/2015/wordml/symex" xmlns:wpg="http://schemas.microsoft.com/office/word/2010/wordprocessingGroup" xmlns:wpi="http://schemas.microsoft.com/office/word/2010/wordprocessingInk" xmlns:wne="http://schemas.microsoft.com/office/word/2006/wordml" xmlns:wps="http://schemas.microsoft.com/office/word/2010/wordprocessingShape" mc:Ignorable="w14 w15 w16se wp14">
   <w:body>
     <w:tbl>
       <w:tblPr>
@@ -709,7 +709,6 @@
                     <w:t>Inglés</w:t>
                   </w:r>
                   <w:proofErr w:type="spellEnd"/>
-                  <w:proofErr w:type="gramStart"/>
                   <w:r>
                     <w:rPr>
                       <w:rFonts w:ascii="Verdana" w:hAnsi="Verdana"/>
@@ -723,7 +722,6 @@
                     </w:rPr>
                     <w:t>.</w:t>
                   </w:r>
-                  <w:proofErr w:type="gramEnd"/>
                 </w:p>
               </w:tc>
             </w:tr>
@@ -1021,6 +1019,7 @@
         <w:spacing w:line="360" w:lineRule="auto"/>
       </w:pPr>
       <w:r>
+        <w:lastRenderedPageBreak/>
         <w:t>1.3 OBJETIVOS GENERALES</w:t>
       </w:r>
     </w:p>
@@ -1186,6 +1185,7 @@
           <w:b/>
           <w:bCs/>
         </w:rPr>
+        <w:lastRenderedPageBreak/>
         <w:t>Toma de decisiones informada</w:t>
       </w:r>
       <w:r>
@@ -1251,12 +1251,7 @@
         <w:ind w:firstLine="709"/>
       </w:pPr>
       <w:r>
-        <w:t>La elección de este proyecto surge del interés por aplic</w:t>
-      </w:r>
-      <w:bookmarkStart w:id="0" w:name="_GoBack"/>
-      <w:bookmarkEnd w:id="0"/>
-      <w:r>
-        <w:t>ar conocimientos adquiridos durante el ciclo formativo en un entorno real y funcional. Desde el inicio, la idea de crear una herramienta útil y completa para la gestión empresarial representó un desafío motivador, tanto a nivel técnico como organizativo.</w:t>
+        <w:t>La elección de este proyecto surge del interés por aplicar conocimientos adquiridos durante el ciclo formativo en un entorno real y funcional. Desde el inicio, la idea de crear una herramienta útil y completa para la gestión empresarial representó un desafío motivador, tanto a nivel técnico como organizativo.</w:t>
       </w:r>
     </w:p>
     <w:p>
@@ -1744,6 +1739,7 @@
         <w:rPr>
           <w:rStyle w:val="Textoennegrita"/>
         </w:rPr>
+        <w:lastRenderedPageBreak/>
         <w:t>Control de Acceso</w:t>
       </w:r>
       <w:r>
@@ -1953,6 +1949,7 @@
         <w:rPr>
           <w:rStyle w:val="Textoennegrita"/>
         </w:rPr>
+        <w:lastRenderedPageBreak/>
         <w:t>Rust</w:t>
       </w:r>
       <w:proofErr w:type="spellEnd"/>
@@ -2153,6 +2150,7 @@
         <w:rPr>
           <w:rStyle w:val="Textoennegrita"/>
         </w:rPr>
+        <w:lastRenderedPageBreak/>
         <w:t>Implementar estadísticas de ventas</w:t>
       </w:r>
       <w:r>
@@ -2316,6 +2314,7 @@
         <w:spacing w:before="100" w:beforeAutospacing="1" w:after="100" w:afterAutospacing="1" w:line="360" w:lineRule="auto"/>
       </w:pPr>
       <w:r>
+        <w:lastRenderedPageBreak/>
         <w:t>Garantizar la seguridad de los datos mediante el cifrado de contraseñas y control de acceso basado en roles.</w:t>
       </w:r>
     </w:p>
@@ -2520,6 +2519,7 @@
         <w:rPr>
           <w:rStyle w:val="Textoennegrita"/>
         </w:rPr>
+        <w:lastRenderedPageBreak/>
         <w:t>Control de Acceso</w:t>
       </w:r>
       <w:r>
@@ -2997,6 +2997,7 @@
         <w:rPr>
           <w:rStyle w:val="Textoennegrita"/>
         </w:rPr>
+        <w:lastRenderedPageBreak/>
         <w:t>Expectativas</w:t>
       </w:r>
       <w:r>
@@ -3655,6 +3656,7 @@
         <w:pStyle w:val="Ttulo4"/>
       </w:pPr>
       <w:r>
+        <w:lastRenderedPageBreak/>
         <w:t>Normativas y Estándares:</w:t>
       </w:r>
     </w:p>
@@ -3827,6 +3829,7 @@
         <w:spacing w:before="100" w:beforeAutospacing="1" w:after="100" w:afterAutospacing="1" w:line="360" w:lineRule="auto"/>
       </w:pPr>
       <w:r>
+        <w:lastRenderedPageBreak/>
         <w:t>Se presenta la arquitectura técnica y lógica del sistema, describiendo las capas de la aplicación, la infraestructura, las tecnologías utilizadas y su integración.</w:t>
       </w:r>
     </w:p>
@@ -4005,6 +4008,7 @@
         <w:spacing w:before="100" w:beforeAutospacing="1" w:after="100" w:afterAutospacing="1" w:line="360" w:lineRule="auto"/>
       </w:pPr>
       <w:r>
+        <w:lastRenderedPageBreak/>
         <w:t>Dirigido a los administradores del sistema, esta documentación cubre la gestión de usuarios, la configuración del sistema, y cómo mantener el sistema operativo sin problemas.</w:t>
       </w:r>
     </w:p>
@@ -4268,6 +4272,7 @@
         <w:rPr>
           <w:rStyle w:val="Textoennegrita"/>
         </w:rPr>
+        <w:lastRenderedPageBreak/>
         <w:t>Módulo de Clientes</w:t>
       </w:r>
       <w:r>
@@ -4791,6 +4796,7 @@
         <w:rPr>
           <w:rStyle w:val="Textoennegrita"/>
         </w:rPr>
+        <w:lastRenderedPageBreak/>
         <w:t>Acceso de Usuario</w:t>
       </w:r>
       <w:r>
@@ -5691,6 +5697,7 @@
         <w:rPr>
           <w:rStyle w:val="Textoennegrita"/>
         </w:rPr>
+        <w:lastRenderedPageBreak/>
         <w:t>Tiempo de desarrollo</w:t>
       </w:r>
       <w:r>
@@ -5875,6 +5882,7 @@
         <w:rPr>
           <w:rStyle w:val="Textoennegrita"/>
         </w:rPr>
+        <w:lastRenderedPageBreak/>
         <w:t>Diseñadores</w:t>
       </w:r>
       <w:r>
@@ -6192,6 +6200,7 @@
         <w:spacing w:before="100" w:beforeAutospacing="1" w:after="100" w:afterAutospacing="1" w:line="360" w:lineRule="auto"/>
       </w:pPr>
       <w:r>
+        <w:lastRenderedPageBreak/>
         <w:t>Diseño de la interfaz de usuario.</w:t>
       </w:r>
     </w:p>
@@ -6688,6 +6697,7 @@
         <w:rPr>
           <w:rStyle w:val="Textoennegrita"/>
         </w:rPr>
+        <w:lastRenderedPageBreak/>
         <w:t>Total</w:t>
       </w:r>
       <w:proofErr w:type="gramEnd"/>
@@ -7190,6 +7200,7 @@
         <w:spacing w:line="360" w:lineRule="auto"/>
       </w:pPr>
       <w:r>
+        <w:lastRenderedPageBreak/>
         <w:t>2.6.2 CATALOGACIÓN DE RIESGOS</w:t>
       </w:r>
     </w:p>
@@ -8014,6 +8025,7 @@
               <w:spacing w:line="360" w:lineRule="auto"/>
             </w:pPr>
             <w:r>
+              <w:lastRenderedPageBreak/>
               <w:t>R4</w:t>
             </w:r>
           </w:p>
@@ -8616,6 +8628,7 @@
               <w:spacing w:line="360" w:lineRule="auto"/>
             </w:pPr>
             <w:r>
+              <w:lastRenderedPageBreak/>
               <w:t>Servicios de almacenamiento en la nube (GitHub)</w:t>
             </w:r>
           </w:p>
@@ -9340,6 +9353,7 @@
         <w:spacing w:line="360" w:lineRule="auto"/>
       </w:pPr>
       <w:r>
+        <w:lastRenderedPageBreak/>
         <w:t>2.7.3 RESUMEN Y ANÁLISIS COSTE-BENEFICIO</w:t>
       </w:r>
     </w:p>
@@ -9632,6 +9646,7 @@
         <w:rPr>
           <w:rStyle w:val="Textoennegrita"/>
         </w:rPr>
+        <w:lastRenderedPageBreak/>
         <w:t>Interfaz amigable</w:t>
       </w:r>
       <w:r>
@@ -9983,6 +9998,7 @@
         <w:spacing w:line="360" w:lineRule="auto"/>
       </w:pPr>
       <w:r>
+        <w:lastRenderedPageBreak/>
         <w:t>Administrador</w:t>
       </w:r>
     </w:p>
@@ -10212,6 +10228,7 @@
         <w:spacing w:line="360" w:lineRule="auto"/>
       </w:pPr>
       <w:r>
+        <w:lastRenderedPageBreak/>
         <w:t>Rendimiento</w:t>
       </w:r>
     </w:p>
@@ -10465,6 +10482,7 @@
         <w:spacing w:line="360" w:lineRule="auto"/>
       </w:pPr>
       <w:r>
+        <w:lastRenderedPageBreak/>
         <w:t>Escalabilidad</w:t>
       </w:r>
     </w:p>
@@ -10511,16 +10529,16 @@
         <w:spacing w:line="360" w:lineRule="auto"/>
       </w:pPr>
       <w:r>
-        <w:t xml:space="preserve">3.3 </w:t>
-      </w:r>
-      <w:r>
-        <w:t xml:space="preserve">DIAGRAMAS DE CASOS DE USO </w:t>
+        <w:t>3.4</w:t>
+      </w:r>
+      <w:r>
+        <w:t xml:space="preserve"> DIAGRAMAS DE CASOS DE USO </w:t>
       </w:r>
     </w:p>
     <w:p/>
     <w:p>
       <w:pPr>
-        <w:spacing w:line="360" w:lineRule="auto"/>
+        <w:ind w:left="708"/>
       </w:pPr>
       <w:r>
         <w:rPr>
@@ -10577,9 +10595,4617 @@
         </w:drawing>
       </w:r>
     </w:p>
+    <w:p>
+      <w:pPr>
+        <w:ind w:left="708"/>
+      </w:pPr>
+    </w:p>
+    <w:p>
+      <w:pPr>
+        <w:ind w:left="708"/>
+      </w:pPr>
+    </w:p>
+    <w:p>
+      <w:pPr>
+        <w:pStyle w:val="Ttulo2"/>
+      </w:pPr>
+      <w:r>
+        <w:lastRenderedPageBreak/>
+        <w:t>3.5</w:t>
+      </w:r>
+      <w:r>
+        <w:tab/>
+      </w:r>
+      <w:r>
+        <w:t>DIAGRAMAS LÓGICOS DE DATOS</w:t>
+      </w:r>
+    </w:p>
+    <w:p>
+      <w:pPr>
+        <w:spacing w:line="360" w:lineRule="auto"/>
+        <w:jc w:val="center"/>
+      </w:pPr>
+      <w:r>
+        <w:drawing>
+          <wp:inline distT="0" distB="0" distL="0" distR="0" wp14:anchorId="5139C680" wp14:editId="1AEA324F">
+            <wp:extent cx="3135441" cy="2981325"/>
+            <wp:effectExtent l="0" t="0" r="8255" b="0"/>
+            <wp:docPr id="2" name="Imagen 2"/>
+            <wp:cNvGraphicFramePr>
+              <a:graphicFrameLocks xmlns:a="http://schemas.openxmlformats.org/drawingml/2006/main" noChangeAspect="1"/>
+            </wp:cNvGraphicFramePr>
+            <a:graphic xmlns:a="http://schemas.openxmlformats.org/drawingml/2006/main">
+              <a:graphicData uri="http://schemas.openxmlformats.org/drawingml/2006/picture">
+                <pic:pic xmlns:pic="http://schemas.openxmlformats.org/drawingml/2006/picture">
+                  <pic:nvPicPr>
+                    <pic:cNvPr id="1" name=""/>
+                    <pic:cNvPicPr/>
+                  </pic:nvPicPr>
+                  <pic:blipFill>
+                    <a:blip r:embed="rId11"/>
+                    <a:stretch>
+                      <a:fillRect/>
+                    </a:stretch>
+                  </pic:blipFill>
+                  <pic:spPr>
+                    <a:xfrm>
+                      <a:off x="0" y="0"/>
+                      <a:ext cx="3143936" cy="2989403"/>
+                    </a:xfrm>
+                    <a:prstGeom prst="rect">
+                      <a:avLst/>
+                    </a:prstGeom>
+                  </pic:spPr>
+                </pic:pic>
+              </a:graphicData>
+            </a:graphic>
+          </wp:inline>
+        </w:drawing>
+      </w:r>
+    </w:p>
+    <w:p>
+      <w:pPr>
+        <w:spacing w:line="360" w:lineRule="auto"/>
+        <w:jc w:val="center"/>
+      </w:pPr>
+    </w:p>
+    <w:p>
+      <w:pPr>
+        <w:pStyle w:val="Ttulo2"/>
+      </w:pPr>
+      <w:r>
+        <w:t>3.6</w:t>
+      </w:r>
+      <w:r>
+        <w:tab/>
+      </w:r>
+      <w:r>
+        <w:t>Diagrama de clases</w:t>
+      </w:r>
+    </w:p>
+    <w:p/>
+    <w:p>
+      <w:pPr>
+        <w:spacing w:line="360" w:lineRule="auto"/>
+        <w:jc w:val="center"/>
+      </w:pPr>
+      <w:r>
+        <w:drawing>
+          <wp:inline distT="0" distB="0" distL="0" distR="0" wp14:anchorId="3D851843" wp14:editId="3600A240">
+            <wp:extent cx="1957696" cy="3523615"/>
+            <wp:effectExtent l="0" t="0" r="5080" b="635"/>
+            <wp:docPr id="3" name="Imagen 3"/>
+            <wp:cNvGraphicFramePr>
+              <a:graphicFrameLocks xmlns:a="http://schemas.openxmlformats.org/drawingml/2006/main" noChangeAspect="1"/>
+            </wp:cNvGraphicFramePr>
+            <a:graphic xmlns:a="http://schemas.openxmlformats.org/drawingml/2006/main">
+              <a:graphicData uri="http://schemas.openxmlformats.org/drawingml/2006/picture">
+                <pic:pic xmlns:pic="http://schemas.openxmlformats.org/drawingml/2006/picture">
+                  <pic:nvPicPr>
+                    <pic:cNvPr id="1" name=""/>
+                    <pic:cNvPicPr/>
+                  </pic:nvPicPr>
+                  <pic:blipFill>
+                    <a:blip r:embed="rId12"/>
+                    <a:stretch>
+                      <a:fillRect/>
+                    </a:stretch>
+                  </pic:blipFill>
+                  <pic:spPr>
+                    <a:xfrm>
+                      <a:off x="0" y="0"/>
+                      <a:ext cx="2000003" cy="3599762"/>
+                    </a:xfrm>
+                    <a:prstGeom prst="rect">
+                      <a:avLst/>
+                    </a:prstGeom>
+                  </pic:spPr>
+                </pic:pic>
+              </a:graphicData>
+            </a:graphic>
+          </wp:inline>
+        </w:drawing>
+      </w:r>
+      <w:r>
+        <w:br/>
+      </w:r>
+    </w:p>
+    <w:p>
+      <w:pPr>
+        <w:spacing w:line="360" w:lineRule="auto"/>
+        <w:rPr>
+          <w:rStyle w:val="Ttulo2Car"/>
+        </w:rPr>
+      </w:pPr>
+    </w:p>
+    <w:p>
+      <w:pPr>
+        <w:spacing w:line="360" w:lineRule="auto"/>
+        <w:rPr>
+          <w:rStyle w:val="Ttulo2Car"/>
+        </w:rPr>
+      </w:pPr>
+      <w:r>
+        <w:rPr>
+          <w:rStyle w:val="Ttulo2Car"/>
+        </w:rPr>
+        <w:lastRenderedPageBreak/>
+        <w:t>3.7</w:t>
+      </w:r>
+      <w:r>
+        <w:rPr>
+          <w:rStyle w:val="Ttulo2Car"/>
+        </w:rPr>
+        <w:tab/>
+      </w:r>
+      <w:r>
+        <w:rPr>
+          <w:rStyle w:val="Ttulo2Car"/>
+        </w:rPr>
+        <w:t>DIAGRAMAS DE INTERACCIÓN</w:t>
+      </w:r>
+    </w:p>
+    <w:p>
+      <w:pPr>
+        <w:spacing w:line="360" w:lineRule="auto"/>
+      </w:pPr>
+      <w:r>
+        <w:drawing>
+          <wp:inline distT="0" distB="0" distL="0" distR="0" wp14:anchorId="47751F50" wp14:editId="3B0AA645">
+            <wp:extent cx="5400040" cy="2597785"/>
+            <wp:effectExtent l="0" t="0" r="0" b="0"/>
+            <wp:docPr id="5" name="Imagen 5"/>
+            <wp:cNvGraphicFramePr>
+              <a:graphicFrameLocks xmlns:a="http://schemas.openxmlformats.org/drawingml/2006/main" noChangeAspect="1"/>
+            </wp:cNvGraphicFramePr>
+            <a:graphic xmlns:a="http://schemas.openxmlformats.org/drawingml/2006/main">
+              <a:graphicData uri="http://schemas.openxmlformats.org/drawingml/2006/picture">
+                <pic:pic xmlns:pic="http://schemas.openxmlformats.org/drawingml/2006/picture">
+                  <pic:nvPicPr>
+                    <pic:cNvPr id="1" name=""/>
+                    <pic:cNvPicPr/>
+                  </pic:nvPicPr>
+                  <pic:blipFill>
+                    <a:blip r:embed="rId13"/>
+                    <a:stretch>
+                      <a:fillRect/>
+                    </a:stretch>
+                  </pic:blipFill>
+                  <pic:spPr>
+                    <a:xfrm>
+                      <a:off x="0" y="0"/>
+                      <a:ext cx="5400040" cy="2597785"/>
+                    </a:xfrm>
+                    <a:prstGeom prst="rect">
+                      <a:avLst/>
+                    </a:prstGeom>
+                  </pic:spPr>
+                </pic:pic>
+              </a:graphicData>
+            </a:graphic>
+          </wp:inline>
+        </w:drawing>
+      </w:r>
+    </w:p>
+    <w:p>
+      <w:pPr>
+        <w:spacing w:line="360" w:lineRule="auto"/>
+      </w:pPr>
+    </w:p>
+    <w:p>
+      <w:pPr>
+        <w:pStyle w:val="Ttulo2"/>
+      </w:pPr>
+      <w:r>
+        <w:t>3.8</w:t>
+      </w:r>
+      <w:r>
+        <w:tab/>
+        <w:t>Menús de navegación</w:t>
+      </w:r>
+    </w:p>
+    <w:p/>
+    <w:p>
+      <w:r>
+        <w:drawing>
+          <wp:inline distT="0" distB="0" distL="0" distR="0" wp14:anchorId="186518C0" wp14:editId="79734228">
+            <wp:extent cx="5901324" cy="1332809"/>
+            <wp:effectExtent l="0" t="0" r="4445" b="1270"/>
+            <wp:docPr id="7" name="Imagen 7"/>
+            <wp:cNvGraphicFramePr>
+              <a:graphicFrameLocks xmlns:a="http://schemas.openxmlformats.org/drawingml/2006/main" noChangeAspect="1"/>
+            </wp:cNvGraphicFramePr>
+            <a:graphic xmlns:a="http://schemas.openxmlformats.org/drawingml/2006/main">
+              <a:graphicData uri="http://schemas.openxmlformats.org/drawingml/2006/picture">
+                <pic:pic xmlns:pic="http://schemas.openxmlformats.org/drawingml/2006/picture">
+                  <pic:nvPicPr>
+                    <pic:cNvPr id="1" name=""/>
+                    <pic:cNvPicPr/>
+                  </pic:nvPicPr>
+                  <pic:blipFill>
+                    <a:blip r:embed="rId14"/>
+                    <a:stretch>
+                      <a:fillRect/>
+                    </a:stretch>
+                  </pic:blipFill>
+                  <pic:spPr>
+                    <a:xfrm>
+                      <a:off x="0" y="0"/>
+                      <a:ext cx="6053647" cy="1367211"/>
+                    </a:xfrm>
+                    <a:prstGeom prst="rect">
+                      <a:avLst/>
+                    </a:prstGeom>
+                  </pic:spPr>
+                </pic:pic>
+              </a:graphicData>
+            </a:graphic>
+          </wp:inline>
+        </w:drawing>
+      </w:r>
+    </w:p>
+    <w:p/>
+    <w:p>
+      <w:pPr>
+        <w:pStyle w:val="Ttulo2"/>
+      </w:pPr>
+    </w:p>
+    <w:p>
+      <w:pPr>
+        <w:pStyle w:val="Ttulo2"/>
+        <w:spacing w:line="360" w:lineRule="auto"/>
+      </w:pPr>
+      <w:r>
+        <w:t>3.9 Conclusión del análisis</w:t>
+      </w:r>
+    </w:p>
+    <w:p>
+      <w:pPr>
+        <w:spacing w:line="360" w:lineRule="auto"/>
+        <w:ind w:firstLine="709"/>
+      </w:pPr>
+      <w:r>
+        <w:t>El análisis realizado ha permitido identificar los requisitos funcionales y no funcionales del sistema, establecer la estructura lógica de datos, definir las clases del modelo de negocio y detallar las interacciones clave entre los actores del sistema. Además, se diseñó un menú de navegación claro y eficiente, orientado a la experiencia del usuario.</w:t>
+      </w:r>
+    </w:p>
+    <w:p>
+      <w:pPr>
+        <w:spacing w:line="360" w:lineRule="auto"/>
+      </w:pPr>
+    </w:p>
+    <w:p>
+      <w:pPr>
+        <w:rPr>
+          <w:rStyle w:val="Ttulo1Car"/>
+        </w:rPr>
+      </w:pPr>
+      <w:r>
+        <w:t>Este capítulo sienta las bases para el diseño e implementación del sistema, garantizando una arquitectura sólida y escalable, adaptada a las necesidades de gestión de la empresa.</w:t>
+      </w:r>
+      <w:r>
+        <w:br/>
+      </w:r>
+      <w:r>
+        <w:lastRenderedPageBreak/>
+        <w:br/>
+      </w:r>
+      <w:r>
+        <w:rPr>
+          <w:rStyle w:val="Ttulo1Car"/>
+        </w:rPr>
+        <w:t>4.</w:t>
+      </w:r>
+      <w:r>
+        <w:rPr>
+          <w:rStyle w:val="Ttulo1Car"/>
+        </w:rPr>
+        <w:tab/>
+        <w:t>D</w:t>
+      </w:r>
+      <w:r>
+        <w:rPr>
+          <w:rStyle w:val="Ttulo1Car"/>
+        </w:rPr>
+        <w:t>ISEÑO</w:t>
+      </w:r>
+    </w:p>
+    <w:p>
+      <w:pPr>
+        <w:rPr>
+          <w:rStyle w:val="Ttulo1Car"/>
+        </w:rPr>
+      </w:pPr>
+    </w:p>
+    <w:p>
+      <w:pPr>
+        <w:pStyle w:val="Ttulo2"/>
+        <w:rPr>
+          <w:rStyle w:val="Ttulo1Car"/>
+          <w:sz w:val="26"/>
+          <w:szCs w:val="26"/>
+        </w:rPr>
+      </w:pPr>
+      <w:r>
+        <w:rPr>
+          <w:rStyle w:val="Ttulo1Car"/>
+          <w:sz w:val="26"/>
+          <w:szCs w:val="26"/>
+        </w:rPr>
+        <w:t xml:space="preserve">4.1 </w:t>
+      </w:r>
+      <w:r>
+        <w:rPr>
+          <w:rStyle w:val="Ttulo2Car"/>
+        </w:rPr>
+        <w:t>INTRODUCCIÓN</w:t>
+      </w:r>
+    </w:p>
+    <w:p>
+      <w:pPr>
+        <w:spacing w:line="360" w:lineRule="auto"/>
+        <w:ind w:firstLine="709"/>
+        <w:rPr>
+          <w:rStyle w:val="Ttulo1Car"/>
+        </w:rPr>
+      </w:pPr>
+      <w:r>
+        <w:t>El diseño del sistema es una fase crítica en la que se definen las bases técnicas sobre las que se construirá la solución. En esta etapa se concretan las decisiones relativas al entorno de desarrollo, la base de datos, la arquitectura de la aplicación y la organización de s</w:t>
+      </w:r>
+      <w:r>
+        <w:t xml:space="preserve">us componentes, de forma que se </w:t>
+      </w:r>
+      <w:r>
+        <w:t>garantice la escalabilidad, mantenibilidad y eficiencia del sistema</w:t>
+      </w:r>
+      <w:r>
+        <w:rPr>
+          <w:rStyle w:val="Ttulo1Car"/>
+        </w:rPr>
+        <w:t>.</w:t>
+      </w:r>
+    </w:p>
+    <w:p>
+      <w:pPr>
+        <w:spacing w:line="360" w:lineRule="auto"/>
+        <w:ind w:firstLine="709"/>
+        <w:rPr>
+          <w:rStyle w:val="Ttulo1Car"/>
+        </w:rPr>
+      </w:pPr>
+    </w:p>
+    <w:p>
+      <w:pPr>
+        <w:pStyle w:val="Ttulo3"/>
+      </w:pPr>
+      <w:r>
+        <w:t xml:space="preserve">4.1.1 </w:t>
+      </w:r>
+      <w:r>
+        <w:t xml:space="preserve">SELECCIÓN DE ENTORNO DE DESARROLLO </w:t>
+      </w:r>
+    </w:p>
+    <w:p/>
+    <w:p>
+      <w:pPr>
+        <w:spacing w:line="360" w:lineRule="auto"/>
+        <w:ind w:firstLine="709"/>
+      </w:pPr>
+      <w:r>
+        <w:t xml:space="preserve">Se ha optado por utilizar </w:t>
+      </w:r>
+      <w:proofErr w:type="spellStart"/>
+      <w:r>
+        <w:rPr>
+          <w:bCs/>
+        </w:rPr>
+        <w:t>Tauri</w:t>
+      </w:r>
+      <w:proofErr w:type="spellEnd"/>
+      <w:r>
+        <w:t xml:space="preserve"> como marco de desarrollo para construir una aplicación de escritorio multiplataforma. Esta decisión se justifica por los siguientes motivos:</w:t>
+      </w:r>
+    </w:p>
+    <w:p>
+      <w:pPr>
+        <w:numPr>
+          <w:ilvl w:val="0"/>
+          <w:numId w:val="52"/>
+        </w:numPr>
+        <w:spacing w:line="360" w:lineRule="auto"/>
+      </w:pPr>
+      <w:r>
+        <w:t>Permite desarrollar interfaces modernas utilizando tecnologías web (HTML, CSS y JavaScript, en este caso con Vue.js).</w:t>
+      </w:r>
+    </w:p>
+    <w:p>
+      <w:pPr>
+        <w:numPr>
+          <w:ilvl w:val="0"/>
+          <w:numId w:val="52"/>
+        </w:numPr>
+        <w:spacing w:line="360" w:lineRule="auto"/>
+      </w:pPr>
+      <w:r>
+        <w:t xml:space="preserve">Utiliza </w:t>
+      </w:r>
+      <w:proofErr w:type="spellStart"/>
+      <w:r>
+        <w:rPr>
+          <w:bCs/>
+        </w:rPr>
+        <w:t>Rust</w:t>
+      </w:r>
+      <w:proofErr w:type="spellEnd"/>
+      <w:r>
+        <w:t xml:space="preserve"> en el </w:t>
+      </w:r>
+      <w:proofErr w:type="spellStart"/>
+      <w:r>
+        <w:t>backend</w:t>
+      </w:r>
+      <w:proofErr w:type="spellEnd"/>
+      <w:r>
+        <w:t>, lo cual aporta seguridad, rendimiento y robustez.</w:t>
+      </w:r>
+    </w:p>
+    <w:p>
+      <w:pPr>
+        <w:numPr>
+          <w:ilvl w:val="0"/>
+          <w:numId w:val="52"/>
+        </w:numPr>
+        <w:spacing w:line="360" w:lineRule="auto"/>
+      </w:pPr>
+      <w:r>
+        <w:t xml:space="preserve">Ocupa muy pocos recursos en comparación con alternativas como </w:t>
+      </w:r>
+      <w:proofErr w:type="spellStart"/>
+      <w:r>
+        <w:t>Electron</w:t>
+      </w:r>
+      <w:proofErr w:type="spellEnd"/>
+      <w:r>
+        <w:t>.</w:t>
+      </w:r>
+    </w:p>
+    <w:p>
+      <w:pPr>
+        <w:numPr>
+          <w:ilvl w:val="0"/>
+          <w:numId w:val="52"/>
+        </w:numPr>
+        <w:spacing w:line="360" w:lineRule="auto"/>
+      </w:pPr>
+      <w:r>
+        <w:t>Ofrece integración directa con el sistema operativo, ideal para aplicaciones empresariales.</w:t>
+      </w:r>
+    </w:p>
+    <w:p>
+      <w:pPr>
+        <w:spacing w:line="360" w:lineRule="auto"/>
+      </w:pPr>
+      <w:r>
+        <w:t xml:space="preserve">Además, se emplea </w:t>
+      </w:r>
+      <w:r>
+        <w:rPr>
+          <w:bCs/>
+        </w:rPr>
+        <w:t xml:space="preserve">Visual Studio </w:t>
+      </w:r>
+      <w:proofErr w:type="spellStart"/>
+      <w:r>
+        <w:rPr>
+          <w:bCs/>
+        </w:rPr>
+        <w:t>Code</w:t>
+      </w:r>
+      <w:proofErr w:type="spellEnd"/>
+      <w:r>
+        <w:t xml:space="preserve"> como entorno de desarrollo por su compatibilidad con los lenguajes utilizados, sus extensiones útiles y su versatilidad.</w:t>
+      </w:r>
+    </w:p>
+    <w:p>
+      <w:pPr>
+        <w:pStyle w:val="Ttulo3"/>
+        <w:rPr>
+          <w:rFonts w:eastAsiaTheme="minorHAnsi" w:cs="Arial"/>
+          <w:b/>
+          <w:color w:val="auto"/>
+          <w:szCs w:val="22"/>
+        </w:rPr>
+      </w:pPr>
+    </w:p>
+    <w:p>
+      <w:pPr>
+        <w:pStyle w:val="Ttulo3"/>
+        <w:rPr>
+          <w:rFonts w:eastAsiaTheme="minorHAnsi" w:cs="Arial"/>
+          <w:b/>
+          <w:color w:val="auto"/>
+          <w:szCs w:val="22"/>
+        </w:rPr>
+      </w:pPr>
+    </w:p>
+    <w:p>
+      <w:pPr>
+        <w:pStyle w:val="Ttulo3"/>
+        <w:rPr>
+          <w:rFonts w:eastAsiaTheme="minorHAnsi"/>
+        </w:rPr>
+      </w:pPr>
+      <w:r>
+        <w:br/>
+      </w:r>
+      <w:r>
+        <w:rPr>
+          <w:rFonts w:eastAsiaTheme="minorHAnsi"/>
+        </w:rPr>
+        <w:t>4.1.2 Selección de base de datos</w:t>
+      </w:r>
+    </w:p>
+    <w:p/>
+    <w:p>
+      <w:pPr>
+        <w:spacing w:line="360" w:lineRule="auto"/>
+        <w:ind w:firstLine="709"/>
+      </w:pPr>
+      <w:r>
+        <w:t xml:space="preserve">Se eligió </w:t>
+      </w:r>
+      <w:proofErr w:type="spellStart"/>
+      <w:r>
+        <w:rPr>
+          <w:bCs/>
+        </w:rPr>
+        <w:t>PostgreSQL</w:t>
+      </w:r>
+      <w:proofErr w:type="spellEnd"/>
+      <w:r>
+        <w:t xml:space="preserve"> como sistema gestor de bases de datos por las siguientes razones:</w:t>
+      </w:r>
+    </w:p>
+    <w:p>
+      <w:pPr>
+        <w:numPr>
+          <w:ilvl w:val="0"/>
+          <w:numId w:val="53"/>
+        </w:numPr>
+        <w:spacing w:line="360" w:lineRule="auto"/>
+      </w:pPr>
+      <w:r>
+        <w:t>Es un sistema de código abierto, robusto y con una gran comunidad de soporte.</w:t>
+      </w:r>
+    </w:p>
+    <w:p>
+      <w:pPr>
+        <w:numPr>
+          <w:ilvl w:val="0"/>
+          <w:numId w:val="53"/>
+        </w:numPr>
+        <w:spacing w:line="360" w:lineRule="auto"/>
+      </w:pPr>
+      <w:r>
+        <w:t xml:space="preserve">Soporta relaciones complejas, integridad referencial y funciones avanzadas como </w:t>
+      </w:r>
+      <w:proofErr w:type="spellStart"/>
+      <w:r>
+        <w:t>triggers</w:t>
+      </w:r>
+      <w:proofErr w:type="spellEnd"/>
+      <w:r>
+        <w:t xml:space="preserve"> y funciones almacenadas.</w:t>
+      </w:r>
+    </w:p>
+    <w:p>
+      <w:pPr>
+        <w:numPr>
+          <w:ilvl w:val="0"/>
+          <w:numId w:val="53"/>
+        </w:numPr>
+        <w:spacing w:line="360" w:lineRule="auto"/>
+      </w:pPr>
+      <w:r>
+        <w:t>Ofrece buen rendimiento y escalabilidad para sistemas de gestión empresarial.</w:t>
+      </w:r>
+    </w:p>
+    <w:p>
+      <w:pPr>
+        <w:pStyle w:val="Prrafodelista"/>
+        <w:numPr>
+          <w:ilvl w:val="0"/>
+          <w:numId w:val="53"/>
+        </w:numPr>
+      </w:pPr>
+      <w:r>
+        <w:t>Permite realizar operaciones de cifrado y validación de datos de forma nativa.</w:t>
+      </w:r>
+      <w:r>
+        <w:br/>
+      </w:r>
+      <w:r>
+        <w:br/>
+      </w:r>
+      <w:r>
+        <w:br/>
+      </w:r>
+    </w:p>
+    <w:p>
+      <w:pPr>
+        <w:pStyle w:val="Ttulo2"/>
+      </w:pPr>
+      <w:r>
+        <w:rPr>
+          <w:rStyle w:val="Textoennegrita"/>
+          <w:b w:val="0"/>
+          <w:bCs w:val="0"/>
+        </w:rPr>
+        <w:t>4.2 Configuración de la plataforma</w:t>
+      </w:r>
+    </w:p>
+    <w:p>
+      <w:pPr>
+        <w:pStyle w:val="NormalWeb"/>
+        <w:rPr>
+          <w:rFonts w:ascii="Arial" w:hAnsi="Arial" w:cs="Arial"/>
+        </w:rPr>
+      </w:pPr>
+      <w:r>
+        <w:rPr>
+          <w:rFonts w:ascii="Arial" w:hAnsi="Arial" w:cs="Arial"/>
+        </w:rPr>
+        <w:t>La configuración del entorno se realizó siguiendo estos pasos:</w:t>
+      </w:r>
+    </w:p>
+    <w:p>
+      <w:pPr>
+        <w:pStyle w:val="NormalWeb"/>
+        <w:numPr>
+          <w:ilvl w:val="0"/>
+          <w:numId w:val="54"/>
+        </w:numPr>
+        <w:spacing w:line="360" w:lineRule="auto"/>
+        <w:ind w:hanging="357"/>
+        <w:rPr>
+          <w:rFonts w:ascii="Arial" w:hAnsi="Arial" w:cs="Arial"/>
+        </w:rPr>
+      </w:pPr>
+      <w:r>
+        <w:rPr>
+          <w:rFonts w:ascii="Arial" w:hAnsi="Arial" w:cs="Arial"/>
+        </w:rPr>
+        <w:t>Instalación del entorno de desarrollo:</w:t>
+      </w:r>
+    </w:p>
+    <w:p>
+      <w:pPr>
+        <w:pStyle w:val="NormalWeb"/>
+        <w:numPr>
+          <w:ilvl w:val="1"/>
+          <w:numId w:val="54"/>
+        </w:numPr>
+        <w:spacing w:line="360" w:lineRule="auto"/>
+        <w:ind w:hanging="357"/>
+        <w:rPr>
+          <w:rFonts w:ascii="Arial" w:hAnsi="Arial" w:cs="Arial"/>
+        </w:rPr>
+      </w:pPr>
+      <w:r>
+        <w:rPr>
+          <w:rFonts w:ascii="Arial" w:hAnsi="Arial" w:cs="Arial"/>
+        </w:rPr>
+        <w:t xml:space="preserve">Node.js y NPM para manejar dependencias del </w:t>
+      </w:r>
+      <w:proofErr w:type="spellStart"/>
+      <w:r>
+        <w:rPr>
+          <w:rFonts w:ascii="Arial" w:hAnsi="Arial" w:cs="Arial"/>
+        </w:rPr>
+        <w:t>frontend</w:t>
+      </w:r>
+      <w:proofErr w:type="spellEnd"/>
+      <w:r>
+        <w:rPr>
+          <w:rFonts w:ascii="Arial" w:hAnsi="Arial" w:cs="Arial"/>
+        </w:rPr>
+        <w:t>.</w:t>
+      </w:r>
+    </w:p>
+    <w:p>
+      <w:pPr>
+        <w:pStyle w:val="NormalWeb"/>
+        <w:numPr>
+          <w:ilvl w:val="1"/>
+          <w:numId w:val="54"/>
+        </w:numPr>
+        <w:spacing w:line="360" w:lineRule="auto"/>
+        <w:ind w:hanging="357"/>
+        <w:rPr>
+          <w:rFonts w:ascii="Arial" w:hAnsi="Arial" w:cs="Arial"/>
+        </w:rPr>
+      </w:pPr>
+      <w:proofErr w:type="spellStart"/>
+      <w:r>
+        <w:rPr>
+          <w:rFonts w:ascii="Arial" w:hAnsi="Arial" w:cs="Arial"/>
+        </w:rPr>
+        <w:t>Rust</w:t>
+      </w:r>
+      <w:proofErr w:type="spellEnd"/>
+      <w:r>
+        <w:rPr>
+          <w:rFonts w:ascii="Arial" w:hAnsi="Arial" w:cs="Arial"/>
+        </w:rPr>
+        <w:t xml:space="preserve"> y Cargo para compilar el </w:t>
+      </w:r>
+      <w:proofErr w:type="spellStart"/>
+      <w:r>
+        <w:rPr>
+          <w:rFonts w:ascii="Arial" w:hAnsi="Arial" w:cs="Arial"/>
+        </w:rPr>
+        <w:t>backend</w:t>
+      </w:r>
+      <w:proofErr w:type="spellEnd"/>
+      <w:r>
+        <w:rPr>
+          <w:rFonts w:ascii="Arial" w:hAnsi="Arial" w:cs="Arial"/>
+        </w:rPr>
+        <w:t xml:space="preserve"> de </w:t>
+      </w:r>
+      <w:proofErr w:type="spellStart"/>
+      <w:r>
+        <w:rPr>
+          <w:rFonts w:ascii="Arial" w:hAnsi="Arial" w:cs="Arial"/>
+        </w:rPr>
+        <w:t>Tauri</w:t>
+      </w:r>
+      <w:proofErr w:type="spellEnd"/>
+      <w:r>
+        <w:rPr>
+          <w:rFonts w:ascii="Arial" w:hAnsi="Arial" w:cs="Arial"/>
+        </w:rPr>
+        <w:t>.</w:t>
+      </w:r>
+    </w:p>
+    <w:p>
+      <w:pPr>
+        <w:pStyle w:val="NormalWeb"/>
+        <w:numPr>
+          <w:ilvl w:val="1"/>
+          <w:numId w:val="54"/>
+        </w:numPr>
+        <w:spacing w:line="360" w:lineRule="auto"/>
+        <w:ind w:hanging="357"/>
+        <w:rPr>
+          <w:rFonts w:ascii="Arial" w:hAnsi="Arial" w:cs="Arial"/>
+        </w:rPr>
+      </w:pPr>
+      <w:proofErr w:type="spellStart"/>
+      <w:r>
+        <w:rPr>
+          <w:rFonts w:ascii="Arial" w:hAnsi="Arial" w:cs="Arial"/>
+        </w:rPr>
+        <w:t>PostgreSQL</w:t>
+      </w:r>
+      <w:proofErr w:type="spellEnd"/>
+      <w:r>
+        <w:rPr>
+          <w:rFonts w:ascii="Arial" w:hAnsi="Arial" w:cs="Arial"/>
+        </w:rPr>
+        <w:t xml:space="preserve"> portátil para facilitar el despliegue y las pruebas locales.</w:t>
+      </w:r>
+    </w:p>
+    <w:p>
+      <w:pPr>
+        <w:pStyle w:val="NormalWeb"/>
+        <w:numPr>
+          <w:ilvl w:val="0"/>
+          <w:numId w:val="54"/>
+        </w:numPr>
+        <w:spacing w:line="360" w:lineRule="auto"/>
+        <w:ind w:hanging="357"/>
+        <w:rPr>
+          <w:rFonts w:ascii="Arial" w:hAnsi="Arial" w:cs="Arial"/>
+        </w:rPr>
+      </w:pPr>
+      <w:r>
+        <w:rPr>
+          <w:rFonts w:ascii="Arial" w:hAnsi="Arial" w:cs="Arial"/>
+        </w:rPr>
+        <w:t xml:space="preserve">Inicialización del proyecto con </w:t>
+      </w:r>
+      <w:proofErr w:type="spellStart"/>
+      <w:r>
+        <w:rPr>
+          <w:rStyle w:val="CdigoHTML"/>
+          <w:rFonts w:ascii="Arial" w:hAnsi="Arial" w:cs="Arial"/>
+          <w:sz w:val="24"/>
+          <w:szCs w:val="24"/>
+        </w:rPr>
+        <w:t>tauri</w:t>
+      </w:r>
+      <w:proofErr w:type="spellEnd"/>
+      <w:r>
+        <w:rPr>
+          <w:rStyle w:val="CdigoHTML"/>
+          <w:rFonts w:ascii="Arial" w:hAnsi="Arial" w:cs="Arial"/>
+          <w:sz w:val="24"/>
+          <w:szCs w:val="24"/>
+        </w:rPr>
+        <w:t xml:space="preserve"> </w:t>
+      </w:r>
+      <w:proofErr w:type="spellStart"/>
+      <w:r>
+        <w:rPr>
+          <w:rStyle w:val="CdigoHTML"/>
+          <w:rFonts w:ascii="Arial" w:hAnsi="Arial" w:cs="Arial"/>
+          <w:sz w:val="24"/>
+          <w:szCs w:val="24"/>
+        </w:rPr>
+        <w:t>init</w:t>
+      </w:r>
+      <w:proofErr w:type="spellEnd"/>
+      <w:r>
+        <w:rPr>
+          <w:rFonts w:ascii="Arial" w:hAnsi="Arial" w:cs="Arial"/>
+        </w:rPr>
+        <w:t xml:space="preserve"> </w:t>
+      </w:r>
+    </w:p>
+    <w:p>
+      <w:pPr>
+        <w:pStyle w:val="NormalWeb"/>
+        <w:numPr>
+          <w:ilvl w:val="0"/>
+          <w:numId w:val="54"/>
+        </w:numPr>
+        <w:spacing w:line="360" w:lineRule="auto"/>
+        <w:ind w:hanging="357"/>
+        <w:rPr>
+          <w:rFonts w:ascii="Arial" w:hAnsi="Arial" w:cs="Arial"/>
+        </w:rPr>
+      </w:pPr>
+      <w:r>
+        <w:rPr>
+          <w:rFonts w:ascii="Arial" w:hAnsi="Arial" w:cs="Arial"/>
+        </w:rPr>
+        <w:t xml:space="preserve">Configuración de la conexión entre el </w:t>
+      </w:r>
+      <w:proofErr w:type="spellStart"/>
+      <w:r>
+        <w:rPr>
+          <w:rFonts w:ascii="Arial" w:hAnsi="Arial" w:cs="Arial"/>
+        </w:rPr>
+        <w:t>backend</w:t>
+      </w:r>
+      <w:proofErr w:type="spellEnd"/>
+      <w:r>
+        <w:rPr>
+          <w:rFonts w:ascii="Arial" w:hAnsi="Arial" w:cs="Arial"/>
+        </w:rPr>
+        <w:t xml:space="preserve"> en </w:t>
+      </w:r>
+      <w:proofErr w:type="spellStart"/>
+      <w:r>
+        <w:rPr>
+          <w:rFonts w:ascii="Arial" w:hAnsi="Arial" w:cs="Arial"/>
+        </w:rPr>
+        <w:t>Rust</w:t>
+      </w:r>
+      <w:proofErr w:type="spellEnd"/>
+      <w:r>
+        <w:rPr>
+          <w:rFonts w:ascii="Arial" w:hAnsi="Arial" w:cs="Arial"/>
+        </w:rPr>
+        <w:t xml:space="preserve"> y la base de datos </w:t>
+      </w:r>
+      <w:proofErr w:type="spellStart"/>
+      <w:r>
+        <w:rPr>
+          <w:rFonts w:ascii="Arial" w:hAnsi="Arial" w:cs="Arial"/>
+        </w:rPr>
+        <w:t>PostgreSQL</w:t>
+      </w:r>
+      <w:proofErr w:type="spellEnd"/>
+      <w:r>
+        <w:rPr>
+          <w:rFonts w:ascii="Arial" w:hAnsi="Arial" w:cs="Arial"/>
+        </w:rPr>
+        <w:t xml:space="preserve"> usando la biblioteca </w:t>
+      </w:r>
+      <w:proofErr w:type="spellStart"/>
+      <w:r>
+        <w:rPr>
+          <w:rStyle w:val="CdigoHTML"/>
+          <w:rFonts w:ascii="Arial" w:hAnsi="Arial" w:cs="Arial"/>
+          <w:sz w:val="24"/>
+          <w:szCs w:val="24"/>
+        </w:rPr>
+        <w:t>tokio-postgres</w:t>
+      </w:r>
+      <w:proofErr w:type="spellEnd"/>
+      <w:r>
+        <w:rPr>
+          <w:rFonts w:ascii="Arial" w:hAnsi="Arial" w:cs="Arial"/>
+        </w:rPr>
+        <w:t>.</w:t>
+      </w:r>
+    </w:p>
+    <w:p>
+      <w:pPr>
+        <w:pStyle w:val="NormalWeb"/>
+        <w:numPr>
+          <w:ilvl w:val="0"/>
+          <w:numId w:val="54"/>
+        </w:numPr>
+        <w:spacing w:line="360" w:lineRule="auto"/>
+        <w:ind w:hanging="357"/>
+        <w:rPr>
+          <w:rFonts w:ascii="Arial" w:hAnsi="Arial" w:cs="Arial"/>
+        </w:rPr>
+      </w:pPr>
+      <w:r>
+        <w:rPr>
+          <w:rFonts w:ascii="Arial" w:hAnsi="Arial" w:cs="Arial"/>
+        </w:rPr>
+        <w:t>Implementación de funcionalidades de seguridad:</w:t>
+      </w:r>
+    </w:p>
+    <w:p>
+      <w:pPr>
+        <w:pStyle w:val="NormalWeb"/>
+        <w:numPr>
+          <w:ilvl w:val="1"/>
+          <w:numId w:val="54"/>
+        </w:numPr>
+        <w:spacing w:line="360" w:lineRule="auto"/>
+        <w:ind w:hanging="357"/>
+        <w:rPr>
+          <w:rFonts w:ascii="Arial" w:hAnsi="Arial" w:cs="Arial"/>
+        </w:rPr>
+      </w:pPr>
+      <w:r>
+        <w:rPr>
+          <w:rFonts w:ascii="Arial" w:hAnsi="Arial" w:cs="Arial"/>
+        </w:rPr>
+        <w:t xml:space="preserve">Cifrado de contraseñas con </w:t>
+      </w:r>
+      <w:r>
+        <w:rPr>
+          <w:rStyle w:val="CdigoHTML"/>
+          <w:rFonts w:ascii="Arial" w:hAnsi="Arial" w:cs="Arial"/>
+          <w:sz w:val="24"/>
+          <w:szCs w:val="24"/>
+        </w:rPr>
+        <w:t>argon2</w:t>
+      </w:r>
+      <w:r>
+        <w:rPr>
+          <w:rFonts w:ascii="Arial" w:hAnsi="Arial" w:cs="Arial"/>
+        </w:rPr>
+        <w:t>.</w:t>
+      </w:r>
+    </w:p>
+    <w:p>
+      <w:pPr>
+        <w:pStyle w:val="NormalWeb"/>
+        <w:numPr>
+          <w:ilvl w:val="1"/>
+          <w:numId w:val="54"/>
+        </w:numPr>
+        <w:spacing w:line="360" w:lineRule="auto"/>
+        <w:ind w:hanging="357"/>
+        <w:rPr>
+          <w:rFonts w:ascii="Arial" w:hAnsi="Arial" w:cs="Arial"/>
+        </w:rPr>
+      </w:pPr>
+      <w:r>
+        <w:rPr>
+          <w:rFonts w:ascii="Arial" w:hAnsi="Arial" w:cs="Arial"/>
+        </w:rPr>
+        <w:t>Validación de roles para control de acceso.</w:t>
+      </w:r>
+    </w:p>
+    <w:p>
+      <w:pPr>
+        <w:pStyle w:val="NormalWeb"/>
+        <w:numPr>
+          <w:ilvl w:val="0"/>
+          <w:numId w:val="54"/>
+        </w:numPr>
+        <w:spacing w:line="360" w:lineRule="auto"/>
+        <w:ind w:hanging="357"/>
+        <w:rPr>
+          <w:rFonts w:ascii="Arial" w:hAnsi="Arial" w:cs="Arial"/>
+        </w:rPr>
+      </w:pPr>
+      <w:r>
+        <w:rPr>
+          <w:rFonts w:ascii="Arial" w:hAnsi="Arial" w:cs="Arial"/>
+        </w:rPr>
+        <w:t xml:space="preserve">Organización modular de las funcionalidades (empleados, clientes, inventario, etc.) en componentes </w:t>
+      </w:r>
+      <w:proofErr w:type="spellStart"/>
+      <w:r>
+        <w:rPr>
+          <w:rFonts w:ascii="Arial" w:hAnsi="Arial" w:cs="Arial"/>
+        </w:rPr>
+        <w:t>Vue</w:t>
+      </w:r>
+      <w:proofErr w:type="spellEnd"/>
+      <w:r>
+        <w:rPr>
+          <w:rFonts w:ascii="Arial" w:hAnsi="Arial" w:cs="Arial"/>
+        </w:rPr>
+        <w:t xml:space="preserve"> y comandos </w:t>
+      </w:r>
+      <w:proofErr w:type="spellStart"/>
+      <w:r>
+        <w:rPr>
+          <w:rFonts w:ascii="Arial" w:hAnsi="Arial" w:cs="Arial"/>
+        </w:rPr>
+        <w:t>Rust</w:t>
+      </w:r>
+      <w:proofErr w:type="spellEnd"/>
+      <w:r>
+        <w:rPr>
+          <w:rFonts w:ascii="Arial" w:hAnsi="Arial" w:cs="Arial"/>
+        </w:rPr>
+        <w:t xml:space="preserve"> separados.</w:t>
+      </w:r>
+    </w:p>
+    <w:p>
+      <w:pPr>
+        <w:pStyle w:val="Ttulo2"/>
+      </w:pPr>
+    </w:p>
+    <w:p>
+      <w:pPr>
+        <w:pStyle w:val="Ttulo2"/>
+      </w:pPr>
+      <w:r>
+        <w:rPr>
+          <w:rStyle w:val="Textoennegrita"/>
+          <w:b w:val="0"/>
+          <w:bCs w:val="0"/>
+        </w:rPr>
+        <w:t>4.3 Capas de la aplicación</w:t>
+      </w:r>
+    </w:p>
+    <w:p>
+      <w:pPr>
+        <w:pStyle w:val="NormalWeb"/>
+        <w:spacing w:line="360" w:lineRule="auto"/>
+        <w:ind w:firstLine="709"/>
+        <w:rPr>
+          <w:rFonts w:ascii="Arial" w:hAnsi="Arial" w:cs="Arial"/>
+        </w:rPr>
+      </w:pPr>
+      <w:r>
+        <w:rPr>
+          <w:rFonts w:ascii="Arial" w:hAnsi="Arial" w:cs="Arial"/>
+        </w:rPr>
+        <w:t xml:space="preserve">La aplicación sigue una </w:t>
+      </w:r>
+      <w:r>
+        <w:rPr>
+          <w:rStyle w:val="Textoennegrita"/>
+          <w:rFonts w:ascii="Arial" w:hAnsi="Arial" w:cs="Arial"/>
+        </w:rPr>
+        <w:t>arquitectura multicapa</w:t>
+      </w:r>
+      <w:r>
+        <w:rPr>
+          <w:rFonts w:ascii="Arial" w:hAnsi="Arial" w:cs="Arial"/>
+        </w:rPr>
+        <w:t>, que separa claramente la lógica de presentación, la lógica de negocio y el acceso a datos. Las capas principales son:</w:t>
+      </w:r>
+    </w:p>
+    <w:p>
+      <w:pPr>
+        <w:pStyle w:val="NormalWeb"/>
+        <w:numPr>
+          <w:ilvl w:val="0"/>
+          <w:numId w:val="55"/>
+        </w:numPr>
+        <w:spacing w:line="360" w:lineRule="auto"/>
+        <w:rPr>
+          <w:rFonts w:ascii="Arial" w:hAnsi="Arial" w:cs="Arial"/>
+        </w:rPr>
+      </w:pPr>
+      <w:r>
+        <w:rPr>
+          <w:rStyle w:val="Textoennegrita"/>
+          <w:rFonts w:ascii="Arial" w:hAnsi="Arial" w:cs="Arial"/>
+        </w:rPr>
+        <w:t>Capa de presentación (</w:t>
+      </w:r>
+      <w:proofErr w:type="spellStart"/>
+      <w:r>
+        <w:rPr>
+          <w:rStyle w:val="Textoennegrita"/>
+          <w:rFonts w:ascii="Arial" w:hAnsi="Arial" w:cs="Arial"/>
+        </w:rPr>
+        <w:t>Frontend</w:t>
+      </w:r>
+      <w:proofErr w:type="spellEnd"/>
+      <w:r>
+        <w:rPr>
+          <w:rStyle w:val="Textoennegrita"/>
+          <w:rFonts w:ascii="Arial" w:hAnsi="Arial" w:cs="Arial"/>
+        </w:rPr>
+        <w:t>):</w:t>
+      </w:r>
+    </w:p>
+    <w:p>
+      <w:pPr>
+        <w:pStyle w:val="NormalWeb"/>
+        <w:numPr>
+          <w:ilvl w:val="1"/>
+          <w:numId w:val="55"/>
+        </w:numPr>
+        <w:spacing w:line="360" w:lineRule="auto"/>
+        <w:rPr>
+          <w:rFonts w:ascii="Arial" w:hAnsi="Arial" w:cs="Arial"/>
+        </w:rPr>
+      </w:pPr>
+      <w:r>
+        <w:rPr>
+          <w:rFonts w:ascii="Arial" w:hAnsi="Arial" w:cs="Arial"/>
+        </w:rPr>
+        <w:t xml:space="preserve">Desarrollada con </w:t>
+      </w:r>
+      <w:r>
+        <w:rPr>
+          <w:rStyle w:val="Textoennegrita"/>
+          <w:rFonts w:ascii="Arial" w:hAnsi="Arial" w:cs="Arial"/>
+        </w:rPr>
+        <w:t>Vue.js</w:t>
+      </w:r>
+      <w:r>
+        <w:rPr>
+          <w:rFonts w:ascii="Arial" w:hAnsi="Arial" w:cs="Arial"/>
+        </w:rPr>
+        <w:t>.</w:t>
+      </w:r>
+    </w:p>
+    <w:p>
+      <w:pPr>
+        <w:pStyle w:val="NormalWeb"/>
+        <w:numPr>
+          <w:ilvl w:val="1"/>
+          <w:numId w:val="55"/>
+        </w:numPr>
+        <w:spacing w:line="360" w:lineRule="auto"/>
+        <w:rPr>
+          <w:rFonts w:ascii="Arial" w:hAnsi="Arial" w:cs="Arial"/>
+        </w:rPr>
+      </w:pPr>
+      <w:r>
+        <w:rPr>
+          <w:rFonts w:ascii="Arial" w:hAnsi="Arial" w:cs="Arial"/>
+        </w:rPr>
+        <w:t>Encargada de mostrar la interfaz, recibir entradas del usuario y mostrar resultados.</w:t>
+      </w:r>
+    </w:p>
+    <w:p>
+      <w:pPr>
+        <w:pStyle w:val="NormalWeb"/>
+        <w:numPr>
+          <w:ilvl w:val="0"/>
+          <w:numId w:val="55"/>
+        </w:numPr>
+        <w:spacing w:line="360" w:lineRule="auto"/>
+        <w:rPr>
+          <w:rFonts w:ascii="Arial" w:hAnsi="Arial" w:cs="Arial"/>
+        </w:rPr>
+      </w:pPr>
+      <w:r>
+        <w:rPr>
+          <w:rStyle w:val="Textoennegrita"/>
+          <w:rFonts w:ascii="Arial" w:hAnsi="Arial" w:cs="Arial"/>
+        </w:rPr>
+        <w:t>Capa de lógica de negocio (</w:t>
+      </w:r>
+      <w:proofErr w:type="spellStart"/>
+      <w:r>
+        <w:rPr>
+          <w:rStyle w:val="Textoennegrita"/>
+          <w:rFonts w:ascii="Arial" w:hAnsi="Arial" w:cs="Arial"/>
+        </w:rPr>
+        <w:t>Backend</w:t>
+      </w:r>
+      <w:proofErr w:type="spellEnd"/>
+      <w:r>
+        <w:rPr>
+          <w:rStyle w:val="Textoennegrita"/>
+          <w:rFonts w:ascii="Arial" w:hAnsi="Arial" w:cs="Arial"/>
+        </w:rPr>
+        <w:t xml:space="preserve"> </w:t>
+      </w:r>
+      <w:proofErr w:type="spellStart"/>
+      <w:r>
+        <w:rPr>
+          <w:rStyle w:val="Textoennegrita"/>
+          <w:rFonts w:ascii="Arial" w:hAnsi="Arial" w:cs="Arial"/>
+        </w:rPr>
+        <w:t>Tauri</w:t>
+      </w:r>
+      <w:proofErr w:type="spellEnd"/>
+      <w:r>
+        <w:rPr>
+          <w:rStyle w:val="Textoennegrita"/>
+          <w:rFonts w:ascii="Arial" w:hAnsi="Arial" w:cs="Arial"/>
+        </w:rPr>
+        <w:t xml:space="preserve"> en </w:t>
+      </w:r>
+      <w:proofErr w:type="spellStart"/>
+      <w:r>
+        <w:rPr>
+          <w:rStyle w:val="Textoennegrita"/>
+          <w:rFonts w:ascii="Arial" w:hAnsi="Arial" w:cs="Arial"/>
+        </w:rPr>
+        <w:t>Rust</w:t>
+      </w:r>
+      <w:proofErr w:type="spellEnd"/>
+      <w:r>
+        <w:rPr>
+          <w:rStyle w:val="Textoennegrita"/>
+          <w:rFonts w:ascii="Arial" w:hAnsi="Arial" w:cs="Arial"/>
+        </w:rPr>
+        <w:t>):</w:t>
+      </w:r>
+    </w:p>
+    <w:p>
+      <w:pPr>
+        <w:pStyle w:val="NormalWeb"/>
+        <w:numPr>
+          <w:ilvl w:val="1"/>
+          <w:numId w:val="55"/>
+        </w:numPr>
+        <w:spacing w:line="360" w:lineRule="auto"/>
+        <w:rPr>
+          <w:rFonts w:ascii="Arial" w:hAnsi="Arial" w:cs="Arial"/>
+        </w:rPr>
+      </w:pPr>
+      <w:r>
+        <w:rPr>
+          <w:rFonts w:ascii="Arial" w:hAnsi="Arial" w:cs="Arial"/>
+        </w:rPr>
+        <w:t xml:space="preserve">Contiene los comandos que procesan las operaciones, como el </w:t>
+      </w:r>
+      <w:proofErr w:type="spellStart"/>
+      <w:r>
+        <w:rPr>
+          <w:rFonts w:ascii="Arial" w:hAnsi="Arial" w:cs="Arial"/>
+        </w:rPr>
+        <w:t>login</w:t>
+      </w:r>
+      <w:proofErr w:type="spellEnd"/>
+      <w:r>
+        <w:rPr>
+          <w:rFonts w:ascii="Arial" w:hAnsi="Arial" w:cs="Arial"/>
+        </w:rPr>
+        <w:t>, inserciones, consultas, etc.</w:t>
+      </w:r>
+    </w:p>
+    <w:p>
+      <w:pPr>
+        <w:pStyle w:val="NormalWeb"/>
+        <w:numPr>
+          <w:ilvl w:val="1"/>
+          <w:numId w:val="55"/>
+        </w:numPr>
+        <w:spacing w:line="360" w:lineRule="auto"/>
+        <w:rPr>
+          <w:rFonts w:ascii="Arial" w:hAnsi="Arial" w:cs="Arial"/>
+        </w:rPr>
+      </w:pPr>
+      <w:r>
+        <w:rPr>
+          <w:rFonts w:ascii="Arial" w:hAnsi="Arial" w:cs="Arial"/>
+        </w:rPr>
+        <w:t>Realiza validaciones y procesamiento antes de interactuar con la base de datos.</w:t>
+      </w:r>
+    </w:p>
+    <w:p>
+      <w:pPr>
+        <w:pStyle w:val="NormalWeb"/>
+        <w:numPr>
+          <w:ilvl w:val="0"/>
+          <w:numId w:val="55"/>
+        </w:numPr>
+        <w:spacing w:line="360" w:lineRule="auto"/>
+        <w:rPr>
+          <w:rFonts w:ascii="Arial" w:hAnsi="Arial" w:cs="Arial"/>
+        </w:rPr>
+      </w:pPr>
+      <w:r>
+        <w:rPr>
+          <w:rStyle w:val="Textoennegrita"/>
+          <w:rFonts w:ascii="Arial" w:hAnsi="Arial" w:cs="Arial"/>
+        </w:rPr>
+        <w:t>Capa de datos (</w:t>
+      </w:r>
+      <w:proofErr w:type="spellStart"/>
+      <w:r>
+        <w:rPr>
+          <w:rStyle w:val="Textoennegrita"/>
+          <w:rFonts w:ascii="Arial" w:hAnsi="Arial" w:cs="Arial"/>
+        </w:rPr>
+        <w:t>PostgreSQL</w:t>
+      </w:r>
+      <w:proofErr w:type="spellEnd"/>
+      <w:r>
+        <w:rPr>
+          <w:rStyle w:val="Textoennegrita"/>
+          <w:rFonts w:ascii="Arial" w:hAnsi="Arial" w:cs="Arial"/>
+        </w:rPr>
+        <w:t>):</w:t>
+      </w:r>
+    </w:p>
+    <w:p>
+      <w:pPr>
+        <w:pStyle w:val="NormalWeb"/>
+        <w:numPr>
+          <w:ilvl w:val="1"/>
+          <w:numId w:val="55"/>
+        </w:numPr>
+        <w:spacing w:line="360" w:lineRule="auto"/>
+        <w:rPr>
+          <w:rFonts w:ascii="Arial" w:hAnsi="Arial" w:cs="Arial"/>
+        </w:rPr>
+      </w:pPr>
+      <w:r>
+        <w:rPr>
+          <w:rFonts w:ascii="Arial" w:hAnsi="Arial" w:cs="Arial"/>
+        </w:rPr>
+        <w:t>Almacena la información del sistema de forma estructurada.</w:t>
+      </w:r>
+    </w:p>
+    <w:p>
+      <w:pPr>
+        <w:pStyle w:val="NormalWeb"/>
+        <w:numPr>
+          <w:ilvl w:val="1"/>
+          <w:numId w:val="55"/>
+        </w:numPr>
+        <w:spacing w:line="360" w:lineRule="auto"/>
+        <w:rPr>
+          <w:rFonts w:ascii="Arial" w:hAnsi="Arial" w:cs="Arial"/>
+        </w:rPr>
+      </w:pPr>
+      <w:r>
+        <w:rPr>
+          <w:rFonts w:ascii="Arial" w:hAnsi="Arial" w:cs="Arial"/>
+        </w:rPr>
+        <w:t xml:space="preserve">Contiene funciones y </w:t>
+      </w:r>
+      <w:proofErr w:type="spellStart"/>
+      <w:r>
+        <w:rPr>
+          <w:rFonts w:ascii="Arial" w:hAnsi="Arial" w:cs="Arial"/>
+        </w:rPr>
+        <w:t>triggers</w:t>
+      </w:r>
+      <w:proofErr w:type="spellEnd"/>
+      <w:r>
+        <w:rPr>
+          <w:rFonts w:ascii="Arial" w:hAnsi="Arial" w:cs="Arial"/>
+        </w:rPr>
+        <w:t xml:space="preserve"> para automatizar ciertas operaciones como actualización de stock.</w:t>
+      </w:r>
+    </w:p>
+    <w:p>
+      <w:pPr>
+        <w:pStyle w:val="NormalWeb"/>
+        <w:spacing w:line="360" w:lineRule="auto"/>
+        <w:rPr>
+          <w:rFonts w:ascii="Arial" w:hAnsi="Arial" w:cs="Arial"/>
+        </w:rPr>
+      </w:pPr>
+      <w:r>
+        <w:rPr>
+          <w:rFonts w:ascii="Arial" w:hAnsi="Arial" w:cs="Arial"/>
+        </w:rPr>
+        <w:t>Esta separación facilita el mantenimiento y mejora la seguridad, ya que las operaciones críticas no se exponen al usuario directamente.</w:t>
+      </w:r>
+    </w:p>
+    <w:p>
+      <w:pPr>
+        <w:spacing w:line="360" w:lineRule="auto"/>
+      </w:pPr>
+      <w:r>
+        <w:br w:type="page"/>
+      </w:r>
+    </w:p>
+    <w:p>
+      <w:pPr>
+        <w:spacing w:line="360" w:lineRule="auto"/>
+      </w:pPr>
+    </w:p>
+    <w:p>
+      <w:pPr>
+        <w:pStyle w:val="Ttulo2"/>
+      </w:pPr>
+      <w:r>
+        <w:rPr>
+          <w:rStyle w:val="Textoennegrita"/>
+          <w:b w:val="0"/>
+          <w:bCs w:val="0"/>
+        </w:rPr>
+        <w:t>4.4 Estructura de la base de datos</w:t>
+      </w:r>
+    </w:p>
+    <w:p>
+      <w:pPr>
+        <w:pStyle w:val="NormalWeb"/>
+        <w:spacing w:line="360" w:lineRule="auto"/>
+        <w:ind w:firstLine="709"/>
+        <w:rPr>
+          <w:rFonts w:ascii="Arial" w:hAnsi="Arial" w:cs="Arial"/>
+        </w:rPr>
+      </w:pPr>
+      <w:r>
+        <w:rPr>
+          <w:rFonts w:ascii="Arial" w:hAnsi="Arial" w:cs="Arial"/>
+        </w:rPr>
+        <w:t>La base de datos está compuesta por las siguientes tablas:</w:t>
+      </w:r>
+    </w:p>
+    <w:p>
+      <w:pPr>
+        <w:pStyle w:val="NormalWeb"/>
+        <w:spacing w:line="360" w:lineRule="auto"/>
+        <w:rPr>
+          <w:rFonts w:ascii="Arial" w:hAnsi="Arial" w:cs="Arial"/>
+        </w:rPr>
+      </w:pPr>
+      <w:r>
+        <w:rPr>
+          <w:rStyle w:val="CdigoHTML"/>
+          <w:rFonts w:ascii="Arial" w:hAnsi="Arial" w:cs="Arial"/>
+        </w:rPr>
+        <w:drawing>
+          <wp:inline distT="0" distB="0" distL="0" distR="0" wp14:anchorId="2B5E49B6" wp14:editId="11DDA611">
+            <wp:extent cx="5933681" cy="3617843"/>
+            <wp:effectExtent l="0" t="0" r="0" b="1905"/>
+            <wp:docPr id="8" name="Imagen 8"/>
+            <wp:cNvGraphicFramePr>
+              <a:graphicFrameLocks xmlns:a="http://schemas.openxmlformats.org/drawingml/2006/main" noChangeAspect="1"/>
+            </wp:cNvGraphicFramePr>
+            <a:graphic xmlns:a="http://schemas.openxmlformats.org/drawingml/2006/main">
+              <a:graphicData uri="http://schemas.openxmlformats.org/drawingml/2006/picture">
+                <pic:pic xmlns:pic="http://schemas.openxmlformats.org/drawingml/2006/picture">
+                  <pic:nvPicPr>
+                    <pic:cNvPr id="1" name=""/>
+                    <pic:cNvPicPr/>
+                  </pic:nvPicPr>
+                  <pic:blipFill>
+                    <a:blip r:embed="rId15"/>
+                    <a:stretch>
+                      <a:fillRect/>
+                    </a:stretch>
+                  </pic:blipFill>
+                  <pic:spPr>
+                    <a:xfrm>
+                      <a:off x="0" y="0"/>
+                      <a:ext cx="5954189" cy="3630347"/>
+                    </a:xfrm>
+                    <a:prstGeom prst="rect">
+                      <a:avLst/>
+                    </a:prstGeom>
+                  </pic:spPr>
+                </pic:pic>
+              </a:graphicData>
+            </a:graphic>
+          </wp:inline>
+        </w:drawing>
+      </w:r>
+    </w:p>
+    <w:p>
+      <w:pPr>
+        <w:pStyle w:val="NormalWeb"/>
+        <w:spacing w:line="360" w:lineRule="auto"/>
+        <w:rPr>
+          <w:rFonts w:ascii="Arial" w:hAnsi="Arial" w:cs="Arial"/>
+        </w:rPr>
+      </w:pPr>
+      <w:r>
+        <w:rPr>
+          <w:rFonts w:ascii="Arial" w:hAnsi="Arial" w:cs="Arial"/>
+        </w:rPr>
+        <w:t xml:space="preserve">Cada tabla está normalizada y cuenta con claves primarias y foráneas para garantizar la integridad referencial. Además, se han definido funciones y </w:t>
+      </w:r>
+      <w:proofErr w:type="spellStart"/>
+      <w:r>
+        <w:rPr>
+          <w:rFonts w:ascii="Arial" w:hAnsi="Arial" w:cs="Arial"/>
+        </w:rPr>
+        <w:t>triggers</w:t>
+      </w:r>
+      <w:proofErr w:type="spellEnd"/>
+      <w:r>
+        <w:rPr>
+          <w:rFonts w:ascii="Arial" w:hAnsi="Arial" w:cs="Arial"/>
+        </w:rPr>
+        <w:t xml:space="preserve"> que:</w:t>
+      </w:r>
+    </w:p>
+    <w:p>
+      <w:pPr>
+        <w:pStyle w:val="NormalWeb"/>
+        <w:numPr>
+          <w:ilvl w:val="0"/>
+          <w:numId w:val="56"/>
+        </w:numPr>
+        <w:spacing w:line="360" w:lineRule="auto"/>
+        <w:rPr>
+          <w:rFonts w:ascii="Arial" w:hAnsi="Arial" w:cs="Arial"/>
+        </w:rPr>
+      </w:pPr>
+      <w:r>
+        <w:rPr>
+          <w:rFonts w:ascii="Arial" w:hAnsi="Arial" w:cs="Arial"/>
+        </w:rPr>
+        <w:t>Cifran contraseñas al insertar nuevos usuarios.</w:t>
+      </w:r>
+    </w:p>
+    <w:p>
+      <w:pPr>
+        <w:pStyle w:val="NormalWeb"/>
+        <w:numPr>
+          <w:ilvl w:val="0"/>
+          <w:numId w:val="56"/>
+        </w:numPr>
+        <w:spacing w:line="360" w:lineRule="auto"/>
+        <w:rPr>
+          <w:rFonts w:ascii="Arial" w:hAnsi="Arial" w:cs="Arial"/>
+        </w:rPr>
+      </w:pPr>
+      <w:r>
+        <w:rPr>
+          <w:rFonts w:ascii="Arial" w:hAnsi="Arial" w:cs="Arial"/>
+        </w:rPr>
+        <w:t>Actualizan el stock de productos automáticamente tras una compra o venta.</w:t>
+      </w:r>
+    </w:p>
+    <w:p>
+      <w:pPr>
+        <w:spacing w:line="360" w:lineRule="auto"/>
+      </w:pPr>
+      <w:r>
+        <w:br/>
+      </w:r>
+      <w:r>
+        <w:br/>
+      </w:r>
+    </w:p>
+    <w:p>
+      <w:r>
+        <w:br w:type="page"/>
+      </w:r>
+    </w:p>
+    <w:p>
+      <w:pPr>
+        <w:pStyle w:val="Ttulo3"/>
+        <w:rPr>
+          <w:rStyle w:val="Textoennegrita"/>
+          <w:b w:val="0"/>
+          <w:bCs w:val="0"/>
+        </w:rPr>
+      </w:pPr>
+    </w:p>
+    <w:p>
+      <w:pPr>
+        <w:pStyle w:val="Ttulo2"/>
+      </w:pPr>
+      <w:r>
+        <w:rPr>
+          <w:rStyle w:val="Textoennegrita"/>
+          <w:b w:val="0"/>
+          <w:bCs w:val="0"/>
+        </w:rPr>
+        <w:t>4.5 Arquitectura de la aplicación</w:t>
+      </w:r>
+    </w:p>
+    <w:p>
+      <w:pPr>
+        <w:pStyle w:val="NormalWeb"/>
+        <w:spacing w:line="360" w:lineRule="auto"/>
+        <w:ind w:firstLine="709"/>
+        <w:rPr>
+          <w:rFonts w:ascii="Arial" w:hAnsi="Arial" w:cs="Arial"/>
+        </w:rPr>
+      </w:pPr>
+      <w:r>
+        <w:rPr>
+          <w:rFonts w:ascii="Arial" w:hAnsi="Arial" w:cs="Arial"/>
+        </w:rPr>
+        <w:t xml:space="preserve">La arquitectura sigue el patrón </w:t>
+      </w:r>
+      <w:r>
+        <w:rPr>
+          <w:rStyle w:val="Textoennegrita"/>
+          <w:rFonts w:ascii="Arial" w:hAnsi="Arial" w:cs="Arial"/>
+        </w:rPr>
+        <w:t>cliente-servidor</w:t>
+      </w:r>
+      <w:r>
+        <w:rPr>
+          <w:rFonts w:ascii="Arial" w:hAnsi="Arial" w:cs="Arial"/>
+        </w:rPr>
+        <w:t>, con un enfoque modular:</w:t>
+      </w:r>
+    </w:p>
+    <w:p>
+      <w:pPr>
+        <w:pStyle w:val="NormalWeb"/>
+        <w:spacing w:line="360" w:lineRule="auto"/>
+        <w:rPr>
+          <w:rStyle w:val="CdigoHTML"/>
+          <w:rFonts w:ascii="Arial" w:hAnsi="Arial" w:cs="Arial"/>
+          <w:sz w:val="24"/>
+          <w:szCs w:val="24"/>
+        </w:rPr>
+      </w:pPr>
+      <w:r>
+        <w:rPr>
+          <w:rStyle w:val="CdigoHTML"/>
+          <w:rFonts w:ascii="Arial" w:hAnsi="Arial" w:cs="Arial"/>
+          <w:sz w:val="24"/>
+          <w:szCs w:val="24"/>
+        </w:rPr>
+        <w:t xml:space="preserve">[ </w:t>
+      </w:r>
+      <w:proofErr w:type="gramStart"/>
+      <w:r>
+        <w:rPr>
+          <w:rStyle w:val="CdigoHTML"/>
+          <w:rFonts w:ascii="Arial" w:hAnsi="Arial" w:cs="Arial"/>
+          <w:sz w:val="24"/>
+          <w:szCs w:val="24"/>
+        </w:rPr>
+        <w:t>Usuario ]</w:t>
+      </w:r>
+      <w:proofErr w:type="gramEnd"/>
+    </w:p>
+    <w:p>
+      <w:pPr>
+        <w:pStyle w:val="HTMLconformatoprevio"/>
+        <w:spacing w:line="360" w:lineRule="auto"/>
+        <w:rPr>
+          <w:rStyle w:val="CdigoHTML"/>
+          <w:rFonts w:ascii="Arial" w:hAnsi="Arial" w:cs="Arial"/>
+          <w:sz w:val="24"/>
+          <w:szCs w:val="24"/>
+        </w:rPr>
+      </w:pPr>
+      <w:r>
+        <w:rPr>
+          <w:rStyle w:val="CdigoHTML"/>
+          <w:rFonts w:ascii="Arial" w:hAnsi="Arial" w:cs="Arial"/>
+          <w:sz w:val="24"/>
+          <w:szCs w:val="24"/>
+        </w:rPr>
+        <w:t xml:space="preserve">     ↓</w:t>
+      </w:r>
+    </w:p>
+    <w:p>
+      <w:pPr>
+        <w:pStyle w:val="HTMLconformatoprevio"/>
+        <w:spacing w:line="360" w:lineRule="auto"/>
+        <w:rPr>
+          <w:rStyle w:val="CdigoHTML"/>
+          <w:rFonts w:ascii="Arial" w:hAnsi="Arial" w:cs="Arial"/>
+          <w:sz w:val="24"/>
+          <w:szCs w:val="24"/>
+        </w:rPr>
+      </w:pPr>
+      <w:r>
+        <w:rPr>
+          <w:rStyle w:val="CdigoHTML"/>
+          <w:rFonts w:ascii="Arial" w:hAnsi="Arial" w:cs="Arial"/>
+          <w:sz w:val="24"/>
+          <w:szCs w:val="24"/>
+        </w:rPr>
+        <w:t xml:space="preserve">[ Interfaz </w:t>
+      </w:r>
+      <w:proofErr w:type="gramStart"/>
+      <w:r>
+        <w:rPr>
+          <w:rStyle w:val="CdigoHTML"/>
+          <w:rFonts w:ascii="Arial" w:hAnsi="Arial" w:cs="Arial"/>
+          <w:sz w:val="24"/>
+          <w:szCs w:val="24"/>
+        </w:rPr>
+        <w:t>Vue.js ]</w:t>
+      </w:r>
+      <w:proofErr w:type="gramEnd"/>
+    </w:p>
+    <w:p>
+      <w:pPr>
+        <w:pStyle w:val="HTMLconformatoprevio"/>
+        <w:spacing w:line="360" w:lineRule="auto"/>
+        <w:rPr>
+          <w:rStyle w:val="CdigoHTML"/>
+          <w:rFonts w:ascii="Arial" w:hAnsi="Arial" w:cs="Arial"/>
+          <w:sz w:val="24"/>
+          <w:szCs w:val="24"/>
+        </w:rPr>
+      </w:pPr>
+      <w:r>
+        <w:rPr>
+          <w:rStyle w:val="CdigoHTML"/>
+          <w:rFonts w:ascii="Arial" w:hAnsi="Arial" w:cs="Arial"/>
+          <w:sz w:val="24"/>
+          <w:szCs w:val="24"/>
+        </w:rPr>
+        <w:t xml:space="preserve">     ↓ (comunicación por comandos)</w:t>
+      </w:r>
+    </w:p>
+    <w:p>
+      <w:pPr>
+        <w:pStyle w:val="HTMLconformatoprevio"/>
+        <w:spacing w:line="360" w:lineRule="auto"/>
+        <w:rPr>
+          <w:rStyle w:val="CdigoHTML"/>
+          <w:rFonts w:ascii="Arial" w:hAnsi="Arial" w:cs="Arial"/>
+          <w:sz w:val="24"/>
+          <w:szCs w:val="24"/>
+        </w:rPr>
+      </w:pPr>
+      <w:r>
+        <w:rPr>
+          <w:rStyle w:val="CdigoHTML"/>
+          <w:rFonts w:ascii="Arial" w:hAnsi="Arial" w:cs="Arial"/>
+          <w:sz w:val="24"/>
+          <w:szCs w:val="24"/>
+        </w:rPr>
+        <w:t xml:space="preserve">[ </w:t>
+      </w:r>
+      <w:proofErr w:type="spellStart"/>
+      <w:r>
+        <w:rPr>
+          <w:rStyle w:val="CdigoHTML"/>
+          <w:rFonts w:ascii="Arial" w:hAnsi="Arial" w:cs="Arial"/>
+          <w:sz w:val="24"/>
+          <w:szCs w:val="24"/>
+        </w:rPr>
+        <w:t>Backend</w:t>
+      </w:r>
+      <w:proofErr w:type="spellEnd"/>
+      <w:r>
+        <w:rPr>
+          <w:rStyle w:val="CdigoHTML"/>
+          <w:rFonts w:ascii="Arial" w:hAnsi="Arial" w:cs="Arial"/>
+          <w:sz w:val="24"/>
+          <w:szCs w:val="24"/>
+        </w:rPr>
+        <w:t xml:space="preserve"> </w:t>
+      </w:r>
+      <w:proofErr w:type="spellStart"/>
+      <w:r>
+        <w:rPr>
+          <w:rStyle w:val="CdigoHTML"/>
+          <w:rFonts w:ascii="Arial" w:hAnsi="Arial" w:cs="Arial"/>
+          <w:sz w:val="24"/>
+          <w:szCs w:val="24"/>
+        </w:rPr>
+        <w:t>Rust</w:t>
+      </w:r>
+      <w:proofErr w:type="spellEnd"/>
+      <w:r>
+        <w:rPr>
+          <w:rStyle w:val="CdigoHTML"/>
+          <w:rFonts w:ascii="Arial" w:hAnsi="Arial" w:cs="Arial"/>
+          <w:sz w:val="24"/>
+          <w:szCs w:val="24"/>
+        </w:rPr>
+        <w:t xml:space="preserve"> (</w:t>
+      </w:r>
+      <w:proofErr w:type="spellStart"/>
+      <w:r>
+        <w:rPr>
+          <w:rStyle w:val="CdigoHTML"/>
+          <w:rFonts w:ascii="Arial" w:hAnsi="Arial" w:cs="Arial"/>
+          <w:sz w:val="24"/>
+          <w:szCs w:val="24"/>
+        </w:rPr>
+        <w:t>Tauri</w:t>
+      </w:r>
+      <w:proofErr w:type="spellEnd"/>
+      <w:proofErr w:type="gramStart"/>
+      <w:r>
+        <w:rPr>
+          <w:rStyle w:val="CdigoHTML"/>
+          <w:rFonts w:ascii="Arial" w:hAnsi="Arial" w:cs="Arial"/>
+          <w:sz w:val="24"/>
+          <w:szCs w:val="24"/>
+        </w:rPr>
+        <w:t>) ]</w:t>
+      </w:r>
+      <w:proofErr w:type="gramEnd"/>
+    </w:p>
+    <w:p>
+      <w:pPr>
+        <w:pStyle w:val="HTMLconformatoprevio"/>
+        <w:spacing w:line="360" w:lineRule="auto"/>
+        <w:rPr>
+          <w:rStyle w:val="CdigoHTML"/>
+          <w:rFonts w:ascii="Arial" w:hAnsi="Arial" w:cs="Arial"/>
+          <w:sz w:val="24"/>
+          <w:szCs w:val="24"/>
+        </w:rPr>
+      </w:pPr>
+      <w:r>
+        <w:rPr>
+          <w:rStyle w:val="CdigoHTML"/>
+          <w:rFonts w:ascii="Arial" w:hAnsi="Arial" w:cs="Arial"/>
+          <w:sz w:val="24"/>
+          <w:szCs w:val="24"/>
+        </w:rPr>
+        <w:t xml:space="preserve">     ↓ (conexión segura)</w:t>
+      </w:r>
+    </w:p>
+    <w:p>
+      <w:pPr>
+        <w:pStyle w:val="HTMLconformatoprevio"/>
+        <w:spacing w:line="360" w:lineRule="auto"/>
+        <w:rPr>
+          <w:rStyle w:val="CdigoHTML"/>
+          <w:rFonts w:ascii="Arial" w:hAnsi="Arial" w:cs="Arial"/>
+          <w:sz w:val="24"/>
+          <w:szCs w:val="24"/>
+        </w:rPr>
+      </w:pPr>
+      <w:r>
+        <w:rPr>
+          <w:rStyle w:val="CdigoHTML"/>
+          <w:rFonts w:ascii="Arial" w:hAnsi="Arial" w:cs="Arial"/>
+          <w:sz w:val="24"/>
+          <w:szCs w:val="24"/>
+        </w:rPr>
+        <w:t xml:space="preserve">[ </w:t>
+      </w:r>
+      <w:proofErr w:type="spellStart"/>
+      <w:proofErr w:type="gramStart"/>
+      <w:r>
+        <w:rPr>
+          <w:rStyle w:val="CdigoHTML"/>
+          <w:rFonts w:ascii="Arial" w:hAnsi="Arial" w:cs="Arial"/>
+          <w:sz w:val="24"/>
+          <w:szCs w:val="24"/>
+        </w:rPr>
+        <w:t>PostgreSQL</w:t>
+      </w:r>
+      <w:proofErr w:type="spellEnd"/>
+      <w:r>
+        <w:rPr>
+          <w:rStyle w:val="CdigoHTML"/>
+          <w:rFonts w:ascii="Arial" w:hAnsi="Arial" w:cs="Arial"/>
+          <w:sz w:val="24"/>
+          <w:szCs w:val="24"/>
+        </w:rPr>
+        <w:t xml:space="preserve"> ]</w:t>
+      </w:r>
+      <w:proofErr w:type="gramEnd"/>
+    </w:p>
+    <w:p>
+      <w:pPr>
+        <w:pStyle w:val="NormalWeb"/>
+        <w:spacing w:line="360" w:lineRule="auto"/>
+        <w:rPr>
+          <w:rFonts w:ascii="Arial" w:hAnsi="Arial" w:cs="Arial"/>
+        </w:rPr>
+      </w:pPr>
+      <w:r>
+        <w:rPr>
+          <w:rFonts w:ascii="Arial" w:hAnsi="Arial" w:cs="Arial"/>
+        </w:rPr>
+        <w:t>Las principales características de esta arquitectura son:</w:t>
+      </w:r>
+    </w:p>
+    <w:p>
+      <w:pPr>
+        <w:pStyle w:val="NormalWeb"/>
+        <w:numPr>
+          <w:ilvl w:val="0"/>
+          <w:numId w:val="57"/>
+        </w:numPr>
+        <w:spacing w:line="360" w:lineRule="auto"/>
+        <w:rPr>
+          <w:rFonts w:ascii="Arial" w:hAnsi="Arial" w:cs="Arial"/>
+        </w:rPr>
+      </w:pPr>
+      <w:r>
+        <w:rPr>
+          <w:rStyle w:val="Textoennegrita"/>
+          <w:rFonts w:ascii="Arial" w:hAnsi="Arial" w:cs="Arial"/>
+        </w:rPr>
+        <w:t>Responsabilidad dividida</w:t>
+      </w:r>
+      <w:r>
+        <w:rPr>
+          <w:rFonts w:ascii="Arial" w:hAnsi="Arial" w:cs="Arial"/>
+        </w:rPr>
+        <w:t>: Cada componente tiene una función específica.</w:t>
+      </w:r>
+    </w:p>
+    <w:p>
+      <w:pPr>
+        <w:pStyle w:val="NormalWeb"/>
+        <w:numPr>
+          <w:ilvl w:val="0"/>
+          <w:numId w:val="57"/>
+        </w:numPr>
+        <w:spacing w:line="360" w:lineRule="auto"/>
+        <w:rPr>
+          <w:rFonts w:ascii="Arial" w:hAnsi="Arial" w:cs="Arial"/>
+        </w:rPr>
+      </w:pPr>
+      <w:r>
+        <w:rPr>
+          <w:rStyle w:val="Textoennegrita"/>
+          <w:rFonts w:ascii="Arial" w:hAnsi="Arial" w:cs="Arial"/>
+        </w:rPr>
+        <w:t>Seguridad</w:t>
+      </w:r>
+      <w:r>
+        <w:rPr>
+          <w:rFonts w:ascii="Arial" w:hAnsi="Arial" w:cs="Arial"/>
+        </w:rPr>
+        <w:t xml:space="preserve">: Las operaciones sensibles (como el </w:t>
+      </w:r>
+      <w:proofErr w:type="spellStart"/>
+      <w:r>
+        <w:rPr>
+          <w:rFonts w:ascii="Arial" w:hAnsi="Arial" w:cs="Arial"/>
+        </w:rPr>
+        <w:t>login</w:t>
+      </w:r>
+      <w:proofErr w:type="spellEnd"/>
+      <w:r>
+        <w:rPr>
+          <w:rFonts w:ascii="Arial" w:hAnsi="Arial" w:cs="Arial"/>
+        </w:rPr>
+        <w:t xml:space="preserve"> o el acceso a la base de datos) están encapsuladas en el </w:t>
+      </w:r>
+      <w:proofErr w:type="spellStart"/>
+      <w:r>
+        <w:rPr>
+          <w:rFonts w:ascii="Arial" w:hAnsi="Arial" w:cs="Arial"/>
+        </w:rPr>
+        <w:t>backend</w:t>
+      </w:r>
+      <w:proofErr w:type="spellEnd"/>
+      <w:r>
+        <w:rPr>
+          <w:rFonts w:ascii="Arial" w:hAnsi="Arial" w:cs="Arial"/>
+        </w:rPr>
+        <w:t>.</w:t>
+      </w:r>
+    </w:p>
+    <w:p>
+      <w:pPr>
+        <w:pStyle w:val="NormalWeb"/>
+        <w:numPr>
+          <w:ilvl w:val="0"/>
+          <w:numId w:val="57"/>
+        </w:numPr>
+        <w:spacing w:line="360" w:lineRule="auto"/>
+        <w:rPr>
+          <w:rFonts w:ascii="Arial" w:hAnsi="Arial" w:cs="Arial"/>
+        </w:rPr>
+      </w:pPr>
+      <w:r>
+        <w:rPr>
+          <w:rStyle w:val="Textoennegrita"/>
+          <w:rFonts w:ascii="Arial" w:hAnsi="Arial" w:cs="Arial"/>
+        </w:rPr>
+        <w:t>Escalabilidad</w:t>
+      </w:r>
+      <w:r>
+        <w:rPr>
+          <w:rFonts w:ascii="Arial" w:hAnsi="Arial" w:cs="Arial"/>
+        </w:rPr>
+        <w:t>: Al ser modular, se pueden añadir nuevas funcionalidades o pantallas sin afectar a la base del sistema.</w:t>
+      </w:r>
+    </w:p>
+    <w:p>
+      <w:pPr>
+        <w:pStyle w:val="NormalWeb"/>
+        <w:numPr>
+          <w:ilvl w:val="0"/>
+          <w:numId w:val="57"/>
+        </w:numPr>
+        <w:spacing w:line="360" w:lineRule="auto"/>
+        <w:rPr>
+          <w:rFonts w:ascii="Arial" w:hAnsi="Arial" w:cs="Arial"/>
+        </w:rPr>
+      </w:pPr>
+      <w:r>
+        <w:rPr>
+          <w:rStyle w:val="Textoennegrita"/>
+          <w:rFonts w:ascii="Arial" w:hAnsi="Arial" w:cs="Arial"/>
+        </w:rPr>
+        <w:t>Portabilidad</w:t>
+      </w:r>
+      <w:r>
+        <w:rPr>
+          <w:rFonts w:ascii="Arial" w:hAnsi="Arial" w:cs="Arial"/>
+        </w:rPr>
+        <w:t xml:space="preserve">: Gracias al uso de </w:t>
+      </w:r>
+      <w:proofErr w:type="spellStart"/>
+      <w:r>
+        <w:rPr>
+          <w:rFonts w:ascii="Arial" w:hAnsi="Arial" w:cs="Arial"/>
+        </w:rPr>
+        <w:t>Tauri</w:t>
+      </w:r>
+      <w:proofErr w:type="spellEnd"/>
+      <w:r>
+        <w:rPr>
+          <w:rFonts w:ascii="Arial" w:hAnsi="Arial" w:cs="Arial"/>
+        </w:rPr>
+        <w:t xml:space="preserve"> y </w:t>
+      </w:r>
+      <w:proofErr w:type="spellStart"/>
+      <w:r>
+        <w:rPr>
+          <w:rFonts w:ascii="Arial" w:hAnsi="Arial" w:cs="Arial"/>
+        </w:rPr>
+        <w:t>PostgreSQL</w:t>
+      </w:r>
+      <w:proofErr w:type="spellEnd"/>
+      <w:r>
+        <w:rPr>
+          <w:rFonts w:ascii="Arial" w:hAnsi="Arial" w:cs="Arial"/>
+        </w:rPr>
+        <w:t xml:space="preserve"> portable, la aplicación puede ejecutarse en distintos equipos sin necesidad de instalación compleja.</w:t>
+      </w:r>
+      <w:r>
+        <w:rPr>
+          <w:rFonts w:ascii="Arial" w:hAnsi="Arial" w:cs="Arial"/>
+        </w:rPr>
+        <w:br/>
+      </w:r>
+    </w:p>
+    <w:p>
+      <w:pPr>
+        <w:rPr>
+          <w:rFonts w:eastAsia="Times New Roman"/>
+          <w:szCs w:val="24"/>
+          <w:lang w:eastAsia="es-ES"/>
+        </w:rPr>
+      </w:pPr>
+      <w:r>
+        <w:br w:type="page"/>
+      </w:r>
+    </w:p>
+    <w:p>
+      <w:pPr>
+        <w:pStyle w:val="Ttulo1"/>
+        <w:rPr>
+          <w:rStyle w:val="Textoennegrita"/>
+          <w:b w:val="0"/>
+          <w:bCs w:val="0"/>
+        </w:rPr>
+      </w:pPr>
+    </w:p>
+    <w:p>
+      <w:pPr>
+        <w:pStyle w:val="Ttulo1"/>
+        <w:rPr>
+          <w:rStyle w:val="Textoennegrita"/>
+          <w:b w:val="0"/>
+          <w:bCs w:val="0"/>
+        </w:rPr>
+      </w:pPr>
+      <w:r>
+        <w:rPr>
+          <w:rStyle w:val="Textoennegrita"/>
+          <w:b w:val="0"/>
+          <w:bCs w:val="0"/>
+        </w:rPr>
+        <w:t>5. Implementación</w:t>
+      </w:r>
+    </w:p>
+    <w:p>
+      <w:pPr>
+        <w:pStyle w:val="Ttulo2"/>
+      </w:pPr>
+    </w:p>
+    <w:p>
+      <w:pPr>
+        <w:pStyle w:val="Ttulo2"/>
+      </w:pPr>
+      <w:r>
+        <w:rPr>
+          <w:rStyle w:val="Textoennegrita"/>
+          <w:b w:val="0"/>
+          <w:bCs w:val="0"/>
+        </w:rPr>
+        <w:t>5.1 Introducción</w:t>
+      </w:r>
+    </w:p>
+    <w:p>
+      <w:pPr>
+        <w:pStyle w:val="NormalWeb"/>
+        <w:spacing w:line="360" w:lineRule="auto"/>
+        <w:ind w:firstLine="709"/>
+        <w:rPr>
+          <w:rFonts w:ascii="Arial" w:hAnsi="Arial" w:cs="Arial"/>
+        </w:rPr>
+      </w:pPr>
+      <w:r>
+        <w:rPr>
+          <w:rFonts w:ascii="Arial" w:hAnsi="Arial" w:cs="Arial"/>
+        </w:rPr>
+        <w:t xml:space="preserve">La implementación del sistema se llevó a </w:t>
+      </w:r>
+      <w:r>
+        <w:rPr>
+          <w:rFonts w:ascii="Arial" w:hAnsi="Arial" w:cs="Arial"/>
+        </w:rPr>
+        <w:t xml:space="preserve">cabo siguiendo una arquitectura </w:t>
+      </w:r>
+      <w:r>
+        <w:rPr>
+          <w:rFonts w:ascii="Arial" w:hAnsi="Arial" w:cs="Arial"/>
+        </w:rPr>
+        <w:t>multicapa para facilitar el mantenimiento, la e</w:t>
+      </w:r>
+      <w:r>
+        <w:rPr>
+          <w:rFonts w:ascii="Arial" w:hAnsi="Arial" w:cs="Arial"/>
+        </w:rPr>
+        <w:t xml:space="preserve">scalabilidad y la separación de </w:t>
+      </w:r>
+      <w:r>
+        <w:rPr>
+          <w:rFonts w:ascii="Arial" w:hAnsi="Arial" w:cs="Arial"/>
+        </w:rPr>
+        <w:t xml:space="preserve">responsabilidades. El desarrollo se centró en aprovechar las ventajas de </w:t>
+      </w:r>
+      <w:proofErr w:type="spellStart"/>
+      <w:r>
+        <w:rPr>
+          <w:rFonts w:ascii="Arial" w:hAnsi="Arial" w:cs="Arial"/>
+        </w:rPr>
+        <w:t>Tauri</w:t>
+      </w:r>
+      <w:proofErr w:type="spellEnd"/>
+      <w:r>
+        <w:rPr>
+          <w:rFonts w:ascii="Arial" w:hAnsi="Arial" w:cs="Arial"/>
+        </w:rPr>
+        <w:t xml:space="preserve"> como plataforma multiplataforma, </w:t>
+      </w:r>
+      <w:proofErr w:type="spellStart"/>
+      <w:r>
+        <w:rPr>
+          <w:rFonts w:ascii="Arial" w:hAnsi="Arial" w:cs="Arial"/>
+        </w:rPr>
+        <w:t>Rust</w:t>
+      </w:r>
+      <w:proofErr w:type="spellEnd"/>
+      <w:r>
+        <w:rPr>
+          <w:rFonts w:ascii="Arial" w:hAnsi="Arial" w:cs="Arial"/>
+        </w:rPr>
+        <w:t xml:space="preserve"> para el </w:t>
+      </w:r>
+      <w:proofErr w:type="spellStart"/>
+      <w:r>
+        <w:rPr>
+          <w:rFonts w:ascii="Arial" w:hAnsi="Arial" w:cs="Arial"/>
+        </w:rPr>
+        <w:t>backend</w:t>
+      </w:r>
+      <w:proofErr w:type="spellEnd"/>
+      <w:r>
+        <w:rPr>
+          <w:rFonts w:ascii="Arial" w:hAnsi="Arial" w:cs="Arial"/>
+        </w:rPr>
+        <w:t xml:space="preserve"> y Vue.js como interfaz de usuario. Se implementaron funcionalidades principales como </w:t>
+      </w:r>
+      <w:proofErr w:type="spellStart"/>
+      <w:r>
+        <w:rPr>
+          <w:rFonts w:ascii="Arial" w:hAnsi="Arial" w:cs="Arial"/>
+        </w:rPr>
+        <w:t>login</w:t>
+      </w:r>
+      <w:proofErr w:type="spellEnd"/>
+      <w:r>
+        <w:rPr>
+          <w:rFonts w:ascii="Arial" w:hAnsi="Arial" w:cs="Arial"/>
+        </w:rPr>
+        <w:t>, gestión de empleados, inventario, clientes, compras, ventas, proveedores, conversiones de unidades y estadísticas</w:t>
+      </w:r>
+    </w:p>
+    <w:p>
+      <w:pPr>
+        <w:pStyle w:val="NormalWeb"/>
+        <w:spacing w:line="360" w:lineRule="auto"/>
+        <w:rPr>
+          <w:rFonts w:ascii="Arial" w:hAnsi="Arial" w:cs="Arial"/>
+        </w:rPr>
+      </w:pPr>
+    </w:p>
+    <w:p>
+      <w:pPr>
+        <w:pStyle w:val="Ttulo2"/>
+        <w:rPr>
+          <w:rStyle w:val="Textoennegrita"/>
+          <w:rFonts w:cs="Arial"/>
+          <w:b w:val="0"/>
+          <w:bCs w:val="0"/>
+        </w:rPr>
+      </w:pPr>
+      <w:r>
+        <w:rPr>
+          <w:rStyle w:val="Textoennegrita"/>
+          <w:rFonts w:cs="Arial"/>
+          <w:b w:val="0"/>
+          <w:bCs w:val="0"/>
+        </w:rPr>
+        <w:t>5.2 Codificación de las diferentes capas</w:t>
+      </w:r>
+    </w:p>
+    <w:p/>
+    <w:p>
+      <w:pPr>
+        <w:pStyle w:val="NormalWeb"/>
+        <w:spacing w:line="360" w:lineRule="auto"/>
+        <w:ind w:firstLine="709"/>
+        <w:rPr>
+          <w:rFonts w:ascii="Arial" w:hAnsi="Arial" w:cs="Arial"/>
+        </w:rPr>
+      </w:pPr>
+      <w:r>
+        <w:rPr>
+          <w:rFonts w:ascii="Arial" w:hAnsi="Arial" w:cs="Arial"/>
+        </w:rPr>
+        <w:t>La aplicación se dividió en tres capas principales:</w:t>
+      </w:r>
+    </w:p>
+    <w:p>
+      <w:pPr>
+        <w:pStyle w:val="Ttulo4"/>
+        <w:spacing w:line="360" w:lineRule="auto"/>
+        <w:rPr>
+          <w:rFonts w:cs="Arial"/>
+          <w:szCs w:val="24"/>
+        </w:rPr>
+      </w:pPr>
+      <w:r>
+        <w:rPr>
+          <w:rFonts w:cs="Arial"/>
+          <w:szCs w:val="24"/>
+        </w:rPr>
+        <w:t xml:space="preserve">a) </w:t>
+      </w:r>
+      <w:r>
+        <w:rPr>
+          <w:rStyle w:val="Textoennegrita"/>
+          <w:rFonts w:cs="Arial"/>
+          <w:b w:val="0"/>
+          <w:bCs w:val="0"/>
+          <w:szCs w:val="24"/>
+        </w:rPr>
+        <w:t>Capa de presentación (</w:t>
+      </w:r>
+      <w:proofErr w:type="spellStart"/>
+      <w:r>
+        <w:rPr>
+          <w:rStyle w:val="Textoennegrita"/>
+          <w:rFonts w:cs="Arial"/>
+          <w:b w:val="0"/>
+          <w:bCs w:val="0"/>
+          <w:szCs w:val="24"/>
+        </w:rPr>
+        <w:t>Frontend</w:t>
+      </w:r>
+      <w:proofErr w:type="spellEnd"/>
+      <w:r>
+        <w:rPr>
+          <w:rStyle w:val="Textoennegrita"/>
+          <w:rFonts w:cs="Arial"/>
+          <w:b w:val="0"/>
+          <w:bCs w:val="0"/>
+          <w:szCs w:val="24"/>
+        </w:rPr>
+        <w:t xml:space="preserve"> - Vue.js)</w:t>
+      </w:r>
+    </w:p>
+    <w:p>
+      <w:pPr>
+        <w:pStyle w:val="NormalWeb"/>
+        <w:spacing w:line="360" w:lineRule="auto"/>
+        <w:ind w:firstLine="709"/>
+        <w:rPr>
+          <w:rFonts w:ascii="Arial" w:hAnsi="Arial" w:cs="Arial"/>
+        </w:rPr>
+      </w:pPr>
+      <w:r>
+        <w:rPr>
+          <w:rFonts w:ascii="Arial" w:hAnsi="Arial" w:cs="Arial"/>
+        </w:rPr>
+        <w:t xml:space="preserve">Se desarrollaron múltiples </w:t>
+      </w:r>
+      <w:r>
+        <w:rPr>
+          <w:rFonts w:ascii="Arial" w:hAnsi="Arial" w:cs="Arial"/>
+        </w:rPr>
+        <w:t>componentes</w:t>
+      </w:r>
+      <w:r>
+        <w:rPr>
+          <w:rFonts w:ascii="Arial" w:hAnsi="Arial" w:cs="Arial"/>
+        </w:rPr>
+        <w:t xml:space="preserve"> </w:t>
+      </w:r>
+      <w:proofErr w:type="spellStart"/>
+      <w:r>
+        <w:rPr>
+          <w:rFonts w:ascii="Arial" w:hAnsi="Arial" w:cs="Arial"/>
+        </w:rPr>
+        <w:t>vue</w:t>
+      </w:r>
+      <w:proofErr w:type="spellEnd"/>
+      <w:r>
+        <w:rPr>
+          <w:rFonts w:ascii="Arial" w:hAnsi="Arial" w:cs="Arial"/>
+        </w:rPr>
+        <w:t xml:space="preserve"> que permiten al usuario interactuar con el sistema:</w:t>
+      </w:r>
+    </w:p>
+    <w:p>
+      <w:pPr>
+        <w:pStyle w:val="NormalWeb"/>
+        <w:numPr>
+          <w:ilvl w:val="0"/>
+          <w:numId w:val="58"/>
+        </w:numPr>
+        <w:spacing w:line="360" w:lineRule="auto"/>
+        <w:rPr>
+          <w:rFonts w:ascii="Arial" w:hAnsi="Arial" w:cs="Arial"/>
+        </w:rPr>
+      </w:pPr>
+      <w:proofErr w:type="spellStart"/>
+      <w:r>
+        <w:rPr>
+          <w:rStyle w:val="CdigoHTML"/>
+          <w:rFonts w:ascii="Arial" w:hAnsi="Arial" w:cs="Arial"/>
+          <w:sz w:val="24"/>
+          <w:szCs w:val="24"/>
+        </w:rPr>
+        <w:t>login.vue</w:t>
+      </w:r>
+      <w:proofErr w:type="spellEnd"/>
+      <w:r>
+        <w:rPr>
+          <w:rFonts w:ascii="Arial" w:hAnsi="Arial" w:cs="Arial"/>
+        </w:rPr>
+        <w:t>: formulario de acceso con verificación de credenciales.</w:t>
+      </w:r>
+    </w:p>
+    <w:p>
+      <w:pPr>
+        <w:pStyle w:val="NormalWeb"/>
+        <w:numPr>
+          <w:ilvl w:val="0"/>
+          <w:numId w:val="58"/>
+        </w:numPr>
+        <w:spacing w:line="360" w:lineRule="auto"/>
+        <w:rPr>
+          <w:rFonts w:ascii="Arial" w:hAnsi="Arial" w:cs="Arial"/>
+        </w:rPr>
+      </w:pPr>
+      <w:proofErr w:type="spellStart"/>
+      <w:r>
+        <w:rPr>
+          <w:rStyle w:val="CdigoHTML"/>
+          <w:rFonts w:ascii="Arial" w:hAnsi="Arial" w:cs="Arial"/>
+          <w:sz w:val="24"/>
+          <w:szCs w:val="24"/>
+        </w:rPr>
+        <w:t>empleados.vue</w:t>
+      </w:r>
+      <w:proofErr w:type="spellEnd"/>
+      <w:r>
+        <w:rPr>
+          <w:rFonts w:ascii="Arial" w:hAnsi="Arial" w:cs="Arial"/>
+        </w:rPr>
+        <w:t>: listado y gestión CRUD de empleados.</w:t>
+      </w:r>
+    </w:p>
+    <w:p>
+      <w:pPr>
+        <w:pStyle w:val="NormalWeb"/>
+        <w:numPr>
+          <w:ilvl w:val="0"/>
+          <w:numId w:val="58"/>
+        </w:numPr>
+        <w:spacing w:line="360" w:lineRule="auto"/>
+        <w:rPr>
+          <w:rFonts w:ascii="Arial" w:hAnsi="Arial" w:cs="Arial"/>
+        </w:rPr>
+      </w:pPr>
+      <w:proofErr w:type="spellStart"/>
+      <w:r>
+        <w:rPr>
+          <w:rStyle w:val="CdigoHTML"/>
+          <w:rFonts w:ascii="Arial" w:hAnsi="Arial" w:cs="Arial"/>
+          <w:sz w:val="24"/>
+          <w:szCs w:val="24"/>
+        </w:rPr>
+        <w:t>inventario.vue</w:t>
+      </w:r>
+      <w:proofErr w:type="spellEnd"/>
+      <w:r>
+        <w:rPr>
+          <w:rFonts w:ascii="Arial" w:hAnsi="Arial" w:cs="Arial"/>
+        </w:rPr>
+        <w:t>: visualización y modificación de productos disponibles.</w:t>
+      </w:r>
+    </w:p>
+    <w:p>
+      <w:pPr>
+        <w:pStyle w:val="NormalWeb"/>
+        <w:numPr>
+          <w:ilvl w:val="0"/>
+          <w:numId w:val="58"/>
+        </w:numPr>
+        <w:spacing w:line="360" w:lineRule="auto"/>
+        <w:rPr>
+          <w:rFonts w:ascii="Arial" w:hAnsi="Arial" w:cs="Arial"/>
+        </w:rPr>
+      </w:pPr>
+      <w:proofErr w:type="spellStart"/>
+      <w:r>
+        <w:rPr>
+          <w:rStyle w:val="CdigoHTML"/>
+          <w:rFonts w:ascii="Arial" w:hAnsi="Arial" w:cs="Arial"/>
+          <w:sz w:val="24"/>
+          <w:szCs w:val="24"/>
+        </w:rPr>
+        <w:t>clientes.vue</w:t>
+      </w:r>
+      <w:proofErr w:type="spellEnd"/>
+      <w:r>
+        <w:rPr>
+          <w:rFonts w:ascii="Arial" w:hAnsi="Arial" w:cs="Arial"/>
+        </w:rPr>
+        <w:t xml:space="preserve">, </w:t>
+      </w:r>
+      <w:proofErr w:type="spellStart"/>
+      <w:r>
+        <w:rPr>
+          <w:rStyle w:val="CdigoHTML"/>
+          <w:rFonts w:ascii="Arial" w:hAnsi="Arial" w:cs="Arial"/>
+          <w:sz w:val="24"/>
+          <w:szCs w:val="24"/>
+        </w:rPr>
+        <w:t>ventas.vue</w:t>
+      </w:r>
+      <w:proofErr w:type="spellEnd"/>
+      <w:r>
+        <w:rPr>
+          <w:rFonts w:ascii="Arial" w:hAnsi="Arial" w:cs="Arial"/>
+        </w:rPr>
+        <w:t xml:space="preserve">, </w:t>
+      </w:r>
+      <w:proofErr w:type="spellStart"/>
+      <w:r>
+        <w:rPr>
+          <w:rStyle w:val="CdigoHTML"/>
+          <w:rFonts w:ascii="Arial" w:hAnsi="Arial" w:cs="Arial"/>
+          <w:sz w:val="24"/>
+          <w:szCs w:val="24"/>
+        </w:rPr>
+        <w:t>compras.vue</w:t>
+      </w:r>
+      <w:proofErr w:type="spellEnd"/>
+      <w:r>
+        <w:rPr>
+          <w:rFonts w:ascii="Arial" w:hAnsi="Arial" w:cs="Arial"/>
+        </w:rPr>
+        <w:t xml:space="preserve">, </w:t>
+      </w:r>
+      <w:proofErr w:type="spellStart"/>
+      <w:r>
+        <w:rPr>
+          <w:rStyle w:val="CdigoHTML"/>
+          <w:rFonts w:ascii="Arial" w:hAnsi="Arial" w:cs="Arial"/>
+          <w:sz w:val="24"/>
+          <w:szCs w:val="24"/>
+        </w:rPr>
+        <w:t>proveedores.vue</w:t>
+      </w:r>
+      <w:proofErr w:type="spellEnd"/>
+      <w:r>
+        <w:rPr>
+          <w:rFonts w:ascii="Arial" w:hAnsi="Arial" w:cs="Arial"/>
+        </w:rPr>
+        <w:t>: cada uno con su interfaz correspondiente para crear, listar, editar y eliminar registros.</w:t>
+      </w:r>
+    </w:p>
+    <w:p>
+      <w:pPr>
+        <w:pStyle w:val="NormalWeb"/>
+        <w:numPr>
+          <w:ilvl w:val="0"/>
+          <w:numId w:val="58"/>
+        </w:numPr>
+        <w:spacing w:line="360" w:lineRule="auto"/>
+        <w:rPr>
+          <w:rFonts w:ascii="Arial" w:hAnsi="Arial" w:cs="Arial"/>
+        </w:rPr>
+      </w:pPr>
+      <w:proofErr w:type="spellStart"/>
+      <w:r>
+        <w:rPr>
+          <w:rStyle w:val="CdigoHTML"/>
+          <w:rFonts w:ascii="Arial" w:hAnsi="Arial" w:cs="Arial"/>
+          <w:sz w:val="24"/>
+          <w:szCs w:val="24"/>
+        </w:rPr>
+        <w:t>estadisticas.vue</w:t>
+      </w:r>
+      <w:proofErr w:type="spellEnd"/>
+      <w:r>
+        <w:rPr>
+          <w:rFonts w:ascii="Arial" w:hAnsi="Arial" w:cs="Arial"/>
+        </w:rPr>
+        <w:t>: representación gráfica de los indicadores del negocio.</w:t>
+      </w:r>
+    </w:p>
+    <w:p>
+      <w:pPr>
+        <w:pStyle w:val="NormalWeb"/>
+        <w:spacing w:line="360" w:lineRule="auto"/>
+        <w:rPr>
+          <w:rFonts w:ascii="Arial" w:hAnsi="Arial" w:cs="Arial"/>
+        </w:rPr>
+      </w:pPr>
+      <w:r>
+        <w:rPr>
+          <w:rFonts w:ascii="Arial" w:hAnsi="Arial" w:cs="Arial"/>
+        </w:rPr>
+        <w:t xml:space="preserve">Se utilizó </w:t>
+      </w:r>
+      <w:proofErr w:type="spellStart"/>
+      <w:r>
+        <w:rPr>
+          <w:rStyle w:val="CdigoHTML"/>
+          <w:rFonts w:ascii="Arial" w:hAnsi="Arial" w:cs="Arial"/>
+          <w:sz w:val="24"/>
+          <w:szCs w:val="24"/>
+        </w:rPr>
+        <w:t>Vue</w:t>
+      </w:r>
+      <w:proofErr w:type="spellEnd"/>
+      <w:r>
+        <w:rPr>
+          <w:rStyle w:val="CdigoHTML"/>
+          <w:rFonts w:ascii="Arial" w:hAnsi="Arial" w:cs="Arial"/>
+          <w:sz w:val="24"/>
+          <w:szCs w:val="24"/>
+        </w:rPr>
+        <w:t xml:space="preserve"> </w:t>
+      </w:r>
+      <w:proofErr w:type="spellStart"/>
+      <w:r>
+        <w:rPr>
+          <w:rStyle w:val="CdigoHTML"/>
+          <w:rFonts w:ascii="Arial" w:hAnsi="Arial" w:cs="Arial"/>
+          <w:sz w:val="24"/>
+          <w:szCs w:val="24"/>
+        </w:rPr>
+        <w:t>Router</w:t>
+      </w:r>
+      <w:proofErr w:type="spellEnd"/>
+      <w:r>
+        <w:rPr>
+          <w:rFonts w:ascii="Arial" w:hAnsi="Arial" w:cs="Arial"/>
+        </w:rPr>
+        <w:t xml:space="preserve"> para la navegación </w:t>
+      </w:r>
+    </w:p>
+    <w:p>
+      <w:pPr>
+        <w:pStyle w:val="Ttulo4"/>
+        <w:spacing w:line="360" w:lineRule="auto"/>
+        <w:rPr>
+          <w:rFonts w:cs="Arial"/>
+          <w:szCs w:val="24"/>
+        </w:rPr>
+      </w:pPr>
+      <w:r>
+        <w:rPr>
+          <w:rFonts w:cs="Arial"/>
+          <w:szCs w:val="24"/>
+        </w:rPr>
+        <w:lastRenderedPageBreak/>
+        <w:t xml:space="preserve">b) </w:t>
+      </w:r>
+      <w:r>
+        <w:rPr>
+          <w:rStyle w:val="Textoennegrita"/>
+          <w:rFonts w:cs="Arial"/>
+          <w:b w:val="0"/>
+          <w:bCs w:val="0"/>
+          <w:szCs w:val="24"/>
+        </w:rPr>
+        <w:t>Capa de lógica de negocio (</w:t>
+      </w:r>
+      <w:proofErr w:type="spellStart"/>
+      <w:r>
+        <w:rPr>
+          <w:rStyle w:val="Textoennegrita"/>
+          <w:rFonts w:cs="Arial"/>
+          <w:b w:val="0"/>
+          <w:bCs w:val="0"/>
+          <w:szCs w:val="24"/>
+        </w:rPr>
+        <w:t>Backend</w:t>
+      </w:r>
+      <w:proofErr w:type="spellEnd"/>
+      <w:r>
+        <w:rPr>
+          <w:rStyle w:val="Textoennegrita"/>
+          <w:rFonts w:cs="Arial"/>
+          <w:b w:val="0"/>
+          <w:bCs w:val="0"/>
+          <w:szCs w:val="24"/>
+        </w:rPr>
+        <w:t xml:space="preserve"> - </w:t>
+      </w:r>
+      <w:proofErr w:type="spellStart"/>
+      <w:r>
+        <w:rPr>
+          <w:rStyle w:val="Textoennegrita"/>
+          <w:rFonts w:cs="Arial"/>
+          <w:b w:val="0"/>
+          <w:bCs w:val="0"/>
+          <w:szCs w:val="24"/>
+        </w:rPr>
+        <w:t>Rust</w:t>
+      </w:r>
+      <w:proofErr w:type="spellEnd"/>
+      <w:r>
+        <w:rPr>
+          <w:rStyle w:val="Textoennegrita"/>
+          <w:rFonts w:cs="Arial"/>
+          <w:b w:val="0"/>
+          <w:bCs w:val="0"/>
+          <w:szCs w:val="24"/>
+        </w:rPr>
+        <w:t>)</w:t>
+      </w:r>
+    </w:p>
+    <w:p>
+      <w:pPr>
+        <w:pStyle w:val="NormalWeb"/>
+        <w:spacing w:line="360" w:lineRule="auto"/>
+        <w:rPr>
+          <w:rFonts w:ascii="Arial" w:hAnsi="Arial" w:cs="Arial"/>
+        </w:rPr>
+      </w:pPr>
+      <w:r>
+        <w:rPr>
+          <w:rFonts w:ascii="Arial" w:hAnsi="Arial" w:cs="Arial"/>
+        </w:rPr>
+        <w:t xml:space="preserve">Mediante funciones </w:t>
+      </w:r>
+      <w:proofErr w:type="spellStart"/>
+      <w:r>
+        <w:rPr>
+          <w:rFonts w:ascii="Arial" w:hAnsi="Arial" w:cs="Arial"/>
+        </w:rPr>
+        <w:t>Rust</w:t>
+      </w:r>
+      <w:proofErr w:type="spellEnd"/>
+      <w:r>
+        <w:rPr>
+          <w:rFonts w:ascii="Arial" w:hAnsi="Arial" w:cs="Arial"/>
+        </w:rPr>
+        <w:t xml:space="preserve"> expuestas a través de </w:t>
+      </w:r>
+      <w:proofErr w:type="spellStart"/>
+      <w:r>
+        <w:rPr>
+          <w:rFonts w:ascii="Arial" w:hAnsi="Arial" w:cs="Arial"/>
+        </w:rPr>
+        <w:t>Tauri</w:t>
+      </w:r>
+      <w:proofErr w:type="spellEnd"/>
+      <w:r>
+        <w:rPr>
+          <w:rFonts w:ascii="Arial" w:hAnsi="Arial" w:cs="Arial"/>
+        </w:rPr>
+        <w:t>, se gestionaron las operaciones como:</w:t>
+      </w:r>
+    </w:p>
+    <w:p>
+      <w:pPr>
+        <w:pStyle w:val="NormalWeb"/>
+        <w:numPr>
+          <w:ilvl w:val="0"/>
+          <w:numId w:val="59"/>
+        </w:numPr>
+        <w:spacing w:line="360" w:lineRule="auto"/>
+        <w:rPr>
+          <w:rFonts w:ascii="Arial" w:hAnsi="Arial" w:cs="Arial"/>
+        </w:rPr>
+      </w:pPr>
+      <w:r>
+        <w:rPr>
+          <w:rFonts w:ascii="Arial" w:hAnsi="Arial" w:cs="Arial"/>
+        </w:rPr>
+        <w:t>Validación de usuarios (</w:t>
+      </w:r>
+      <w:proofErr w:type="spellStart"/>
+      <w:r>
+        <w:rPr>
+          <w:rFonts w:ascii="Arial" w:hAnsi="Arial" w:cs="Arial"/>
+        </w:rPr>
+        <w:t>login</w:t>
+      </w:r>
+      <w:proofErr w:type="spellEnd"/>
+      <w:r>
+        <w:rPr>
+          <w:rFonts w:ascii="Arial" w:hAnsi="Arial" w:cs="Arial"/>
+        </w:rPr>
+        <w:t>).</w:t>
+      </w:r>
+    </w:p>
+    <w:p>
+      <w:pPr>
+        <w:pStyle w:val="NormalWeb"/>
+        <w:numPr>
+          <w:ilvl w:val="0"/>
+          <w:numId w:val="59"/>
+        </w:numPr>
+        <w:spacing w:line="360" w:lineRule="auto"/>
+        <w:rPr>
+          <w:rFonts w:ascii="Arial" w:hAnsi="Arial" w:cs="Arial"/>
+        </w:rPr>
+      </w:pPr>
+      <w:r>
+        <w:rPr>
+          <w:rFonts w:ascii="Arial" w:hAnsi="Arial" w:cs="Arial"/>
+        </w:rPr>
+        <w:t>Ejecución de consultas SQL para CRUD en todas las entidades.</w:t>
+      </w:r>
+    </w:p>
+    <w:p>
+      <w:pPr>
+        <w:pStyle w:val="NormalWeb"/>
+        <w:numPr>
+          <w:ilvl w:val="0"/>
+          <w:numId w:val="59"/>
+        </w:numPr>
+        <w:spacing w:line="360" w:lineRule="auto"/>
+        <w:rPr>
+          <w:rFonts w:ascii="Arial" w:hAnsi="Arial" w:cs="Arial"/>
+        </w:rPr>
+      </w:pPr>
+      <w:r>
+        <w:rPr>
+          <w:rFonts w:ascii="Arial" w:hAnsi="Arial" w:cs="Arial"/>
+        </w:rPr>
+        <w:t>Cálculo de totales en compras y ventas.</w:t>
+      </w:r>
+    </w:p>
+    <w:p>
+      <w:pPr>
+        <w:pStyle w:val="NormalWeb"/>
+        <w:numPr>
+          <w:ilvl w:val="0"/>
+          <w:numId w:val="59"/>
+        </w:numPr>
+        <w:spacing w:line="360" w:lineRule="auto"/>
+        <w:rPr>
+          <w:rFonts w:ascii="Arial" w:hAnsi="Arial" w:cs="Arial"/>
+        </w:rPr>
+      </w:pPr>
+      <w:r>
+        <w:rPr>
+          <w:rFonts w:ascii="Arial" w:hAnsi="Arial" w:cs="Arial"/>
+        </w:rPr>
+        <w:t xml:space="preserve">Actualización automática del stock (mediante </w:t>
+      </w:r>
+      <w:proofErr w:type="spellStart"/>
+      <w:r>
+        <w:rPr>
+          <w:rFonts w:ascii="Arial" w:hAnsi="Arial" w:cs="Arial"/>
+        </w:rPr>
+        <w:t>triggers</w:t>
+      </w:r>
+      <w:proofErr w:type="spellEnd"/>
+      <w:r>
+        <w:rPr>
+          <w:rFonts w:ascii="Arial" w:hAnsi="Arial" w:cs="Arial"/>
+        </w:rPr>
+        <w:t xml:space="preserve"> de </w:t>
+      </w:r>
+      <w:proofErr w:type="spellStart"/>
+      <w:r>
+        <w:rPr>
+          <w:rFonts w:ascii="Arial" w:hAnsi="Arial" w:cs="Arial"/>
+        </w:rPr>
+        <w:t>PostgreSQL</w:t>
+      </w:r>
+      <w:proofErr w:type="spellEnd"/>
+      <w:r>
+        <w:rPr>
+          <w:rFonts w:ascii="Arial" w:hAnsi="Arial" w:cs="Arial"/>
+        </w:rPr>
+        <w:t>).</w:t>
+      </w:r>
+    </w:p>
+    <w:p>
+      <w:pPr>
+        <w:pStyle w:val="NormalWeb"/>
+        <w:numPr>
+          <w:ilvl w:val="0"/>
+          <w:numId w:val="59"/>
+        </w:numPr>
+        <w:spacing w:line="360" w:lineRule="auto"/>
+        <w:rPr>
+          <w:rFonts w:ascii="Arial" w:hAnsi="Arial" w:cs="Arial"/>
+        </w:rPr>
+      </w:pPr>
+      <w:r>
+        <w:rPr>
+          <w:rFonts w:ascii="Arial" w:hAnsi="Arial" w:cs="Arial"/>
+        </w:rPr>
+        <w:t>Conversión de unidades (usando una tabla de factores y funciones auxiliares).</w:t>
+      </w:r>
+    </w:p>
+    <w:p>
+      <w:pPr>
+        <w:pStyle w:val="NormalWeb"/>
+        <w:spacing w:line="360" w:lineRule="auto"/>
+        <w:rPr>
+          <w:rFonts w:ascii="Arial" w:hAnsi="Arial" w:cs="Arial"/>
+        </w:rPr>
+      </w:pPr>
+      <w:r>
+        <w:rPr>
+          <w:rFonts w:ascii="Arial" w:hAnsi="Arial" w:cs="Arial"/>
+        </w:rPr>
+        <w:t xml:space="preserve">Se empleó el </w:t>
+      </w:r>
+      <w:proofErr w:type="spellStart"/>
+      <w:r>
+        <w:rPr>
+          <w:rFonts w:ascii="Arial" w:hAnsi="Arial" w:cs="Arial"/>
+        </w:rPr>
+        <w:t>crate</w:t>
+      </w:r>
+      <w:proofErr w:type="spellEnd"/>
+      <w:r>
+        <w:rPr>
+          <w:rFonts w:ascii="Arial" w:hAnsi="Arial" w:cs="Arial"/>
+        </w:rPr>
+        <w:t xml:space="preserve"> </w:t>
+      </w:r>
+      <w:proofErr w:type="spellStart"/>
+      <w:r>
+        <w:rPr>
+          <w:rStyle w:val="CdigoHTML"/>
+          <w:rFonts w:ascii="Arial" w:hAnsi="Arial" w:cs="Arial"/>
+          <w:sz w:val="24"/>
+          <w:szCs w:val="24"/>
+        </w:rPr>
+        <w:t>sqlx</w:t>
+      </w:r>
+      <w:proofErr w:type="spellEnd"/>
+      <w:r>
+        <w:rPr>
+          <w:rFonts w:ascii="Arial" w:hAnsi="Arial" w:cs="Arial"/>
+        </w:rPr>
+        <w:t xml:space="preserve"> para la comunicación con </w:t>
+      </w:r>
+      <w:proofErr w:type="spellStart"/>
+      <w:r>
+        <w:rPr>
+          <w:rFonts w:ascii="Arial" w:hAnsi="Arial" w:cs="Arial"/>
+        </w:rPr>
+        <w:t>PostgreSQL</w:t>
+      </w:r>
+      <w:proofErr w:type="spellEnd"/>
+      <w:r>
+        <w:rPr>
+          <w:rFonts w:ascii="Arial" w:hAnsi="Arial" w:cs="Arial"/>
+        </w:rPr>
+        <w:t>, utilizando consultas parametrizadas para prevenir inyecciones SQL.</w:t>
+      </w:r>
+    </w:p>
+    <w:p>
+      <w:pPr>
+        <w:pStyle w:val="Ttulo4"/>
+        <w:spacing w:line="360" w:lineRule="auto"/>
+        <w:rPr>
+          <w:rFonts w:cs="Arial"/>
+          <w:szCs w:val="24"/>
+        </w:rPr>
+      </w:pPr>
+      <w:r>
+        <w:rPr>
+          <w:rFonts w:cs="Arial"/>
+          <w:szCs w:val="24"/>
+        </w:rPr>
+        <w:t xml:space="preserve">c) </w:t>
+      </w:r>
+      <w:r>
+        <w:rPr>
+          <w:rStyle w:val="Textoennegrita"/>
+          <w:rFonts w:cs="Arial"/>
+          <w:b w:val="0"/>
+          <w:bCs w:val="0"/>
+          <w:szCs w:val="24"/>
+        </w:rPr>
+        <w:t>Capa de datos (</w:t>
+      </w:r>
+      <w:proofErr w:type="spellStart"/>
+      <w:r>
+        <w:rPr>
+          <w:rStyle w:val="Textoennegrita"/>
+          <w:rFonts w:cs="Arial"/>
+          <w:b w:val="0"/>
+          <w:bCs w:val="0"/>
+          <w:szCs w:val="24"/>
+        </w:rPr>
+        <w:t>PostgreSQL</w:t>
+      </w:r>
+      <w:proofErr w:type="spellEnd"/>
+      <w:r>
+        <w:rPr>
+          <w:rStyle w:val="Textoennegrita"/>
+          <w:rFonts w:cs="Arial"/>
+          <w:b w:val="0"/>
+          <w:bCs w:val="0"/>
+          <w:szCs w:val="24"/>
+        </w:rPr>
+        <w:t>)</w:t>
+      </w:r>
+    </w:p>
+    <w:p>
+      <w:pPr>
+        <w:pStyle w:val="NormalWeb"/>
+        <w:spacing w:line="360" w:lineRule="auto"/>
+        <w:rPr>
+          <w:rFonts w:ascii="Arial" w:hAnsi="Arial" w:cs="Arial"/>
+        </w:rPr>
+      </w:pPr>
+      <w:r>
+        <w:rPr>
+          <w:rFonts w:ascii="Arial" w:hAnsi="Arial" w:cs="Arial"/>
+        </w:rPr>
+        <w:t xml:space="preserve">La base de datos está compuesta por 13 tablas, </w:t>
+      </w:r>
+      <w:proofErr w:type="spellStart"/>
+      <w:r>
+        <w:rPr>
+          <w:rFonts w:ascii="Arial" w:hAnsi="Arial" w:cs="Arial"/>
+        </w:rPr>
+        <w:t>triggers</w:t>
+      </w:r>
+      <w:proofErr w:type="spellEnd"/>
+      <w:r>
+        <w:rPr>
+          <w:rFonts w:ascii="Arial" w:hAnsi="Arial" w:cs="Arial"/>
+        </w:rPr>
+        <w:t xml:space="preserve"> y funciones que aseguran la integridad y automatización del sistema:</w:t>
+      </w:r>
+    </w:p>
+    <w:p>
+      <w:pPr>
+        <w:pStyle w:val="NormalWeb"/>
+        <w:numPr>
+          <w:ilvl w:val="0"/>
+          <w:numId w:val="60"/>
+        </w:numPr>
+        <w:spacing w:line="360" w:lineRule="auto"/>
+        <w:rPr>
+          <w:rFonts w:ascii="Arial" w:hAnsi="Arial" w:cs="Arial"/>
+        </w:rPr>
+      </w:pPr>
+      <w:proofErr w:type="spellStart"/>
+      <w:r>
+        <w:rPr>
+          <w:rFonts w:ascii="Arial" w:hAnsi="Arial" w:cs="Arial"/>
+        </w:rPr>
+        <w:t>Triggers</w:t>
+      </w:r>
+      <w:proofErr w:type="spellEnd"/>
+      <w:r>
+        <w:rPr>
+          <w:rFonts w:ascii="Arial" w:hAnsi="Arial" w:cs="Arial"/>
+        </w:rPr>
+        <w:t>: actualizan automáticamente el stock tras una venta o compra.</w:t>
+      </w:r>
+    </w:p>
+    <w:p>
+      <w:pPr>
+        <w:pStyle w:val="NormalWeb"/>
+        <w:numPr>
+          <w:ilvl w:val="0"/>
+          <w:numId w:val="60"/>
+        </w:numPr>
+        <w:spacing w:line="360" w:lineRule="auto"/>
+        <w:rPr>
+          <w:rFonts w:ascii="Arial" w:hAnsi="Arial" w:cs="Arial"/>
+        </w:rPr>
+      </w:pPr>
+      <w:r>
+        <w:rPr>
+          <w:rFonts w:ascii="Arial" w:hAnsi="Arial" w:cs="Arial"/>
+        </w:rPr>
+        <w:t>Funciones: cálculo de estadísticas, conversión de unidades, etc.</w:t>
+      </w:r>
+    </w:p>
+    <w:p>
+      <w:pPr>
+        <w:pStyle w:val="NormalWeb"/>
+        <w:spacing w:line="360" w:lineRule="auto"/>
+        <w:rPr>
+          <w:rFonts w:ascii="Arial" w:hAnsi="Arial" w:cs="Arial"/>
+        </w:rPr>
+      </w:pPr>
+    </w:p>
+    <w:p>
+      <w:pPr>
+        <w:rPr>
+          <w:rFonts w:eastAsia="Times New Roman"/>
+          <w:szCs w:val="24"/>
+          <w:lang w:eastAsia="es-ES"/>
+        </w:rPr>
+      </w:pPr>
+      <w:r>
+        <w:br w:type="page"/>
+      </w:r>
+    </w:p>
+    <w:p>
+      <w:pPr>
+        <w:pStyle w:val="Ttulo2"/>
+      </w:pPr>
+    </w:p>
+    <w:p>
+      <w:pPr>
+        <w:pStyle w:val="Ttulo2"/>
+      </w:pPr>
+      <w:r>
+        <w:rPr>
+          <w:rStyle w:val="Textoennegrita"/>
+          <w:b w:val="0"/>
+          <w:bCs w:val="0"/>
+        </w:rPr>
+        <w:t>5.3 Integración de las herramientas de apoyo</w:t>
+      </w:r>
+    </w:p>
+    <w:p>
+      <w:pPr>
+        <w:pStyle w:val="NormalWeb"/>
+        <w:spacing w:line="360" w:lineRule="auto"/>
+        <w:ind w:firstLine="709"/>
+        <w:rPr>
+          <w:rFonts w:ascii="Arial" w:hAnsi="Arial" w:cs="Arial"/>
+        </w:rPr>
+      </w:pPr>
+      <w:r>
+        <w:rPr>
+          <w:rFonts w:ascii="Arial" w:hAnsi="Arial" w:cs="Arial"/>
+        </w:rPr>
+        <w:t>Durante la implementación se integraron las siguientes herramientas:</w:t>
+      </w:r>
+    </w:p>
+    <w:p>
+      <w:pPr>
+        <w:pStyle w:val="NormalWeb"/>
+        <w:numPr>
+          <w:ilvl w:val="0"/>
+          <w:numId w:val="61"/>
+        </w:numPr>
+        <w:spacing w:line="360" w:lineRule="auto"/>
+        <w:rPr>
+          <w:rFonts w:ascii="Arial" w:hAnsi="Arial" w:cs="Arial"/>
+        </w:rPr>
+      </w:pPr>
+      <w:proofErr w:type="spellStart"/>
+      <w:r>
+        <w:rPr>
+          <w:rStyle w:val="Textoennegrita"/>
+          <w:rFonts w:ascii="Arial" w:hAnsi="Arial" w:cs="Arial"/>
+        </w:rPr>
+        <w:t>Tauri</w:t>
+      </w:r>
+      <w:proofErr w:type="spellEnd"/>
+      <w:r>
+        <w:rPr>
+          <w:rFonts w:ascii="Arial" w:hAnsi="Arial" w:cs="Arial"/>
+        </w:rPr>
+        <w:t xml:space="preserve">: </w:t>
+      </w:r>
+      <w:proofErr w:type="spellStart"/>
+      <w:r>
+        <w:rPr>
+          <w:rFonts w:ascii="Arial" w:hAnsi="Arial" w:cs="Arial"/>
+        </w:rPr>
+        <w:t>framework</w:t>
+      </w:r>
+      <w:proofErr w:type="spellEnd"/>
+      <w:r>
+        <w:rPr>
+          <w:rFonts w:ascii="Arial" w:hAnsi="Arial" w:cs="Arial"/>
+        </w:rPr>
+        <w:t xml:space="preserve"> para construir aplicaciones de escritorio multiplataforma utilizando tecnologías web y </w:t>
+      </w:r>
+      <w:proofErr w:type="spellStart"/>
+      <w:r>
+        <w:rPr>
+          <w:rFonts w:ascii="Arial" w:hAnsi="Arial" w:cs="Arial"/>
+        </w:rPr>
+        <w:t>Rust</w:t>
+      </w:r>
+      <w:proofErr w:type="spellEnd"/>
+      <w:r>
+        <w:rPr>
+          <w:rFonts w:ascii="Arial" w:hAnsi="Arial" w:cs="Arial"/>
+        </w:rPr>
+        <w:t>. Se encargó de la compilación segura y eficiente del ejecutable.</w:t>
+      </w:r>
+    </w:p>
+    <w:p>
+      <w:pPr>
+        <w:pStyle w:val="NormalWeb"/>
+        <w:numPr>
+          <w:ilvl w:val="0"/>
+          <w:numId w:val="61"/>
+        </w:numPr>
+        <w:spacing w:line="360" w:lineRule="auto"/>
+        <w:rPr>
+          <w:rFonts w:ascii="Arial" w:hAnsi="Arial" w:cs="Arial"/>
+        </w:rPr>
+      </w:pPr>
+      <w:r>
+        <w:rPr>
+          <w:rStyle w:val="Textoennegrita"/>
+          <w:rFonts w:ascii="Arial" w:hAnsi="Arial" w:cs="Arial"/>
+        </w:rPr>
+        <w:t xml:space="preserve">Visual Studio </w:t>
+      </w:r>
+      <w:proofErr w:type="spellStart"/>
+      <w:r>
+        <w:rPr>
+          <w:rStyle w:val="Textoennegrita"/>
+          <w:rFonts w:ascii="Arial" w:hAnsi="Arial" w:cs="Arial"/>
+        </w:rPr>
+        <w:t>Code</w:t>
+      </w:r>
+      <w:proofErr w:type="spellEnd"/>
+      <w:r>
+        <w:rPr>
+          <w:rFonts w:ascii="Arial" w:hAnsi="Arial" w:cs="Arial"/>
+        </w:rPr>
+        <w:t xml:space="preserve">: editor principal para desarrollar tanto el </w:t>
+      </w:r>
+      <w:proofErr w:type="spellStart"/>
+      <w:r>
+        <w:rPr>
+          <w:rFonts w:ascii="Arial" w:hAnsi="Arial" w:cs="Arial"/>
+        </w:rPr>
+        <w:t>frontend</w:t>
+      </w:r>
+      <w:proofErr w:type="spellEnd"/>
+      <w:r>
+        <w:rPr>
+          <w:rFonts w:ascii="Arial" w:hAnsi="Arial" w:cs="Arial"/>
+        </w:rPr>
+        <w:t xml:space="preserve"> como el </w:t>
+      </w:r>
+      <w:proofErr w:type="spellStart"/>
+      <w:r>
+        <w:rPr>
+          <w:rFonts w:ascii="Arial" w:hAnsi="Arial" w:cs="Arial"/>
+        </w:rPr>
+        <w:t>backend</w:t>
+      </w:r>
+      <w:proofErr w:type="spellEnd"/>
+      <w:r>
+        <w:rPr>
+          <w:rFonts w:ascii="Arial" w:hAnsi="Arial" w:cs="Arial"/>
+        </w:rPr>
+        <w:t>.</w:t>
+      </w:r>
+    </w:p>
+    <w:p>
+      <w:pPr>
+        <w:pStyle w:val="NormalWeb"/>
+        <w:numPr>
+          <w:ilvl w:val="0"/>
+          <w:numId w:val="61"/>
+        </w:numPr>
+        <w:spacing w:line="360" w:lineRule="auto"/>
+        <w:rPr>
+          <w:rFonts w:ascii="Arial" w:hAnsi="Arial" w:cs="Arial"/>
+        </w:rPr>
+      </w:pPr>
+      <w:proofErr w:type="spellStart"/>
+      <w:r>
+        <w:rPr>
+          <w:rStyle w:val="Textoennegrita"/>
+          <w:rFonts w:ascii="Arial" w:hAnsi="Arial" w:cs="Arial"/>
+        </w:rPr>
+        <w:t>PostgreSQL</w:t>
+      </w:r>
+      <w:proofErr w:type="spellEnd"/>
+      <w:r>
+        <w:rPr>
+          <w:rStyle w:val="Textoennegrita"/>
+          <w:rFonts w:ascii="Arial" w:hAnsi="Arial" w:cs="Arial"/>
+        </w:rPr>
+        <w:t xml:space="preserve"> Portable</w:t>
+      </w:r>
+      <w:r>
+        <w:rPr>
+          <w:rFonts w:ascii="Arial" w:hAnsi="Arial" w:cs="Arial"/>
+        </w:rPr>
+        <w:t>: base de datos local ligera para facilitar el desarrollo y pruebas.</w:t>
+      </w:r>
+    </w:p>
+    <w:p>
+      <w:pPr>
+        <w:pStyle w:val="NormalWeb"/>
+        <w:numPr>
+          <w:ilvl w:val="0"/>
+          <w:numId w:val="61"/>
+        </w:numPr>
+        <w:spacing w:line="360" w:lineRule="auto"/>
+        <w:rPr>
+          <w:rFonts w:ascii="Arial" w:hAnsi="Arial" w:cs="Arial"/>
+        </w:rPr>
+      </w:pPr>
+      <w:proofErr w:type="spellStart"/>
+      <w:r>
+        <w:rPr>
+          <w:rStyle w:val="Textoennegrita"/>
+          <w:rFonts w:ascii="Arial" w:hAnsi="Arial" w:cs="Arial"/>
+        </w:rPr>
+        <w:t>Git</w:t>
+      </w:r>
+      <w:proofErr w:type="spellEnd"/>
+      <w:r>
+        <w:rPr>
+          <w:rFonts w:ascii="Arial" w:hAnsi="Arial" w:cs="Arial"/>
+        </w:rPr>
+        <w:t xml:space="preserve">: control de versiones del proyecto, con </w:t>
+      </w:r>
+      <w:proofErr w:type="spellStart"/>
+      <w:r>
+        <w:rPr>
+          <w:rFonts w:ascii="Arial" w:hAnsi="Arial" w:cs="Arial"/>
+        </w:rPr>
+        <w:t>commits</w:t>
+      </w:r>
+      <w:proofErr w:type="spellEnd"/>
+      <w:r>
+        <w:rPr>
+          <w:rFonts w:ascii="Arial" w:hAnsi="Arial" w:cs="Arial"/>
+        </w:rPr>
+        <w:t xml:space="preserve"> frecuentes para respaldar el avance.</w:t>
+      </w:r>
+    </w:p>
+    <w:p>
+      <w:pPr>
+        <w:pStyle w:val="NormalWeb"/>
+        <w:numPr>
+          <w:ilvl w:val="0"/>
+          <w:numId w:val="61"/>
+        </w:numPr>
+        <w:spacing w:line="360" w:lineRule="auto"/>
+        <w:rPr>
+          <w:rFonts w:ascii="Arial" w:hAnsi="Arial" w:cs="Arial"/>
+        </w:rPr>
+      </w:pPr>
+      <w:r>
+        <w:rPr>
+          <w:rStyle w:val="Textoennegrita"/>
+          <w:rFonts w:ascii="Arial" w:hAnsi="Arial" w:cs="Arial"/>
+        </w:rPr>
+        <w:t>dbdiagram.io</w:t>
+      </w:r>
+      <w:r>
+        <w:rPr>
+          <w:rFonts w:ascii="Arial" w:hAnsi="Arial" w:cs="Arial"/>
+        </w:rPr>
+        <w:t>: diseño visual de la base de datos a través de código DBML.</w:t>
+      </w:r>
+    </w:p>
+    <w:p>
+      <w:pPr>
+        <w:pStyle w:val="NormalWeb"/>
+        <w:numPr>
+          <w:ilvl w:val="0"/>
+          <w:numId w:val="61"/>
+        </w:numPr>
+        <w:spacing w:line="360" w:lineRule="auto"/>
+        <w:rPr>
+          <w:rFonts w:ascii="Arial" w:hAnsi="Arial" w:cs="Arial"/>
+        </w:rPr>
+      </w:pPr>
+      <w:r>
+        <w:rPr>
+          <w:rStyle w:val="Textoennegrita"/>
+          <w:rFonts w:ascii="Arial" w:hAnsi="Arial" w:cs="Arial"/>
+        </w:rPr>
+        <w:t>Draw.io</w:t>
+      </w:r>
+      <w:r>
+        <w:rPr>
+          <w:rFonts w:ascii="Arial" w:hAnsi="Arial" w:cs="Arial"/>
+        </w:rPr>
+        <w:t>: utilizado para crear los diagramas de clases e interacción.</w:t>
+      </w:r>
+    </w:p>
+    <w:p>
+      <w:pPr>
+        <w:pStyle w:val="NormalWeb"/>
+        <w:spacing w:line="360" w:lineRule="auto"/>
+        <w:rPr>
+          <w:rFonts w:ascii="Arial" w:hAnsi="Arial" w:cs="Arial"/>
+        </w:rPr>
+      </w:pPr>
+      <w:r>
+        <w:rPr>
+          <w:rFonts w:ascii="Arial" w:hAnsi="Arial" w:cs="Arial"/>
+        </w:rPr>
+        <w:t>La integración de estas herramientas permitió una implementación ágil, organizada y con trazabilidad en cada fase del desarrollo.</w:t>
+      </w:r>
+    </w:p>
+    <w:p>
+      <w:pPr>
+        <w:pStyle w:val="Ttulo1"/>
+        <w:rPr>
+          <w:rFonts w:eastAsia="Times New Roman" w:cs="Arial"/>
+          <w:color w:val="auto"/>
+          <w:sz w:val="24"/>
+          <w:szCs w:val="24"/>
+          <w:lang w:eastAsia="es-ES"/>
+        </w:rPr>
+      </w:pPr>
+    </w:p>
+    <w:p>
+      <w:pPr>
+        <w:pStyle w:val="Ttulo1"/>
+      </w:pPr>
+      <w:r>
+        <w:t xml:space="preserve">6.  </w:t>
+      </w:r>
+      <w:r>
+        <w:t>Pruebas</w:t>
+      </w:r>
+    </w:p>
+    <w:p/>
+    <w:p>
+      <w:pPr>
+        <w:pStyle w:val="Ttulo2"/>
+        <w:spacing w:line="360" w:lineRule="auto"/>
+        <w:rPr>
+          <w:rStyle w:val="Textoennegrita"/>
+          <w:b w:val="0"/>
+          <w:bCs w:val="0"/>
+        </w:rPr>
+      </w:pPr>
+      <w:r>
+        <w:rPr>
+          <w:rStyle w:val="Textoennegrita"/>
+          <w:b w:val="0"/>
+          <w:bCs w:val="0"/>
+        </w:rPr>
+        <w:t>6.1 Introducción</w:t>
+      </w:r>
+    </w:p>
+    <w:p/>
+    <w:p>
+      <w:pPr>
+        <w:spacing w:line="360" w:lineRule="auto"/>
+        <w:ind w:firstLine="709"/>
+      </w:pPr>
+      <w:r>
+        <w:t xml:space="preserve">La fase de pruebas tuvo como objetivo verificar el correcto funcionamiento de la aplicación, asegurar la integridad de los datos y validar que las funcionalidades cumplieran con los requisitos definidos durante el análisis. Las pruebas se enfocaron tanto en el </w:t>
+      </w:r>
+      <w:proofErr w:type="spellStart"/>
+      <w:r>
+        <w:t>frontend</w:t>
+      </w:r>
+      <w:proofErr w:type="spellEnd"/>
+      <w:r>
+        <w:t xml:space="preserve"> como en el </w:t>
+      </w:r>
+      <w:proofErr w:type="spellStart"/>
+      <w:r>
+        <w:t>backend</w:t>
+      </w:r>
+      <w:proofErr w:type="spellEnd"/>
+      <w:r>
+        <w:t>, así como en la interacción con la base de datos. Se emplearon pruebas manuales, funcionales y de integración.</w:t>
+      </w:r>
+    </w:p>
+    <w:p>
+      <w:pPr>
+        <w:pStyle w:val="NormalWeb"/>
+        <w:spacing w:line="360" w:lineRule="auto"/>
+        <w:rPr>
+          <w:rFonts w:ascii="Arial" w:hAnsi="Arial" w:cs="Arial"/>
+        </w:rPr>
+      </w:pPr>
+    </w:p>
+    <w:p>
+      <w:pPr>
+        <w:pStyle w:val="NormalWeb"/>
+        <w:spacing w:line="360" w:lineRule="auto"/>
+        <w:rPr>
+          <w:rFonts w:ascii="Arial" w:hAnsi="Arial" w:cs="Arial"/>
+        </w:rPr>
+      </w:pPr>
+    </w:p>
+    <w:p>
+      <w:pPr>
+        <w:pStyle w:val="Ttulo2"/>
+      </w:pPr>
+      <w:r>
+        <w:rPr>
+          <w:rStyle w:val="Textoennegrita"/>
+          <w:rFonts w:cs="Arial"/>
+          <w:b w:val="0"/>
+          <w:bCs w:val="0"/>
+          <w:sz w:val="24"/>
+          <w:szCs w:val="24"/>
+        </w:rPr>
+        <w:t>6.2 Pruebas</w:t>
+      </w:r>
+    </w:p>
+    <w:p>
+      <w:pPr>
+        <w:pStyle w:val="NormalWeb"/>
+        <w:spacing w:line="360" w:lineRule="auto"/>
+        <w:ind w:firstLine="709"/>
+        <w:rPr>
+          <w:rFonts w:ascii="Arial" w:hAnsi="Arial" w:cs="Arial"/>
+        </w:rPr>
+      </w:pPr>
+      <w:r>
+        <w:rPr>
+          <w:rFonts w:ascii="Arial" w:hAnsi="Arial" w:cs="Arial"/>
+        </w:rPr>
+        <w:t>Las pruebas realizadas se dividieron en varios bloques:</w:t>
+      </w:r>
+    </w:p>
+    <w:p>
+      <w:pPr>
+        <w:pStyle w:val="Ttulo3"/>
+      </w:pPr>
+      <w:r>
+        <w:rPr>
+          <w:rStyle w:val="Textoennegrita"/>
+          <w:rFonts w:cs="Arial"/>
+          <w:b w:val="0"/>
+          <w:bCs w:val="0"/>
+        </w:rPr>
+        <w:t>a) Pruebas de autenticación</w:t>
+      </w:r>
+    </w:p>
+    <w:p>
+      <w:pPr>
+        <w:pStyle w:val="NormalWeb"/>
+        <w:numPr>
+          <w:ilvl w:val="0"/>
+          <w:numId w:val="62"/>
+        </w:numPr>
+        <w:spacing w:line="360" w:lineRule="auto"/>
+        <w:rPr>
+          <w:rFonts w:ascii="Arial" w:hAnsi="Arial" w:cs="Arial"/>
+        </w:rPr>
+      </w:pPr>
+      <w:r>
+        <w:rPr>
+          <w:rFonts w:ascii="Segoe UI Symbol" w:hAnsi="Segoe UI Symbol" w:cs="Segoe UI Symbol"/>
+        </w:rPr>
+        <w:t>✅</w:t>
+      </w:r>
+      <w:r>
+        <w:rPr>
+          <w:rFonts w:ascii="Arial" w:hAnsi="Arial" w:cs="Arial"/>
+        </w:rPr>
+        <w:t xml:space="preserve"> Se comprobó que los usuarios solo pudieran acceder con credenciales válidas.</w:t>
+      </w:r>
+    </w:p>
+    <w:p>
+      <w:pPr>
+        <w:pStyle w:val="NormalWeb"/>
+        <w:numPr>
+          <w:ilvl w:val="0"/>
+          <w:numId w:val="62"/>
+        </w:numPr>
+        <w:spacing w:line="360" w:lineRule="auto"/>
+        <w:rPr>
+          <w:rFonts w:ascii="Arial" w:hAnsi="Arial" w:cs="Arial"/>
+        </w:rPr>
+      </w:pPr>
+      <w:r>
+        <w:rPr>
+          <w:rFonts w:ascii="Segoe UI Symbol" w:hAnsi="Segoe UI Symbol" w:cs="Segoe UI Symbol"/>
+        </w:rPr>
+        <w:t>✅</w:t>
+      </w:r>
+      <w:r>
+        <w:rPr>
+          <w:rFonts w:ascii="Arial" w:hAnsi="Arial" w:cs="Arial"/>
+        </w:rPr>
+        <w:t xml:space="preserve"> Se verificó la redirección correcta según el rol (administrador o empleado).</w:t>
+      </w:r>
+    </w:p>
+    <w:p>
+      <w:pPr>
+        <w:pStyle w:val="NormalWeb"/>
+        <w:numPr>
+          <w:ilvl w:val="0"/>
+          <w:numId w:val="62"/>
+        </w:numPr>
+        <w:spacing w:line="360" w:lineRule="auto"/>
+        <w:rPr>
+          <w:rFonts w:ascii="Arial" w:hAnsi="Arial" w:cs="Arial"/>
+        </w:rPr>
+      </w:pPr>
+      <w:r>
+        <w:rPr>
+          <w:rFonts w:ascii="Segoe UI Symbol" w:hAnsi="Segoe UI Symbol" w:cs="Segoe UI Symbol"/>
+        </w:rPr>
+        <w:t>❌</w:t>
+      </w:r>
+      <w:r>
+        <w:rPr>
+          <w:rFonts w:ascii="Arial" w:hAnsi="Arial" w:cs="Arial"/>
+        </w:rPr>
+        <w:t xml:space="preserve"> Se bloquea el acceso a rutas internas si no hay sesión iniciada.</w:t>
+      </w:r>
+      <w:bookmarkStart w:id="0" w:name="_GoBack"/>
+      <w:bookmarkEnd w:id="0"/>
+    </w:p>
+    <w:p>
+      <w:pPr>
+        <w:pStyle w:val="Ttulo3"/>
+      </w:pPr>
+      <w:r>
+        <w:rPr>
+          <w:rStyle w:val="Textoennegrita"/>
+          <w:rFonts w:cs="Arial"/>
+          <w:b w:val="0"/>
+          <w:bCs w:val="0"/>
+        </w:rPr>
+        <w:t>b) Pruebas de CRUD</w:t>
+      </w:r>
+    </w:p>
+    <w:p>
+      <w:pPr>
+        <w:pStyle w:val="NormalWeb"/>
+        <w:spacing w:line="360" w:lineRule="auto"/>
+        <w:rPr>
+          <w:rFonts w:ascii="Arial" w:hAnsi="Arial" w:cs="Arial"/>
+        </w:rPr>
+      </w:pPr>
+      <w:r>
+        <w:rPr>
+          <w:rFonts w:ascii="Arial" w:hAnsi="Arial" w:cs="Arial"/>
+        </w:rPr>
+        <w:t>Para cada una de las secciones principales (</w:t>
+      </w:r>
+      <w:r>
+        <w:rPr>
+          <w:rStyle w:val="CdigoHTML"/>
+          <w:rFonts w:ascii="Arial" w:hAnsi="Arial" w:cs="Arial"/>
+          <w:sz w:val="24"/>
+          <w:szCs w:val="24"/>
+        </w:rPr>
+        <w:t>empleados</w:t>
+      </w:r>
+      <w:r>
+        <w:rPr>
+          <w:rFonts w:ascii="Arial" w:hAnsi="Arial" w:cs="Arial"/>
+        </w:rPr>
+        <w:t xml:space="preserve">, </w:t>
+      </w:r>
+      <w:r>
+        <w:rPr>
+          <w:rStyle w:val="CdigoHTML"/>
+          <w:rFonts w:ascii="Arial" w:hAnsi="Arial" w:cs="Arial"/>
+          <w:sz w:val="24"/>
+          <w:szCs w:val="24"/>
+        </w:rPr>
+        <w:t>clientes</w:t>
+      </w:r>
+      <w:r>
+        <w:rPr>
+          <w:rFonts w:ascii="Arial" w:hAnsi="Arial" w:cs="Arial"/>
+        </w:rPr>
+        <w:t xml:space="preserve">, </w:t>
+      </w:r>
+      <w:r>
+        <w:rPr>
+          <w:rStyle w:val="CdigoHTML"/>
+          <w:rFonts w:ascii="Arial" w:hAnsi="Arial" w:cs="Arial"/>
+          <w:sz w:val="24"/>
+          <w:szCs w:val="24"/>
+        </w:rPr>
+        <w:t>inventario</w:t>
+      </w:r>
+      <w:r>
+        <w:rPr>
+          <w:rFonts w:ascii="Arial" w:hAnsi="Arial" w:cs="Arial"/>
+        </w:rPr>
+        <w:t xml:space="preserve">, </w:t>
+      </w:r>
+      <w:r>
+        <w:rPr>
+          <w:rStyle w:val="CdigoHTML"/>
+          <w:rFonts w:ascii="Arial" w:hAnsi="Arial" w:cs="Arial"/>
+          <w:sz w:val="24"/>
+          <w:szCs w:val="24"/>
+        </w:rPr>
+        <w:t>proveedores</w:t>
+      </w:r>
+      <w:r>
+        <w:rPr>
+          <w:rFonts w:ascii="Arial" w:hAnsi="Arial" w:cs="Arial"/>
+        </w:rPr>
+        <w:t xml:space="preserve">, </w:t>
+      </w:r>
+      <w:r>
+        <w:rPr>
+          <w:rStyle w:val="CdigoHTML"/>
+          <w:rFonts w:ascii="Arial" w:hAnsi="Arial" w:cs="Arial"/>
+          <w:sz w:val="24"/>
+          <w:szCs w:val="24"/>
+        </w:rPr>
+        <w:t>ventas</w:t>
+      </w:r>
+      <w:r>
+        <w:rPr>
+          <w:rFonts w:ascii="Arial" w:hAnsi="Arial" w:cs="Arial"/>
+        </w:rPr>
+        <w:t xml:space="preserve">, </w:t>
+      </w:r>
+      <w:r>
+        <w:rPr>
+          <w:rStyle w:val="CdigoHTML"/>
+          <w:rFonts w:ascii="Arial" w:hAnsi="Arial" w:cs="Arial"/>
+          <w:sz w:val="24"/>
+          <w:szCs w:val="24"/>
+        </w:rPr>
+        <w:t>compras</w:t>
+      </w:r>
+      <w:r>
+        <w:rPr>
+          <w:rFonts w:ascii="Arial" w:hAnsi="Arial" w:cs="Arial"/>
+        </w:rPr>
+        <w:t>):</w:t>
+      </w:r>
+    </w:p>
+    <w:p>
+      <w:pPr>
+        <w:pStyle w:val="NormalWeb"/>
+        <w:numPr>
+          <w:ilvl w:val="0"/>
+          <w:numId w:val="63"/>
+        </w:numPr>
+        <w:spacing w:line="360" w:lineRule="auto"/>
+        <w:rPr>
+          <w:rFonts w:ascii="Arial" w:hAnsi="Arial" w:cs="Arial"/>
+        </w:rPr>
+      </w:pPr>
+      <w:r>
+        <w:rPr>
+          <w:rFonts w:ascii="Segoe UI Symbol" w:hAnsi="Segoe UI Symbol" w:cs="Segoe UI Symbol"/>
+        </w:rPr>
+        <w:t>✅</w:t>
+      </w:r>
+      <w:r>
+        <w:rPr>
+          <w:rFonts w:ascii="Arial" w:hAnsi="Arial" w:cs="Arial"/>
+        </w:rPr>
+        <w:t xml:space="preserve"> Se comprobó la creación de nuevos registros con datos válidos.</w:t>
+      </w:r>
+    </w:p>
+    <w:p>
+      <w:pPr>
+        <w:pStyle w:val="NormalWeb"/>
+        <w:numPr>
+          <w:ilvl w:val="0"/>
+          <w:numId w:val="63"/>
+        </w:numPr>
+        <w:spacing w:line="360" w:lineRule="auto"/>
+        <w:rPr>
+          <w:rFonts w:ascii="Arial" w:hAnsi="Arial" w:cs="Arial"/>
+        </w:rPr>
+      </w:pPr>
+      <w:r>
+        <w:rPr>
+          <w:rFonts w:ascii="Segoe UI Symbol" w:hAnsi="Segoe UI Symbol" w:cs="Segoe UI Symbol"/>
+        </w:rPr>
+        <w:t>✅</w:t>
+      </w:r>
+      <w:r>
+        <w:rPr>
+          <w:rFonts w:ascii="Arial" w:hAnsi="Arial" w:cs="Arial"/>
+        </w:rPr>
+        <w:t xml:space="preserve"> Se editaron registros y se validó la persistencia.</w:t>
+      </w:r>
+    </w:p>
+    <w:p>
+      <w:pPr>
+        <w:pStyle w:val="NormalWeb"/>
+        <w:numPr>
+          <w:ilvl w:val="0"/>
+          <w:numId w:val="63"/>
+        </w:numPr>
+        <w:spacing w:line="360" w:lineRule="auto"/>
+        <w:rPr>
+          <w:rFonts w:ascii="Arial" w:hAnsi="Arial" w:cs="Arial"/>
+        </w:rPr>
+      </w:pPr>
+      <w:r>
+        <w:rPr>
+          <w:rFonts w:ascii="Segoe UI Symbol" w:hAnsi="Segoe UI Symbol" w:cs="Segoe UI Symbol"/>
+        </w:rPr>
+        <w:t>✅</w:t>
+      </w:r>
+      <w:r>
+        <w:rPr>
+          <w:rFonts w:ascii="Arial" w:hAnsi="Arial" w:cs="Arial"/>
+        </w:rPr>
+        <w:t xml:space="preserve"> Se eliminó información y se confirmó la actualización visual y en la base de datos.</w:t>
+      </w:r>
+    </w:p>
+    <w:p>
+      <w:pPr>
+        <w:pStyle w:val="NormalWeb"/>
+        <w:numPr>
+          <w:ilvl w:val="0"/>
+          <w:numId w:val="63"/>
+        </w:numPr>
+        <w:spacing w:line="360" w:lineRule="auto"/>
+        <w:rPr>
+          <w:rFonts w:ascii="Arial" w:hAnsi="Arial" w:cs="Arial"/>
+        </w:rPr>
+      </w:pPr>
+      <w:r>
+        <w:rPr>
+          <w:rFonts w:ascii="Segoe UI Symbol" w:hAnsi="Segoe UI Symbol" w:cs="Segoe UI Symbol"/>
+        </w:rPr>
+        <w:t>✅</w:t>
+      </w:r>
+      <w:r>
+        <w:rPr>
+          <w:rFonts w:ascii="Arial" w:hAnsi="Arial" w:cs="Arial"/>
+        </w:rPr>
+        <w:t xml:space="preserve"> Se controlaron errores al introducir datos inválidos (campos vacíos, tipos incorrectos, etc.).</w:t>
+      </w:r>
+    </w:p>
+    <w:p>
+      <w:pPr>
+        <w:pStyle w:val="Ttulo3"/>
+      </w:pPr>
+      <w:r>
+        <w:rPr>
+          <w:rStyle w:val="Textoennegrita"/>
+          <w:rFonts w:cs="Arial"/>
+          <w:b w:val="0"/>
+          <w:bCs w:val="0"/>
+        </w:rPr>
+        <w:t>c) Pruebas de consistencia del inventario</w:t>
+      </w:r>
+    </w:p>
+    <w:p>
+      <w:pPr>
+        <w:pStyle w:val="NormalWeb"/>
+        <w:numPr>
+          <w:ilvl w:val="0"/>
+          <w:numId w:val="64"/>
+        </w:numPr>
+        <w:spacing w:line="360" w:lineRule="auto"/>
+        <w:rPr>
+          <w:rFonts w:ascii="Arial" w:hAnsi="Arial" w:cs="Arial"/>
+        </w:rPr>
+      </w:pPr>
+      <w:r>
+        <w:rPr>
+          <w:rFonts w:ascii="Segoe UI Symbol" w:hAnsi="Segoe UI Symbol" w:cs="Segoe UI Symbol"/>
+        </w:rPr>
+        <w:t>✅</w:t>
+      </w:r>
+      <w:r>
+        <w:rPr>
+          <w:rFonts w:ascii="Arial" w:hAnsi="Arial" w:cs="Arial"/>
+        </w:rPr>
+        <w:t xml:space="preserve"> Al realizar una venta, el stock del producto se actualizó automáticamente mediante </w:t>
+      </w:r>
+      <w:proofErr w:type="spellStart"/>
+      <w:r>
+        <w:rPr>
+          <w:rFonts w:ascii="Arial" w:hAnsi="Arial" w:cs="Arial"/>
+        </w:rPr>
+        <w:t>trigger</w:t>
+      </w:r>
+      <w:proofErr w:type="spellEnd"/>
+      <w:r>
+        <w:rPr>
+          <w:rFonts w:ascii="Arial" w:hAnsi="Arial" w:cs="Arial"/>
+        </w:rPr>
+        <w:t>.</w:t>
+      </w:r>
+    </w:p>
+    <w:p>
+      <w:pPr>
+        <w:pStyle w:val="NormalWeb"/>
+        <w:numPr>
+          <w:ilvl w:val="0"/>
+          <w:numId w:val="64"/>
+        </w:numPr>
+        <w:spacing w:line="360" w:lineRule="auto"/>
+        <w:rPr>
+          <w:rFonts w:ascii="Arial" w:hAnsi="Arial" w:cs="Arial"/>
+        </w:rPr>
+      </w:pPr>
+      <w:r>
+        <w:rPr>
+          <w:rFonts w:ascii="Segoe UI Symbol" w:hAnsi="Segoe UI Symbol" w:cs="Segoe UI Symbol"/>
+        </w:rPr>
+        <w:t>✅</w:t>
+      </w:r>
+      <w:r>
+        <w:rPr>
+          <w:rFonts w:ascii="Arial" w:hAnsi="Arial" w:cs="Arial"/>
+        </w:rPr>
+        <w:t xml:space="preserve"> Al registrar una compra, si el producto no existía, se creaba automáticamente.</w:t>
+      </w:r>
+    </w:p>
+    <w:p>
+      <w:pPr>
+        <w:pStyle w:val="NormalWeb"/>
+        <w:numPr>
+          <w:ilvl w:val="0"/>
+          <w:numId w:val="64"/>
+        </w:numPr>
+        <w:spacing w:line="360" w:lineRule="auto"/>
+        <w:rPr>
+          <w:rFonts w:ascii="Arial" w:hAnsi="Arial" w:cs="Arial"/>
+        </w:rPr>
+      </w:pPr>
+      <w:r>
+        <w:rPr>
+          <w:rFonts w:ascii="Segoe UI Symbol" w:hAnsi="Segoe UI Symbol" w:cs="Segoe UI Symbol"/>
+        </w:rPr>
+        <w:t>✅</w:t>
+      </w:r>
+      <w:r>
+        <w:rPr>
+          <w:rFonts w:ascii="Arial" w:hAnsi="Arial" w:cs="Arial"/>
+        </w:rPr>
+        <w:t xml:space="preserve"> Se bloqueaban operaciones si el stock resultante sería negativo.</w:t>
+      </w:r>
+    </w:p>
+    <w:p>
+      <w:pPr>
+        <w:pStyle w:val="Ttulo3"/>
+      </w:pPr>
+      <w:r>
+        <w:rPr>
+          <w:rStyle w:val="Textoennegrita"/>
+          <w:rFonts w:cs="Arial"/>
+          <w:b w:val="0"/>
+          <w:bCs w:val="0"/>
+        </w:rPr>
+        <w:t>d) Pruebas de cálculo automático</w:t>
+      </w:r>
+    </w:p>
+    <w:p>
+      <w:pPr>
+        <w:pStyle w:val="NormalWeb"/>
+        <w:numPr>
+          <w:ilvl w:val="0"/>
+          <w:numId w:val="65"/>
+        </w:numPr>
+        <w:spacing w:line="360" w:lineRule="auto"/>
+        <w:rPr>
+          <w:rFonts w:ascii="Arial" w:hAnsi="Arial" w:cs="Arial"/>
+        </w:rPr>
+      </w:pPr>
+      <w:r>
+        <w:rPr>
+          <w:rFonts w:ascii="Segoe UI Symbol" w:hAnsi="Segoe UI Symbol" w:cs="Segoe UI Symbol"/>
+        </w:rPr>
+        <w:t>✅</w:t>
+      </w:r>
+      <w:r>
+        <w:rPr>
+          <w:rFonts w:ascii="Arial" w:hAnsi="Arial" w:cs="Arial"/>
+        </w:rPr>
+        <w:t xml:space="preserve"> Se comprobó el cálculo automático del total en ventas y compras.</w:t>
+      </w:r>
+    </w:p>
+    <w:p>
+      <w:pPr>
+        <w:pStyle w:val="NormalWeb"/>
+        <w:numPr>
+          <w:ilvl w:val="0"/>
+          <w:numId w:val="65"/>
+        </w:numPr>
+        <w:spacing w:line="360" w:lineRule="auto"/>
+        <w:rPr>
+          <w:rFonts w:ascii="Arial" w:hAnsi="Arial" w:cs="Arial"/>
+        </w:rPr>
+      </w:pPr>
+      <w:r>
+        <w:rPr>
+          <w:rFonts w:ascii="Segoe UI Symbol" w:hAnsi="Segoe UI Symbol" w:cs="Segoe UI Symbol"/>
+        </w:rPr>
+        <w:lastRenderedPageBreak/>
+        <w:t>✅</w:t>
+      </w:r>
+      <w:r>
+        <w:rPr>
+          <w:rFonts w:ascii="Arial" w:hAnsi="Arial" w:cs="Arial"/>
+        </w:rPr>
+        <w:t xml:space="preserve"> Se validó que el subtotal coincidiera con </w:t>
+      </w:r>
+      <w:r>
+        <w:rPr>
+          <w:rStyle w:val="CdigoHTML"/>
+          <w:rFonts w:ascii="Arial" w:hAnsi="Arial" w:cs="Arial"/>
+          <w:sz w:val="24"/>
+          <w:szCs w:val="24"/>
+        </w:rPr>
+        <w:t>cantidad * precio unitario</w:t>
+      </w:r>
+      <w:r>
+        <w:rPr>
+          <w:rFonts w:ascii="Arial" w:hAnsi="Arial" w:cs="Arial"/>
+        </w:rPr>
+        <w:t>.</w:t>
+      </w:r>
+    </w:p>
+    <w:p>
+      <w:pPr>
+        <w:pStyle w:val="Ttulo3"/>
+      </w:pPr>
+      <w:r>
+        <w:rPr>
+          <w:rStyle w:val="Textoennegrita"/>
+          <w:rFonts w:cs="Arial"/>
+          <w:b w:val="0"/>
+          <w:bCs w:val="0"/>
+        </w:rPr>
+        <w:t>e) Pruebas de navegación y seguridad</w:t>
+      </w:r>
+    </w:p>
+    <w:p>
+      <w:pPr>
+        <w:pStyle w:val="NormalWeb"/>
+        <w:numPr>
+          <w:ilvl w:val="0"/>
+          <w:numId w:val="66"/>
+        </w:numPr>
+        <w:spacing w:line="360" w:lineRule="auto"/>
+        <w:rPr>
+          <w:rFonts w:ascii="Arial" w:hAnsi="Arial" w:cs="Arial"/>
+        </w:rPr>
+      </w:pPr>
+      <w:r>
+        <w:rPr>
+          <w:rFonts w:ascii="Segoe UI Symbol" w:hAnsi="Segoe UI Symbol" w:cs="Segoe UI Symbol"/>
+        </w:rPr>
+        <w:t>✅</w:t>
+      </w:r>
+      <w:r>
+        <w:rPr>
+          <w:rFonts w:ascii="Arial" w:hAnsi="Arial" w:cs="Arial"/>
+        </w:rPr>
+        <w:t xml:space="preserve"> Se probó la navegación entre menús sin recargas (SPA).</w:t>
+      </w:r>
+    </w:p>
+    <w:p>
+      <w:pPr>
+        <w:pStyle w:val="NormalWeb"/>
+        <w:numPr>
+          <w:ilvl w:val="0"/>
+          <w:numId w:val="66"/>
+        </w:numPr>
+        <w:spacing w:line="360" w:lineRule="auto"/>
+        <w:rPr>
+          <w:rFonts w:ascii="Arial" w:hAnsi="Arial" w:cs="Arial"/>
+        </w:rPr>
+      </w:pPr>
+      <w:r>
+        <w:rPr>
+          <w:rFonts w:ascii="Segoe UI Symbol" w:hAnsi="Segoe UI Symbol" w:cs="Segoe UI Symbol"/>
+        </w:rPr>
+        <w:t>✅</w:t>
+      </w:r>
+      <w:r>
+        <w:rPr>
+          <w:rFonts w:ascii="Arial" w:hAnsi="Arial" w:cs="Arial"/>
+        </w:rPr>
+        <w:t xml:space="preserve"> Se evitó el acceso directo por URL a funciones restringidas para el rol actual.</w:t>
+      </w:r>
+    </w:p>
+    <w:p>
+      <w:pPr>
+        <w:pStyle w:val="Ttulo2"/>
+      </w:pPr>
+    </w:p>
+    <w:p>
+      <w:pPr>
+        <w:pStyle w:val="Ttulo2"/>
+      </w:pPr>
+      <w:r>
+        <w:rPr>
+          <w:rStyle w:val="Textoennegrita"/>
+          <w:rFonts w:cs="Arial"/>
+          <w:b w:val="0"/>
+          <w:bCs w:val="0"/>
+        </w:rPr>
+        <w:t>6.3 Resultados Obtenidos</w:t>
+      </w:r>
+    </w:p>
+    <w:tbl>
+      <w:tblPr>
+        <w:tblW w:w="0" w:type="auto"/>
+        <w:tblCellSpacing w:w="15" w:type="dxa"/>
+        <w:tblCellMar>
+          <w:top w:w="15" w:type="dxa"/>
+          <w:left w:w="15" w:type="dxa"/>
+          <w:bottom w:w="15" w:type="dxa"/>
+          <w:right w:w="15" w:type="dxa"/>
+        </w:tblCellMar>
+        <w:tblLook w:val="04A0" w:firstRow="1" w:lastRow="0" w:firstColumn="1" w:lastColumn="0" w:noHBand="0" w:noVBand="1"/>
+      </w:tblPr>
+      <w:tblGrid>
+        <w:gridCol w:w="3319"/>
+        <w:gridCol w:w="1221"/>
+        <w:gridCol w:w="3964"/>
+      </w:tblGrid>
+      <w:tr>
+        <w:trPr>
+          <w:tblHeader/>
+          <w:tblCellSpacing w:w="15" w:type="dxa"/>
+        </w:trPr>
+        <w:tc>
+          <w:tcPr>
+            <w:tcW w:w="0" w:type="auto"/>
+            <w:vAlign w:val="center"/>
+            <w:hideMark/>
+          </w:tcPr>
+          <w:p>
+            <w:pPr>
+              <w:jc w:val="center"/>
+              <w:rPr>
+                <w:b/>
+                <w:bCs/>
+              </w:rPr>
+            </w:pPr>
+            <w:r>
+              <w:rPr>
+                <w:b/>
+                <w:bCs/>
+              </w:rPr>
+              <w:t>Prueba</w:t>
+            </w:r>
+          </w:p>
+        </w:tc>
+        <w:tc>
+          <w:tcPr>
+            <w:tcW w:w="0" w:type="auto"/>
+            <w:vAlign w:val="center"/>
+            <w:hideMark/>
+          </w:tcPr>
+          <w:p>
+            <w:pPr>
+              <w:jc w:val="center"/>
+              <w:rPr>
+                <w:b/>
+                <w:bCs/>
+              </w:rPr>
+            </w:pPr>
+            <w:r>
+              <w:rPr>
+                <w:b/>
+                <w:bCs/>
+              </w:rPr>
+              <w:t>Resultado</w:t>
+            </w:r>
+          </w:p>
+        </w:tc>
+        <w:tc>
+          <w:tcPr>
+            <w:tcW w:w="0" w:type="auto"/>
+            <w:vAlign w:val="center"/>
+            <w:hideMark/>
+          </w:tcPr>
+          <w:p>
+            <w:pPr>
+              <w:jc w:val="center"/>
+              <w:rPr>
+                <w:b/>
+                <w:bCs/>
+              </w:rPr>
+            </w:pPr>
+            <w:r>
+              <w:rPr>
+                <w:b/>
+                <w:bCs/>
+              </w:rPr>
+              <w:t>Observaciones</w:t>
+            </w:r>
+          </w:p>
+        </w:tc>
+      </w:tr>
+      <w:tr>
+        <w:trPr>
+          <w:tblCellSpacing w:w="15" w:type="dxa"/>
+        </w:trPr>
+        <w:tc>
+          <w:tcPr>
+            <w:tcW w:w="0" w:type="auto"/>
+            <w:vAlign w:val="center"/>
+            <w:hideMark/>
+          </w:tcPr>
+          <w:p>
+            <w:proofErr w:type="spellStart"/>
+            <w:r>
+              <w:t>Login</w:t>
+            </w:r>
+            <w:proofErr w:type="spellEnd"/>
+            <w:r>
+              <w:t xml:space="preserve"> correcto</w:t>
+            </w:r>
+          </w:p>
+        </w:tc>
+        <w:tc>
+          <w:tcPr>
+            <w:tcW w:w="0" w:type="auto"/>
+            <w:vAlign w:val="center"/>
+            <w:hideMark/>
+          </w:tcPr>
+          <w:p>
+            <w:r>
+              <w:rPr>
+                <w:rFonts w:ascii="Segoe UI Symbol" w:hAnsi="Segoe UI Symbol" w:cs="Segoe UI Symbol"/>
+              </w:rPr>
+              <w:t>✅</w:t>
+            </w:r>
+          </w:p>
+        </w:tc>
+        <w:tc>
+          <w:tcPr>
+            <w:tcW w:w="0" w:type="auto"/>
+            <w:vAlign w:val="center"/>
+            <w:hideMark/>
+          </w:tcPr>
+          <w:p>
+            <w:r>
+              <w:t>Accede con usuario y redirige por rol</w:t>
+            </w:r>
+          </w:p>
+        </w:tc>
+      </w:tr>
+      <w:tr>
+        <w:trPr>
+          <w:tblCellSpacing w:w="15" w:type="dxa"/>
+        </w:trPr>
+        <w:tc>
+          <w:tcPr>
+            <w:tcW w:w="0" w:type="auto"/>
+            <w:vAlign w:val="center"/>
+            <w:hideMark/>
+          </w:tcPr>
+          <w:p>
+            <w:proofErr w:type="spellStart"/>
+            <w:r>
+              <w:t>Login</w:t>
+            </w:r>
+            <w:proofErr w:type="spellEnd"/>
+            <w:r>
+              <w:t xml:space="preserve"> incorrecto</w:t>
+            </w:r>
+          </w:p>
+        </w:tc>
+        <w:tc>
+          <w:tcPr>
+            <w:tcW w:w="0" w:type="auto"/>
+            <w:vAlign w:val="center"/>
+            <w:hideMark/>
+          </w:tcPr>
+          <w:p>
+            <w:r>
+              <w:rPr>
+                <w:rFonts w:ascii="Segoe UI Symbol" w:hAnsi="Segoe UI Symbol" w:cs="Segoe UI Symbol"/>
+              </w:rPr>
+              <w:t>✅</w:t>
+            </w:r>
+          </w:p>
+        </w:tc>
+        <w:tc>
+          <w:tcPr>
+            <w:tcW w:w="0" w:type="auto"/>
+            <w:vAlign w:val="center"/>
+            <w:hideMark/>
+          </w:tcPr>
+          <w:p>
+            <w:r>
+              <w:t>Muestra mensaje de error</w:t>
+            </w:r>
+          </w:p>
+        </w:tc>
+      </w:tr>
+      <w:tr>
+        <w:trPr>
+          <w:tblCellSpacing w:w="15" w:type="dxa"/>
+        </w:trPr>
+        <w:tc>
+          <w:tcPr>
+            <w:tcW w:w="0" w:type="auto"/>
+            <w:vAlign w:val="center"/>
+            <w:hideMark/>
+          </w:tcPr>
+          <w:p>
+            <w:r>
+              <w:t>Crear/Editar/Eliminar clientes</w:t>
+            </w:r>
+          </w:p>
+        </w:tc>
+        <w:tc>
+          <w:tcPr>
+            <w:tcW w:w="0" w:type="auto"/>
+            <w:vAlign w:val="center"/>
+            <w:hideMark/>
+          </w:tcPr>
+          <w:p>
+            <w:r>
+              <w:rPr>
+                <w:rFonts w:ascii="Segoe UI Symbol" w:hAnsi="Segoe UI Symbol" w:cs="Segoe UI Symbol"/>
+              </w:rPr>
+              <w:t>✅</w:t>
+            </w:r>
+          </w:p>
+        </w:tc>
+        <w:tc>
+          <w:tcPr>
+            <w:tcW w:w="0" w:type="auto"/>
+            <w:vAlign w:val="center"/>
+            <w:hideMark/>
+          </w:tcPr>
+          <w:p>
+            <w:r>
+              <w:t>Actualización instantánea y en BD</w:t>
+            </w:r>
+          </w:p>
+        </w:tc>
+      </w:tr>
+      <w:tr>
+        <w:trPr>
+          <w:tblCellSpacing w:w="15" w:type="dxa"/>
+        </w:trPr>
+        <w:tc>
+          <w:tcPr>
+            <w:tcW w:w="0" w:type="auto"/>
+            <w:vAlign w:val="center"/>
+            <w:hideMark/>
+          </w:tcPr>
+          <w:p>
+            <w:r>
+              <w:t>Registrar compra y ajustar stock</w:t>
+            </w:r>
+          </w:p>
+        </w:tc>
+        <w:tc>
+          <w:tcPr>
+            <w:tcW w:w="0" w:type="auto"/>
+            <w:vAlign w:val="center"/>
+            <w:hideMark/>
+          </w:tcPr>
+          <w:p>
+            <w:r>
+              <w:rPr>
+                <w:rFonts w:ascii="Segoe UI Symbol" w:hAnsi="Segoe UI Symbol" w:cs="Segoe UI Symbol"/>
+              </w:rPr>
+              <w:t>✅</w:t>
+            </w:r>
+          </w:p>
+        </w:tc>
+        <w:tc>
+          <w:tcPr>
+            <w:tcW w:w="0" w:type="auto"/>
+            <w:vAlign w:val="center"/>
+            <w:hideMark/>
+          </w:tcPr>
+          <w:p>
+            <w:proofErr w:type="spellStart"/>
+            <w:r>
+              <w:t>Trigger</w:t>
+            </w:r>
+            <w:proofErr w:type="spellEnd"/>
+            <w:r>
+              <w:t xml:space="preserve"> funcional</w:t>
+            </w:r>
+          </w:p>
+        </w:tc>
+      </w:tr>
+      <w:tr>
+        <w:trPr>
+          <w:tblCellSpacing w:w="15" w:type="dxa"/>
+        </w:trPr>
+        <w:tc>
+          <w:tcPr>
+            <w:tcW w:w="0" w:type="auto"/>
+            <w:vAlign w:val="center"/>
+            <w:hideMark/>
+          </w:tcPr>
+          <w:p>
+            <w:r>
+              <w:t>Crear venta sin stock suficiente</w:t>
+            </w:r>
+          </w:p>
+        </w:tc>
+        <w:tc>
+          <w:tcPr>
+            <w:tcW w:w="0" w:type="auto"/>
+            <w:vAlign w:val="center"/>
+            <w:hideMark/>
+          </w:tcPr>
+          <w:p>
+            <w:r>
+              <w:rPr>
+                <w:rFonts w:ascii="Segoe UI Symbol" w:hAnsi="Segoe UI Symbol" w:cs="Segoe UI Symbol"/>
+              </w:rPr>
+              <w:t>✅</w:t>
+            </w:r>
+          </w:p>
+        </w:tc>
+        <w:tc>
+          <w:tcPr>
+            <w:tcW w:w="0" w:type="auto"/>
+            <w:vAlign w:val="center"/>
+            <w:hideMark/>
+          </w:tcPr>
+          <w:p>
+            <w:r>
+              <w:t>Se muestra mensaje de error</w:t>
+            </w:r>
+          </w:p>
+        </w:tc>
+      </w:tr>
+      <w:tr>
+        <w:trPr>
+          <w:tblCellSpacing w:w="15" w:type="dxa"/>
+        </w:trPr>
+        <w:tc>
+          <w:tcPr>
+            <w:tcW w:w="0" w:type="auto"/>
+            <w:vAlign w:val="center"/>
+            <w:hideMark/>
+          </w:tcPr>
+          <w:p>
+            <w:r>
+              <w:t>Cálculo de totales</w:t>
+            </w:r>
+          </w:p>
+        </w:tc>
+        <w:tc>
+          <w:tcPr>
+            <w:tcW w:w="0" w:type="auto"/>
+            <w:vAlign w:val="center"/>
+            <w:hideMark/>
+          </w:tcPr>
+          <w:p>
+            <w:r>
+              <w:rPr>
+                <w:rFonts w:ascii="Segoe UI Symbol" w:hAnsi="Segoe UI Symbol" w:cs="Segoe UI Symbol"/>
+              </w:rPr>
+              <w:t>✅</w:t>
+            </w:r>
+          </w:p>
+        </w:tc>
+        <w:tc>
+          <w:tcPr>
+            <w:tcW w:w="0" w:type="auto"/>
+            <w:vAlign w:val="center"/>
+            <w:hideMark/>
+          </w:tcPr>
+          <w:p>
+            <w:r>
+              <w:t>Sin errores de redondeo</w:t>
+            </w:r>
+          </w:p>
+        </w:tc>
+      </w:tr>
+      <w:tr>
+        <w:trPr>
+          <w:tblCellSpacing w:w="15" w:type="dxa"/>
+        </w:trPr>
+        <w:tc>
+          <w:tcPr>
+            <w:tcW w:w="0" w:type="auto"/>
+            <w:vAlign w:val="center"/>
+            <w:hideMark/>
+          </w:tcPr>
+          <w:p>
+            <w:r>
+              <w:t>Acceso no autorizado por rol</w:t>
+            </w:r>
+          </w:p>
+        </w:tc>
+        <w:tc>
+          <w:tcPr>
+            <w:tcW w:w="0" w:type="auto"/>
+            <w:vAlign w:val="center"/>
+            <w:hideMark/>
+          </w:tcPr>
+          <w:p>
+            <w:r>
+              <w:rPr>
+                <w:rFonts w:ascii="Segoe UI Symbol" w:hAnsi="Segoe UI Symbol" w:cs="Segoe UI Symbol"/>
+              </w:rPr>
+              <w:t>✅</w:t>
+            </w:r>
+          </w:p>
+        </w:tc>
+        <w:tc>
+          <w:tcPr>
+            <w:tcW w:w="0" w:type="auto"/>
+            <w:vAlign w:val="center"/>
+            <w:hideMark/>
+          </w:tcPr>
+          <w:p>
+            <w:r>
+              <w:t>Redirige o bloquea</w:t>
+            </w:r>
+          </w:p>
+        </w:tc>
+      </w:tr>
+      <w:tr>
+        <w:trPr>
+          <w:tblCellSpacing w:w="15" w:type="dxa"/>
+        </w:trPr>
+        <w:tc>
+          <w:tcPr>
+            <w:tcW w:w="0" w:type="auto"/>
+            <w:vAlign w:val="center"/>
+            <w:hideMark/>
+          </w:tcPr>
+          <w:p>
+            <w:r>
+              <w:t>Conversión de unidades</w:t>
+            </w:r>
+          </w:p>
+        </w:tc>
+        <w:tc>
+          <w:tcPr>
+            <w:tcW w:w="0" w:type="auto"/>
+            <w:vAlign w:val="center"/>
+            <w:hideMark/>
+          </w:tcPr>
+          <w:p>
+            <w:r>
+              <w:rPr>
+                <w:rFonts w:ascii="Segoe UI Symbol" w:hAnsi="Segoe UI Symbol" w:cs="Segoe UI Symbol"/>
+              </w:rPr>
+              <w:t>✅</w:t>
+            </w:r>
+          </w:p>
+        </w:tc>
+        <w:tc>
+          <w:tcPr>
+            <w:tcW w:w="0" w:type="auto"/>
+            <w:vAlign w:val="center"/>
+            <w:hideMark/>
+          </w:tcPr>
+          <w:p>
+            <w:r>
+              <w:t>Funciona correctamente</w:t>
+            </w:r>
+          </w:p>
+        </w:tc>
+      </w:tr>
+      <w:tr>
+        <w:trPr>
+          <w:tblCellSpacing w:w="15" w:type="dxa"/>
+        </w:trPr>
+        <w:tc>
+          <w:tcPr>
+            <w:tcW w:w="0" w:type="auto"/>
+            <w:vAlign w:val="center"/>
+            <w:hideMark/>
+          </w:tcPr>
+          <w:p>
+            <w:r>
+              <w:t>Estadísticas</w:t>
+            </w:r>
+          </w:p>
+        </w:tc>
+        <w:tc>
+          <w:tcPr>
+            <w:tcW w:w="0" w:type="auto"/>
+            <w:vAlign w:val="center"/>
+            <w:hideMark/>
+          </w:tcPr>
+          <w:p>
+            <w:r>
+              <w:rPr>
+                <w:rFonts w:ascii="Segoe UI Symbol" w:hAnsi="Segoe UI Symbol" w:cs="Segoe UI Symbol"/>
+              </w:rPr>
+              <w:t>✅</w:t>
+            </w:r>
+          </w:p>
+        </w:tc>
+        <w:tc>
+          <w:tcPr>
+            <w:tcW w:w="0" w:type="auto"/>
+            <w:vAlign w:val="center"/>
+            <w:hideMark/>
+          </w:tcPr>
+          <w:p>
+            <w:r>
+              <w:t>Se muestran datos procesados de la BD</w:t>
+            </w:r>
+          </w:p>
+        </w:tc>
+      </w:tr>
+    </w:tbl>
+    <w:p>
+      <w:pPr>
+        <w:pStyle w:val="NormalWeb"/>
+        <w:spacing w:line="360" w:lineRule="auto"/>
+        <w:rPr>
+          <w:rFonts w:ascii="Arial" w:hAnsi="Arial" w:cs="Arial"/>
+        </w:rPr>
+      </w:pPr>
+    </w:p>
+    <w:p>
+      <w:pPr>
+        <w:spacing w:line="360" w:lineRule="auto"/>
+      </w:pPr>
+    </w:p>
     <w:sectPr>
-      <w:headerReference w:type="default" r:id="rId11"/>
-      <w:footerReference w:type="default" r:id="rId12"/>
+      <w:headerReference w:type="default" r:id="rId16"/>
+      <w:footerReference w:type="default" r:id="rId17"/>
       <w:pgSz w:w="11906" w:h="16838"/>
       <w:pgMar w:top="1134" w:right="1701" w:bottom="1134" w:left="1701" w:header="709" w:footer="709" w:gutter="0"/>
       <w:cols w:space="708"/>
@@ -10591,7 +15217,7 @@
 </file>
 
 <file path=word/endnotes.xml><?xml version="1.0" encoding="utf-8"?>
-<w:endnotes xmlns:wpc="http://schemas.microsoft.com/office/word/2010/wordprocessingCanvas" xmlns:cx="http://schemas.microsoft.com/office/drawing/2014/chartex" xmlns:cx1="http://schemas.microsoft.com/office/drawing/2015/9/8/chartex" xmlns:mc="http://schemas.openxmlformats.org/markup-compatibility/2006" xmlns:o="urn:schemas-microsoft-com:office:office" xmlns:r="http://schemas.openxmlformats.org/officeDocument/2006/relationships" xmlns:m="http://schemas.openxmlformats.org/officeDocument/2006/math" xmlns:v="urn:schemas-microsoft-com:vml" xmlns:wp14="http://schemas.microsoft.com/office/word/2010/wordprocessingDrawing" xmlns:wp="http://schemas.openxmlformats.org/drawingml/2006/wordprocessingDrawing" xmlns:w10="urn:schemas-microsoft-com:office:word" xmlns:w="http://schemas.openxmlformats.org/wordprocessingml/2006/main" xmlns:w14="http://schemas.microsoft.com/office/word/2010/wordml" xmlns:w15="http://schemas.microsoft.com/office/word/2012/wordml" xmlns:w16se="http://schemas.microsoft.com/office/word/2015/wordml/symex" xmlns:wpg="http://schemas.microsoft.com/office/word/2010/wordprocessingGroup" xmlns:wpi="http://schemas.microsoft.com/office/word/2010/wordprocessingInk" xmlns:wne="http://schemas.microsoft.com/office/word/2006/wordml" xmlns:wps="http://schemas.microsoft.com/office/word/2010/wordprocessingShape" mc:Ignorable="w14 w15 w16se wp14">
+<w:endnotes xmlns:wpc="http://schemas.microsoft.com/office/word/2010/wordprocessingCanvas" xmlns:cx="http://schemas.microsoft.com/office/drawing/2014/chartex" xmlns:mc="http://schemas.openxmlformats.org/markup-compatibility/2006" xmlns:o="urn:schemas-microsoft-com:office:office" xmlns:r="http://schemas.openxmlformats.org/officeDocument/2006/relationships" xmlns:m="http://schemas.openxmlformats.org/officeDocument/2006/math" xmlns:v="urn:schemas-microsoft-com:vml" xmlns:wp14="http://schemas.microsoft.com/office/word/2010/wordprocessingDrawing" xmlns:wp="http://schemas.openxmlformats.org/drawingml/2006/wordprocessingDrawing" xmlns:w10="urn:schemas-microsoft-com:office:word" xmlns:w="http://schemas.openxmlformats.org/wordprocessingml/2006/main" xmlns:w14="http://schemas.microsoft.com/office/word/2010/wordml" xmlns:w15="http://schemas.microsoft.com/office/word/2012/wordml" xmlns:w16se="http://schemas.microsoft.com/office/word/2015/wordml/symex" xmlns:wpg="http://schemas.microsoft.com/office/word/2010/wordprocessingGroup" xmlns:wpi="http://schemas.microsoft.com/office/word/2010/wordprocessingInk" xmlns:wne="http://schemas.microsoft.com/office/word/2006/wordml" xmlns:wps="http://schemas.microsoft.com/office/word/2010/wordprocessingShape" mc:Ignorable="w14 w15 w16se wp14">
   <w:endnote w:type="separator" w:id="-1">
     <w:p>
       <w:pPr>
@@ -10616,7 +15242,7 @@
 </file>
 
 <file path=word/footer1.xml><?xml version="1.0" encoding="utf-8"?>
-<w:ftr xmlns:wpc="http://schemas.microsoft.com/office/word/2010/wordprocessingCanvas" xmlns:cx="http://schemas.microsoft.com/office/drawing/2014/chartex" xmlns:cx1="http://schemas.microsoft.com/office/drawing/2015/9/8/chartex" xmlns:mc="http://schemas.openxmlformats.org/markup-compatibility/2006" xmlns:o="urn:schemas-microsoft-com:office:office" xmlns:r="http://schemas.openxmlformats.org/officeDocument/2006/relationships" xmlns:m="http://schemas.openxmlformats.org/officeDocument/2006/math" xmlns:v="urn:schemas-microsoft-com:vml" xmlns:wp14="http://schemas.microsoft.com/office/word/2010/wordprocessingDrawing" xmlns:wp="http://schemas.openxmlformats.org/drawingml/2006/wordprocessingDrawing" xmlns:w10="urn:schemas-microsoft-com:office:word" xmlns:w="http://schemas.openxmlformats.org/wordprocessingml/2006/main" xmlns:w14="http://schemas.microsoft.com/office/word/2010/wordml" xmlns:w15="http://schemas.microsoft.com/office/word/2012/wordml" xmlns:w16se="http://schemas.microsoft.com/office/word/2015/wordml/symex" xmlns:wpg="http://schemas.microsoft.com/office/word/2010/wordprocessingGroup" xmlns:wpi="http://schemas.microsoft.com/office/word/2010/wordprocessingInk" xmlns:wne="http://schemas.microsoft.com/office/word/2006/wordml" xmlns:wps="http://schemas.microsoft.com/office/word/2010/wordprocessingShape" mc:Ignorable="w14 w15 w16se wp14">
+<w:ftr xmlns:wpc="http://schemas.microsoft.com/office/word/2010/wordprocessingCanvas" xmlns:cx="http://schemas.microsoft.com/office/drawing/2014/chartex" xmlns:mc="http://schemas.openxmlformats.org/markup-compatibility/2006" xmlns:o="urn:schemas-microsoft-com:office:office" xmlns:r="http://schemas.openxmlformats.org/officeDocument/2006/relationships" xmlns:m="http://schemas.openxmlformats.org/officeDocument/2006/math" xmlns:v="urn:schemas-microsoft-com:vml" xmlns:wp14="http://schemas.microsoft.com/office/word/2010/wordprocessingDrawing" xmlns:wp="http://schemas.openxmlformats.org/drawingml/2006/wordprocessingDrawing" xmlns:w10="urn:schemas-microsoft-com:office:word" xmlns:w="http://schemas.openxmlformats.org/wordprocessingml/2006/main" xmlns:w14="http://schemas.microsoft.com/office/word/2010/wordml" xmlns:w15="http://schemas.microsoft.com/office/word/2012/wordml" xmlns:w16se="http://schemas.microsoft.com/office/word/2015/wordml/symex" xmlns:wpg="http://schemas.microsoft.com/office/word/2010/wordprocessingGroup" xmlns:wpi="http://schemas.microsoft.com/office/word/2010/wordprocessingInk" xmlns:wne="http://schemas.microsoft.com/office/word/2006/wordml" xmlns:wps="http://schemas.microsoft.com/office/word/2010/wordprocessingShape" mc:Ignorable="w14 w15 w16se wp14">
   <w:sdt>
     <w:sdtPr>
       <w:id w:val="-445694090"/>
@@ -10672,7 +15298,7 @@
                 <w:bCs/>
                 <w:noProof/>
               </w:rPr>
-              <w:t>8</w:t>
+              <w:t>49</w:t>
             </w:r>
             <w:r>
               <w:rPr>
@@ -10714,7 +15340,7 @@
                 <w:bCs/>
                 <w:noProof/>
               </w:rPr>
-              <w:t>38</w:t>
+              <w:t>50</w:t>
             </w:r>
             <w:r>
               <w:rPr>
@@ -10738,7 +15364,7 @@
 </file>
 
 <file path=word/footnotes.xml><?xml version="1.0" encoding="utf-8"?>
-<w:footnotes xmlns:wpc="http://schemas.microsoft.com/office/word/2010/wordprocessingCanvas" xmlns:cx="http://schemas.microsoft.com/office/drawing/2014/chartex" xmlns:cx1="http://schemas.microsoft.com/office/drawing/2015/9/8/chartex" xmlns:mc="http://schemas.openxmlformats.org/markup-compatibility/2006" xmlns:o="urn:schemas-microsoft-com:office:office" xmlns:r="http://schemas.openxmlformats.org/officeDocument/2006/relationships" xmlns:m="http://schemas.openxmlformats.org/officeDocument/2006/math" xmlns:v="urn:schemas-microsoft-com:vml" xmlns:wp14="http://schemas.microsoft.com/office/word/2010/wordprocessingDrawing" xmlns:wp="http://schemas.openxmlformats.org/drawingml/2006/wordprocessingDrawing" xmlns:w10="urn:schemas-microsoft-com:office:word" xmlns:w="http://schemas.openxmlformats.org/wordprocessingml/2006/main" xmlns:w14="http://schemas.microsoft.com/office/word/2010/wordml" xmlns:w15="http://schemas.microsoft.com/office/word/2012/wordml" xmlns:w16se="http://schemas.microsoft.com/office/word/2015/wordml/symex" xmlns:wpg="http://schemas.microsoft.com/office/word/2010/wordprocessingGroup" xmlns:wpi="http://schemas.microsoft.com/office/word/2010/wordprocessingInk" xmlns:wne="http://schemas.microsoft.com/office/word/2006/wordml" xmlns:wps="http://schemas.microsoft.com/office/word/2010/wordprocessingShape" mc:Ignorable="w14 w15 w16se wp14">
+<w:footnotes xmlns:wpc="http://schemas.microsoft.com/office/word/2010/wordprocessingCanvas" xmlns:cx="http://schemas.microsoft.com/office/drawing/2014/chartex" xmlns:mc="http://schemas.openxmlformats.org/markup-compatibility/2006" xmlns:o="urn:schemas-microsoft-com:office:office" xmlns:r="http://schemas.openxmlformats.org/officeDocument/2006/relationships" xmlns:m="http://schemas.openxmlformats.org/officeDocument/2006/math" xmlns:v="urn:schemas-microsoft-com:vml" xmlns:wp14="http://schemas.microsoft.com/office/word/2010/wordprocessingDrawing" xmlns:wp="http://schemas.openxmlformats.org/drawingml/2006/wordprocessingDrawing" xmlns:w10="urn:schemas-microsoft-com:office:word" xmlns:w="http://schemas.openxmlformats.org/wordprocessingml/2006/main" xmlns:w14="http://schemas.microsoft.com/office/word/2010/wordml" xmlns:w15="http://schemas.microsoft.com/office/word/2012/wordml" xmlns:w16se="http://schemas.microsoft.com/office/word/2015/wordml/symex" xmlns:wpg="http://schemas.microsoft.com/office/word/2010/wordprocessingGroup" xmlns:wpi="http://schemas.microsoft.com/office/word/2010/wordprocessingInk" xmlns:wne="http://schemas.microsoft.com/office/word/2006/wordml" xmlns:wps="http://schemas.microsoft.com/office/word/2010/wordprocessingShape" mc:Ignorable="w14 w15 w16se wp14">
   <w:footnote w:type="separator" w:id="-1">
     <w:p>
       <w:pPr>
@@ -10763,7 +15389,7 @@
 </file>
 
 <file path=word/header1.xml><?xml version="1.0" encoding="utf-8"?>
-<w:hdr xmlns:wpc="http://schemas.microsoft.com/office/word/2010/wordprocessingCanvas" xmlns:cx="http://schemas.microsoft.com/office/drawing/2014/chartex" xmlns:cx1="http://schemas.microsoft.com/office/drawing/2015/9/8/chartex" xmlns:mc="http://schemas.openxmlformats.org/markup-compatibility/2006" xmlns:o="urn:schemas-microsoft-com:office:office" xmlns:r="http://schemas.openxmlformats.org/officeDocument/2006/relationships" xmlns:m="http://schemas.openxmlformats.org/officeDocument/2006/math" xmlns:v="urn:schemas-microsoft-com:vml" xmlns:wp14="http://schemas.microsoft.com/office/word/2010/wordprocessingDrawing" xmlns:wp="http://schemas.openxmlformats.org/drawingml/2006/wordprocessingDrawing" xmlns:w10="urn:schemas-microsoft-com:office:word" xmlns:w="http://schemas.openxmlformats.org/wordprocessingml/2006/main" xmlns:w14="http://schemas.microsoft.com/office/word/2010/wordml" xmlns:w15="http://schemas.microsoft.com/office/word/2012/wordml" xmlns:w16se="http://schemas.microsoft.com/office/word/2015/wordml/symex" xmlns:wpg="http://schemas.microsoft.com/office/word/2010/wordprocessingGroup" xmlns:wpi="http://schemas.microsoft.com/office/word/2010/wordprocessingInk" xmlns:wne="http://schemas.microsoft.com/office/word/2006/wordml" xmlns:wps="http://schemas.microsoft.com/office/word/2010/wordprocessingShape" mc:Ignorable="w14 w15 w16se wp14">
+<w:hdr xmlns:wpc="http://schemas.microsoft.com/office/word/2010/wordprocessingCanvas" xmlns:cx="http://schemas.microsoft.com/office/drawing/2014/chartex" xmlns:mc="http://schemas.openxmlformats.org/markup-compatibility/2006" xmlns:o="urn:schemas-microsoft-com:office:office" xmlns:r="http://schemas.openxmlformats.org/officeDocument/2006/relationships" xmlns:m="http://schemas.openxmlformats.org/officeDocument/2006/math" xmlns:v="urn:schemas-microsoft-com:vml" xmlns:wp14="http://schemas.microsoft.com/office/word/2010/wordprocessingDrawing" xmlns:wp="http://schemas.openxmlformats.org/drawingml/2006/wordprocessingDrawing" xmlns:w10="urn:schemas-microsoft-com:office:word" xmlns:w="http://schemas.openxmlformats.org/wordprocessingml/2006/main" xmlns:w14="http://schemas.microsoft.com/office/word/2010/wordml" xmlns:w15="http://schemas.microsoft.com/office/word/2012/wordml" xmlns:w16se="http://schemas.microsoft.com/office/word/2015/wordml/symex" xmlns:wpg="http://schemas.microsoft.com/office/word/2010/wordprocessingGroup" xmlns:wpi="http://schemas.microsoft.com/office/word/2010/wordprocessingInk" xmlns:wne="http://schemas.microsoft.com/office/word/2006/wordml" xmlns:wps="http://schemas.microsoft.com/office/word/2010/wordprocessingShape" mc:Ignorable="w14 w15 w16se wp14">
   <w:tbl>
     <w:tblPr>
       <w:tblW w:w="10137" w:type="dxa"/>
@@ -10883,7 +15509,7 @@
 </file>
 
 <file path=word/numbering.xml><?xml version="1.0" encoding="utf-8"?>
-<w:numbering xmlns:wpc="http://schemas.microsoft.com/office/word/2010/wordprocessingCanvas" xmlns:cx="http://schemas.microsoft.com/office/drawing/2014/chartex" xmlns:cx1="http://schemas.microsoft.com/office/drawing/2015/9/8/chartex" xmlns:mc="http://schemas.openxmlformats.org/markup-compatibility/2006" xmlns:o="urn:schemas-microsoft-com:office:office" xmlns:r="http://schemas.openxmlformats.org/officeDocument/2006/relationships" xmlns:m="http://schemas.openxmlformats.org/officeDocument/2006/math" xmlns:v="urn:schemas-microsoft-com:vml" xmlns:wp14="http://schemas.microsoft.com/office/word/2010/wordprocessingDrawing" xmlns:wp="http://schemas.openxmlformats.org/drawingml/2006/wordprocessingDrawing" xmlns:w10="urn:schemas-microsoft-com:office:word" xmlns:w="http://schemas.openxmlformats.org/wordprocessingml/2006/main" xmlns:w14="http://schemas.microsoft.com/office/word/2010/wordml" xmlns:w15="http://schemas.microsoft.com/office/word/2012/wordml" xmlns:w16se="http://schemas.microsoft.com/office/word/2015/wordml/symex" xmlns:wpg="http://schemas.microsoft.com/office/word/2010/wordprocessingGroup" xmlns:wpi="http://schemas.microsoft.com/office/word/2010/wordprocessingInk" xmlns:wne="http://schemas.microsoft.com/office/word/2006/wordml" xmlns:wps="http://schemas.microsoft.com/office/word/2010/wordprocessingShape" mc:Ignorable="w14 w15 w16se wp14">
+<w:numbering xmlns:wpc="http://schemas.microsoft.com/office/word/2010/wordprocessingCanvas" xmlns:cx="http://schemas.microsoft.com/office/drawing/2014/chartex" xmlns:mc="http://schemas.openxmlformats.org/markup-compatibility/2006" xmlns:o="urn:schemas-microsoft-com:office:office" xmlns:r="http://schemas.openxmlformats.org/officeDocument/2006/relationships" xmlns:m="http://schemas.openxmlformats.org/officeDocument/2006/math" xmlns:v="urn:schemas-microsoft-com:vml" xmlns:wp14="http://schemas.microsoft.com/office/word/2010/wordprocessingDrawing" xmlns:wp="http://schemas.openxmlformats.org/drawingml/2006/wordprocessingDrawing" xmlns:w10="urn:schemas-microsoft-com:office:word" xmlns:w="http://schemas.openxmlformats.org/wordprocessingml/2006/main" xmlns:w14="http://schemas.microsoft.com/office/word/2010/wordml" xmlns:w15="http://schemas.microsoft.com/office/word/2012/wordml" xmlns:w16se="http://schemas.microsoft.com/office/word/2015/wordml/symex" xmlns:wpg="http://schemas.microsoft.com/office/word/2010/wordprocessingGroup" xmlns:wpi="http://schemas.microsoft.com/office/word/2010/wordprocessingInk" xmlns:wne="http://schemas.microsoft.com/office/word/2006/wordml" xmlns:wps="http://schemas.microsoft.com/office/word/2010/wordprocessingShape" mc:Ignorable="w14 w15 w16se wp14">
   <w:abstractNum w:abstractNumId="0" w15:restartNumberingAfterBreak="0">
     <w:nsid w:val="034101C5"/>
     <w:multiLevelType w:val="multilevel"/>
@@ -11183,6 +15809,123 @@
     </w:lvl>
   </w:abstractNum>
   <w:abstractNum w:abstractNumId="2" w15:restartNumberingAfterBreak="0">
+    <w:nsid w:val="03B26783"/>
+    <w:multiLevelType w:val="multilevel"/>
+    <w:tmpl w:val="AFF24650"/>
+    <w:lvl w:ilvl="0">
+      <w:start w:val="1"/>
+      <w:numFmt w:val="decimal"/>
+      <w:lvlText w:val="%1."/>
+      <w:lvlJc w:val="left"/>
+      <w:pPr>
+        <w:tabs>
+          <w:tab w:val="num" w:pos="720"/>
+        </w:tabs>
+        <w:ind w:left="720" w:hanging="360"/>
+      </w:pPr>
+    </w:lvl>
+    <w:lvl w:ilvl="1">
+      <w:start w:val="1"/>
+      <w:numFmt w:val="bullet"/>
+      <w:lvlText w:val="o"/>
+      <w:lvlJc w:val="left"/>
+      <w:pPr>
+        <w:tabs>
+          <w:tab w:val="num" w:pos="1440"/>
+        </w:tabs>
+        <w:ind w:left="1440" w:hanging="360"/>
+      </w:pPr>
+      <w:rPr>
+        <w:rFonts w:ascii="Courier New" w:hAnsi="Courier New" w:hint="default"/>
+        <w:sz w:val="20"/>
+      </w:rPr>
+    </w:lvl>
+    <w:lvl w:ilvl="2" w:tentative="1">
+      <w:start w:val="1"/>
+      <w:numFmt w:val="decimal"/>
+      <w:lvlText w:val="%3."/>
+      <w:lvlJc w:val="left"/>
+      <w:pPr>
+        <w:tabs>
+          <w:tab w:val="num" w:pos="2160"/>
+        </w:tabs>
+        <w:ind w:left="2160" w:hanging="360"/>
+      </w:pPr>
+    </w:lvl>
+    <w:lvl w:ilvl="3" w:tentative="1">
+      <w:start w:val="1"/>
+      <w:numFmt w:val="decimal"/>
+      <w:lvlText w:val="%4."/>
+      <w:lvlJc w:val="left"/>
+      <w:pPr>
+        <w:tabs>
+          <w:tab w:val="num" w:pos="2880"/>
+        </w:tabs>
+        <w:ind w:left="2880" w:hanging="360"/>
+      </w:pPr>
+    </w:lvl>
+    <w:lvl w:ilvl="4" w:tentative="1">
+      <w:start w:val="1"/>
+      <w:numFmt w:val="decimal"/>
+      <w:lvlText w:val="%5."/>
+      <w:lvlJc w:val="left"/>
+      <w:pPr>
+        <w:tabs>
+          <w:tab w:val="num" w:pos="3600"/>
+        </w:tabs>
+        <w:ind w:left="3600" w:hanging="360"/>
+      </w:pPr>
+    </w:lvl>
+    <w:lvl w:ilvl="5" w:tentative="1">
+      <w:start w:val="1"/>
+      <w:numFmt w:val="decimal"/>
+      <w:lvlText w:val="%6."/>
+      <w:lvlJc w:val="left"/>
+      <w:pPr>
+        <w:tabs>
+          <w:tab w:val="num" w:pos="4320"/>
+        </w:tabs>
+        <w:ind w:left="4320" w:hanging="360"/>
+      </w:pPr>
+    </w:lvl>
+    <w:lvl w:ilvl="6" w:tentative="1">
+      <w:start w:val="1"/>
+      <w:numFmt w:val="decimal"/>
+      <w:lvlText w:val="%7."/>
+      <w:lvlJc w:val="left"/>
+      <w:pPr>
+        <w:tabs>
+          <w:tab w:val="num" w:pos="5040"/>
+        </w:tabs>
+        <w:ind w:left="5040" w:hanging="360"/>
+      </w:pPr>
+    </w:lvl>
+    <w:lvl w:ilvl="7" w:tentative="1">
+      <w:start w:val="1"/>
+      <w:numFmt w:val="decimal"/>
+      <w:lvlText w:val="%8."/>
+      <w:lvlJc w:val="left"/>
+      <w:pPr>
+        <w:tabs>
+          <w:tab w:val="num" w:pos="5760"/>
+        </w:tabs>
+        <w:ind w:left="5760" w:hanging="360"/>
+      </w:pPr>
+    </w:lvl>
+    <w:lvl w:ilvl="8" w:tentative="1">
+      <w:start w:val="1"/>
+      <w:numFmt w:val="decimal"/>
+      <w:lvlText w:val="%9."/>
+      <w:lvlJc w:val="left"/>
+      <w:pPr>
+        <w:tabs>
+          <w:tab w:val="num" w:pos="6480"/>
+        </w:tabs>
+        <w:ind w:left="6480" w:hanging="360"/>
+      </w:pPr>
+    </w:lvl>
+  </w:abstractNum>
+  <w:abstractNum w:abstractNumId="3" w15:restartNumberingAfterBreak="0">
     <w:nsid w:val="053C7DEF"/>
     <w:multiLevelType w:val="multilevel"/>
     <w:tmpl w:val="1D2A5322"/>
@@ -11331,7 +16074,7 @@
       </w:rPr>
     </w:lvl>
   </w:abstractNum>
-  <w:abstractNum w:abstractNumId="3" w15:restartNumberingAfterBreak="0">
+  <w:abstractNum w:abstractNumId="4" w15:restartNumberingAfterBreak="0">
     <w:nsid w:val="06005D98"/>
     <w:multiLevelType w:val="multilevel"/>
     <w:tmpl w:val="C1705AFA"/>
@@ -11480,7 +16223,7 @@
       </w:rPr>
     </w:lvl>
   </w:abstractNum>
-  <w:abstractNum w:abstractNumId="4" w15:restartNumberingAfterBreak="0">
+  <w:abstractNum w:abstractNumId="5" w15:restartNumberingAfterBreak="0">
     <w:nsid w:val="06286DDA"/>
     <w:multiLevelType w:val="hybridMultilevel"/>
     <w:tmpl w:val="15049DD6"/>
@@ -11593,7 +16336,7 @@
       </w:rPr>
     </w:lvl>
   </w:abstractNum>
-  <w:abstractNum w:abstractNumId="5" w15:restartNumberingAfterBreak="0">
+  <w:abstractNum w:abstractNumId="6" w15:restartNumberingAfterBreak="0">
     <w:nsid w:val="06941D07"/>
     <w:multiLevelType w:val="multilevel"/>
     <w:tmpl w:val="A2AAE632"/>
@@ -11742,7 +16485,7 @@
       </w:rPr>
     </w:lvl>
   </w:abstractNum>
-  <w:abstractNum w:abstractNumId="6" w15:restartNumberingAfterBreak="0">
+  <w:abstractNum w:abstractNumId="7" w15:restartNumberingAfterBreak="0">
     <w:nsid w:val="0FFE25E3"/>
     <w:multiLevelType w:val="multilevel"/>
     <w:tmpl w:val="6B5E5E2A"/>
@@ -11859,7 +16602,7 @@
       </w:pPr>
     </w:lvl>
   </w:abstractNum>
-  <w:abstractNum w:abstractNumId="7" w15:restartNumberingAfterBreak="0">
+  <w:abstractNum w:abstractNumId="8" w15:restartNumberingAfterBreak="0">
     <w:nsid w:val="10111F76"/>
     <w:multiLevelType w:val="multilevel"/>
     <w:tmpl w:val="73364C60"/>
@@ -12008,7 +16751,7 @@
       </w:rPr>
     </w:lvl>
   </w:abstractNum>
-  <w:abstractNum w:abstractNumId="8" w15:restartNumberingAfterBreak="0">
+  <w:abstractNum w:abstractNumId="9" w15:restartNumberingAfterBreak="0">
     <w:nsid w:val="14F939A3"/>
     <w:multiLevelType w:val="multilevel"/>
     <w:tmpl w:val="E3A4A994"/>
@@ -12157,7 +16900,7 @@
       </w:rPr>
     </w:lvl>
   </w:abstractNum>
-  <w:abstractNum w:abstractNumId="9" w15:restartNumberingAfterBreak="0">
+  <w:abstractNum w:abstractNumId="10" w15:restartNumberingAfterBreak="0">
     <w:nsid w:val="162C4411"/>
     <w:multiLevelType w:val="multilevel"/>
     <w:tmpl w:val="1A22CF82"/>
@@ -12306,7 +17049,156 @@
       </w:rPr>
     </w:lvl>
   </w:abstractNum>
-  <w:abstractNum w:abstractNumId="10" w15:restartNumberingAfterBreak="0">
+  <w:abstractNum w:abstractNumId="11" w15:restartNumberingAfterBreak="0">
+    <w:nsid w:val="18731E2C"/>
+    <w:multiLevelType w:val="multilevel"/>
+    <w:tmpl w:val="E70C3356"/>
+    <w:lvl w:ilvl="0">
+      <w:start w:val="1"/>
+      <w:numFmt w:val="bullet"/>
+      <w:lvlText w:val=""/>
+      <w:lvlJc w:val="left"/>
+      <w:pPr>
+        <w:tabs>
+          <w:tab w:val="num" w:pos="720"/>
+        </w:tabs>
+        <w:ind w:left="720" w:hanging="360"/>
+      </w:pPr>
+      <w:rPr>
+        <w:rFonts w:ascii="Symbol" w:hAnsi="Symbol" w:hint="default"/>
+        <w:sz w:val="20"/>
+      </w:rPr>
+    </w:lvl>
+    <w:lvl w:ilvl="1">
+      <w:start w:val="1"/>
+      <w:numFmt w:val="bullet"/>
+      <w:lvlText w:val="o"/>
+      <w:lvlJc w:val="left"/>
+      <w:pPr>
+        <w:tabs>
+          <w:tab w:val="num" w:pos="1440"/>
+        </w:tabs>
+        <w:ind w:left="1440" w:hanging="360"/>
+      </w:pPr>
+      <w:rPr>
+        <w:rFonts w:ascii="Courier New" w:hAnsi="Courier New" w:hint="default"/>
+        <w:sz w:val="20"/>
+      </w:rPr>
+    </w:lvl>
+    <w:lvl w:ilvl="2" w:tentative="1">
+      <w:start w:val="1"/>
+      <w:numFmt w:val="bullet"/>
+      <w:lvlText w:val=""/>
+      <w:lvlJc w:val="left"/>
+      <w:pPr>
+        <w:tabs>
+          <w:tab w:val="num" w:pos="2160"/>
+        </w:tabs>
+        <w:ind w:left="2160" w:hanging="360"/>
+      </w:pPr>
+      <w:rPr>
+        <w:rFonts w:ascii="Wingdings" w:hAnsi="Wingdings" w:hint="default"/>
+        <w:sz w:val="20"/>
+      </w:rPr>
+    </w:lvl>
+    <w:lvl w:ilvl="3" w:tentative="1">
+      <w:start w:val="1"/>
+      <w:numFmt w:val="bullet"/>
+      <w:lvlText w:val=""/>
+      <w:lvlJc w:val="left"/>
+      <w:pPr>
+        <w:tabs>
+          <w:tab w:val="num" w:pos="2880"/>
+        </w:tabs>
+        <w:ind w:left="2880" w:hanging="360"/>
+      </w:pPr>
+      <w:rPr>
+        <w:rFonts w:ascii="Wingdings" w:hAnsi="Wingdings" w:hint="default"/>
+        <w:sz w:val="20"/>
+      </w:rPr>
+    </w:lvl>
+    <w:lvl w:ilvl="4" w:tentative="1">
+      <w:start w:val="1"/>
+      <w:numFmt w:val="bullet"/>
+      <w:lvlText w:val=""/>
+      <w:lvlJc w:val="left"/>
+      <w:pPr>
+        <w:tabs>
+          <w:tab w:val="num" w:pos="3600"/>
+        </w:tabs>
+        <w:ind w:left="3600" w:hanging="360"/>
+      </w:pPr>
+      <w:rPr>
+        <w:rFonts w:ascii="Wingdings" w:hAnsi="Wingdings" w:hint="default"/>
+        <w:sz w:val="20"/>
+      </w:rPr>
+    </w:lvl>
+    <w:lvl w:ilvl="5" w:tentative="1">
+      <w:start w:val="1"/>
+      <w:numFmt w:val="bullet"/>
+      <w:lvlText w:val=""/>
+      <w:lvlJc w:val="left"/>
+      <w:pPr>
+        <w:tabs>
+          <w:tab w:val="num" w:pos="4320"/>
+        </w:tabs>
+        <w:ind w:left="4320" w:hanging="360"/>
+      </w:pPr>
+      <w:rPr>
+        <w:rFonts w:ascii="Wingdings" w:hAnsi="Wingdings" w:hint="default"/>
+        <w:sz w:val="20"/>
+      </w:rPr>
+    </w:lvl>
+    <w:lvl w:ilvl="6" w:tentative="1">
+      <w:start w:val="1"/>
+      <w:numFmt w:val="bullet"/>
+      <w:lvlText w:val=""/>
+      <w:lvlJc w:val="left"/>
+      <w:pPr>
+        <w:tabs>
+          <w:tab w:val="num" w:pos="5040"/>
+        </w:tabs>
+        <w:ind w:left="5040" w:hanging="360"/>
+      </w:pPr>
+      <w:rPr>
+        <w:rFonts w:ascii="Wingdings" w:hAnsi="Wingdings" w:hint="default"/>
+        <w:sz w:val="20"/>
+      </w:rPr>
+    </w:lvl>
+    <w:lvl w:ilvl="7" w:tentative="1">
+      <w:start w:val="1"/>
+      <w:numFmt w:val="bullet"/>
+      <w:lvlText w:val=""/>
+      <w:lvlJc w:val="left"/>
+      <w:pPr>
+        <w:tabs>
+          <w:tab w:val="num" w:pos="5760"/>
+        </w:tabs>
+        <w:ind w:left="5760" w:hanging="360"/>
+      </w:pPr>
+      <w:rPr>
+        <w:rFonts w:ascii="Wingdings" w:hAnsi="Wingdings" w:hint="default"/>
+        <w:sz w:val="20"/>
+      </w:rPr>
+    </w:lvl>
+    <w:lvl w:ilvl="8" w:tentative="1">
+      <w:start w:val="1"/>
+      <w:numFmt w:val="bullet"/>
+      <w:lvlText w:val=""/>
+      <w:lvlJc w:val="left"/>
+      <w:pPr>
+        <w:tabs>
+          <w:tab w:val="num" w:pos="6480"/>
+        </w:tabs>
+        <w:ind w:left="6480" w:hanging="360"/>
+      </w:pPr>
+      <w:rPr>
+        <w:rFonts w:ascii="Wingdings" w:hAnsi="Wingdings" w:hint="default"/>
+        <w:sz w:val="20"/>
+      </w:rPr>
+    </w:lvl>
+  </w:abstractNum>
+  <w:abstractNum w:abstractNumId="12" w15:restartNumberingAfterBreak="0">
     <w:nsid w:val="1AA67D4B"/>
     <w:multiLevelType w:val="multilevel"/>
     <w:tmpl w:val="EC4C9C9A"/>
@@ -12455,7 +17347,7 @@
       </w:rPr>
     </w:lvl>
   </w:abstractNum>
-  <w:abstractNum w:abstractNumId="11" w15:restartNumberingAfterBreak="0">
+  <w:abstractNum w:abstractNumId="13" w15:restartNumberingAfterBreak="0">
     <w:nsid w:val="1CDD7337"/>
     <w:multiLevelType w:val="multilevel"/>
     <w:tmpl w:val="8B8CF918"/>
@@ -12604,7 +17496,156 @@
       </w:rPr>
     </w:lvl>
   </w:abstractNum>
-  <w:abstractNum w:abstractNumId="12" w15:restartNumberingAfterBreak="0">
+  <w:abstractNum w:abstractNumId="14" w15:restartNumberingAfterBreak="0">
+    <w:nsid w:val="1CEE19E9"/>
+    <w:multiLevelType w:val="multilevel"/>
+    <w:tmpl w:val="E70C3356"/>
+    <w:lvl w:ilvl="0">
+      <w:start w:val="1"/>
+      <w:numFmt w:val="bullet"/>
+      <w:lvlText w:val=""/>
+      <w:lvlJc w:val="left"/>
+      <w:pPr>
+        <w:tabs>
+          <w:tab w:val="num" w:pos="720"/>
+        </w:tabs>
+        <w:ind w:left="720" w:hanging="360"/>
+      </w:pPr>
+      <w:rPr>
+        <w:rFonts w:ascii="Symbol" w:hAnsi="Symbol" w:hint="default"/>
+        <w:sz w:val="20"/>
+      </w:rPr>
+    </w:lvl>
+    <w:lvl w:ilvl="1" w:tentative="1">
+      <w:start w:val="1"/>
+      <w:numFmt w:val="bullet"/>
+      <w:lvlText w:val="o"/>
+      <w:lvlJc w:val="left"/>
+      <w:pPr>
+        <w:tabs>
+          <w:tab w:val="num" w:pos="1440"/>
+        </w:tabs>
+        <w:ind w:left="1440" w:hanging="360"/>
+      </w:pPr>
+      <w:rPr>
+        <w:rFonts w:ascii="Courier New" w:hAnsi="Courier New" w:hint="default"/>
+        <w:sz w:val="20"/>
+      </w:rPr>
+    </w:lvl>
+    <w:lvl w:ilvl="2" w:tentative="1">
+      <w:start w:val="1"/>
+      <w:numFmt w:val="bullet"/>
+      <w:lvlText w:val=""/>
+      <w:lvlJc w:val="left"/>
+      <w:pPr>
+        <w:tabs>
+          <w:tab w:val="num" w:pos="2160"/>
+        </w:tabs>
+        <w:ind w:left="2160" w:hanging="360"/>
+      </w:pPr>
+      <w:rPr>
+        <w:rFonts w:ascii="Wingdings" w:hAnsi="Wingdings" w:hint="default"/>
+        <w:sz w:val="20"/>
+      </w:rPr>
+    </w:lvl>
+    <w:lvl w:ilvl="3" w:tentative="1">
+      <w:start w:val="1"/>
+      <w:numFmt w:val="bullet"/>
+      <w:lvlText w:val=""/>
+      <w:lvlJc w:val="left"/>
+      <w:pPr>
+        <w:tabs>
+          <w:tab w:val="num" w:pos="2880"/>
+        </w:tabs>
+        <w:ind w:left="2880" w:hanging="360"/>
+      </w:pPr>
+      <w:rPr>
+        <w:rFonts w:ascii="Wingdings" w:hAnsi="Wingdings" w:hint="default"/>
+        <w:sz w:val="20"/>
+      </w:rPr>
+    </w:lvl>
+    <w:lvl w:ilvl="4" w:tentative="1">
+      <w:start w:val="1"/>
+      <w:numFmt w:val="bullet"/>
+      <w:lvlText w:val=""/>
+      <w:lvlJc w:val="left"/>
+      <w:pPr>
+        <w:tabs>
+          <w:tab w:val="num" w:pos="3600"/>
+        </w:tabs>
+        <w:ind w:left="3600" w:hanging="360"/>
+      </w:pPr>
+      <w:rPr>
+        <w:rFonts w:ascii="Wingdings" w:hAnsi="Wingdings" w:hint="default"/>
+        <w:sz w:val="20"/>
+      </w:rPr>
+    </w:lvl>
+    <w:lvl w:ilvl="5" w:tentative="1">
+      <w:start w:val="1"/>
+      <w:numFmt w:val="bullet"/>
+      <w:lvlText w:val=""/>
+      <w:lvlJc w:val="left"/>
+      <w:pPr>
+        <w:tabs>
+          <w:tab w:val="num" w:pos="4320"/>
+        </w:tabs>
+        <w:ind w:left="4320" w:hanging="360"/>
+      </w:pPr>
+      <w:rPr>
+        <w:rFonts w:ascii="Wingdings" w:hAnsi="Wingdings" w:hint="default"/>
+        <w:sz w:val="20"/>
+      </w:rPr>
+    </w:lvl>
+    <w:lvl w:ilvl="6" w:tentative="1">
+      <w:start w:val="1"/>
+      <w:numFmt w:val="bullet"/>
+      <w:lvlText w:val=""/>
+      <w:lvlJc w:val="left"/>
+      <w:pPr>
+        <w:tabs>
+          <w:tab w:val="num" w:pos="5040"/>
+        </w:tabs>
+        <w:ind w:left="5040" w:hanging="360"/>
+      </w:pPr>
+      <w:rPr>
+        <w:rFonts w:ascii="Wingdings" w:hAnsi="Wingdings" w:hint="default"/>
+        <w:sz w:val="20"/>
+      </w:rPr>
+    </w:lvl>
+    <w:lvl w:ilvl="7" w:tentative="1">
+      <w:start w:val="1"/>
+      <w:numFmt w:val="bullet"/>
+      <w:lvlText w:val=""/>
+      <w:lvlJc w:val="left"/>
+      <w:pPr>
+        <w:tabs>
+          <w:tab w:val="num" w:pos="5760"/>
+        </w:tabs>
+        <w:ind w:left="5760" w:hanging="360"/>
+      </w:pPr>
+      <w:rPr>
+        <w:rFonts w:ascii="Wingdings" w:hAnsi="Wingdings" w:hint="default"/>
+        <w:sz w:val="20"/>
+      </w:rPr>
+    </w:lvl>
+    <w:lvl w:ilvl="8" w:tentative="1">
+      <w:start w:val="1"/>
+      <w:numFmt w:val="bullet"/>
+      <w:lvlText w:val=""/>
+      <w:lvlJc w:val="left"/>
+      <w:pPr>
+        <w:tabs>
+          <w:tab w:val="num" w:pos="6480"/>
+        </w:tabs>
+        <w:ind w:left="6480" w:hanging="360"/>
+      </w:pPr>
+      <w:rPr>
+        <w:rFonts w:ascii="Wingdings" w:hAnsi="Wingdings" w:hint="default"/>
+        <w:sz w:val="20"/>
+      </w:rPr>
+    </w:lvl>
+  </w:abstractNum>
+  <w:abstractNum w:abstractNumId="15" w15:restartNumberingAfterBreak="0">
     <w:nsid w:val="209B13C1"/>
     <w:multiLevelType w:val="multilevel"/>
     <w:tmpl w:val="F078D02C"/>
@@ -12753,7 +17794,7 @@
       </w:rPr>
     </w:lvl>
   </w:abstractNum>
-  <w:abstractNum w:abstractNumId="13" w15:restartNumberingAfterBreak="0">
+  <w:abstractNum w:abstractNumId="16" w15:restartNumberingAfterBreak="0">
     <w:nsid w:val="24063BA6"/>
     <w:multiLevelType w:val="multilevel"/>
     <w:tmpl w:val="23BC69A8"/>
@@ -12902,7 +17943,156 @@
       </w:rPr>
     </w:lvl>
   </w:abstractNum>
-  <w:abstractNum w:abstractNumId="14" w15:restartNumberingAfterBreak="0">
+  <w:abstractNum w:abstractNumId="17" w15:restartNumberingAfterBreak="0">
+    <w:nsid w:val="27191DF3"/>
+    <w:multiLevelType w:val="multilevel"/>
+    <w:tmpl w:val="E70C3356"/>
+    <w:lvl w:ilvl="0">
+      <w:start w:val="1"/>
+      <w:numFmt w:val="bullet"/>
+      <w:lvlText w:val=""/>
+      <w:lvlJc w:val="left"/>
+      <w:pPr>
+        <w:tabs>
+          <w:tab w:val="num" w:pos="720"/>
+        </w:tabs>
+        <w:ind w:left="720" w:hanging="360"/>
+      </w:pPr>
+      <w:rPr>
+        <w:rFonts w:ascii="Symbol" w:hAnsi="Symbol" w:hint="default"/>
+        <w:sz w:val="20"/>
+      </w:rPr>
+    </w:lvl>
+    <w:lvl w:ilvl="1" w:tentative="1">
+      <w:start w:val="1"/>
+      <w:numFmt w:val="bullet"/>
+      <w:lvlText w:val="o"/>
+      <w:lvlJc w:val="left"/>
+      <w:pPr>
+        <w:tabs>
+          <w:tab w:val="num" w:pos="1440"/>
+        </w:tabs>
+        <w:ind w:left="1440" w:hanging="360"/>
+      </w:pPr>
+      <w:rPr>
+        <w:rFonts w:ascii="Courier New" w:hAnsi="Courier New" w:hint="default"/>
+        <w:sz w:val="20"/>
+      </w:rPr>
+    </w:lvl>
+    <w:lvl w:ilvl="2" w:tentative="1">
+      <w:start w:val="1"/>
+      <w:numFmt w:val="bullet"/>
+      <w:lvlText w:val=""/>
+      <w:lvlJc w:val="left"/>
+      <w:pPr>
+        <w:tabs>
+          <w:tab w:val="num" w:pos="2160"/>
+        </w:tabs>
+        <w:ind w:left="2160" w:hanging="360"/>
+      </w:pPr>
+      <w:rPr>
+        <w:rFonts w:ascii="Wingdings" w:hAnsi="Wingdings" w:hint="default"/>
+        <w:sz w:val="20"/>
+      </w:rPr>
+    </w:lvl>
+    <w:lvl w:ilvl="3" w:tentative="1">
+      <w:start w:val="1"/>
+      <w:numFmt w:val="bullet"/>
+      <w:lvlText w:val=""/>
+      <w:lvlJc w:val="left"/>
+      <w:pPr>
+        <w:tabs>
+          <w:tab w:val="num" w:pos="2880"/>
+        </w:tabs>
+        <w:ind w:left="2880" w:hanging="360"/>
+      </w:pPr>
+      <w:rPr>
+        <w:rFonts w:ascii="Wingdings" w:hAnsi="Wingdings" w:hint="default"/>
+        <w:sz w:val="20"/>
+      </w:rPr>
+    </w:lvl>
+    <w:lvl w:ilvl="4" w:tentative="1">
+      <w:start w:val="1"/>
+      <w:numFmt w:val="bullet"/>
+      <w:lvlText w:val=""/>
+      <w:lvlJc w:val="left"/>
+      <w:pPr>
+        <w:tabs>
+          <w:tab w:val="num" w:pos="3600"/>
+        </w:tabs>
+        <w:ind w:left="3600" w:hanging="360"/>
+      </w:pPr>
+      <w:rPr>
+        <w:rFonts w:ascii="Wingdings" w:hAnsi="Wingdings" w:hint="default"/>
+        <w:sz w:val="20"/>
+      </w:rPr>
+    </w:lvl>
+    <w:lvl w:ilvl="5" w:tentative="1">
+      <w:start w:val="1"/>
+      <w:numFmt w:val="bullet"/>
+      <w:lvlText w:val=""/>
+      <w:lvlJc w:val="left"/>
+      <w:pPr>
+        <w:tabs>
+          <w:tab w:val="num" w:pos="4320"/>
+        </w:tabs>
+        <w:ind w:left="4320" w:hanging="360"/>
+      </w:pPr>
+      <w:rPr>
+        <w:rFonts w:ascii="Wingdings" w:hAnsi="Wingdings" w:hint="default"/>
+        <w:sz w:val="20"/>
+      </w:rPr>
+    </w:lvl>
+    <w:lvl w:ilvl="6" w:tentative="1">
+      <w:start w:val="1"/>
+      <w:numFmt w:val="bullet"/>
+      <w:lvlText w:val=""/>
+      <w:lvlJc w:val="left"/>
+      <w:pPr>
+        <w:tabs>
+          <w:tab w:val="num" w:pos="5040"/>
+        </w:tabs>
+        <w:ind w:left="5040" w:hanging="360"/>
+      </w:pPr>
+      <w:rPr>
+        <w:rFonts w:ascii="Wingdings" w:hAnsi="Wingdings" w:hint="default"/>
+        <w:sz w:val="20"/>
+      </w:rPr>
+    </w:lvl>
+    <w:lvl w:ilvl="7" w:tentative="1">
+      <w:start w:val="1"/>
+      <w:numFmt w:val="bullet"/>
+      <w:lvlText w:val=""/>
+      <w:lvlJc w:val="left"/>
+      <w:pPr>
+        <w:tabs>
+          <w:tab w:val="num" w:pos="5760"/>
+        </w:tabs>
+        <w:ind w:left="5760" w:hanging="360"/>
+      </w:pPr>
+      <w:rPr>
+        <w:rFonts w:ascii="Wingdings" w:hAnsi="Wingdings" w:hint="default"/>
+        <w:sz w:val="20"/>
+      </w:rPr>
+    </w:lvl>
+    <w:lvl w:ilvl="8" w:tentative="1">
+      <w:start w:val="1"/>
+      <w:numFmt w:val="bullet"/>
+      <w:lvlText w:val=""/>
+      <w:lvlJc w:val="left"/>
+      <w:pPr>
+        <w:tabs>
+          <w:tab w:val="num" w:pos="6480"/>
+        </w:tabs>
+        <w:ind w:left="6480" w:hanging="360"/>
+      </w:pPr>
+      <w:rPr>
+        <w:rFonts w:ascii="Wingdings" w:hAnsi="Wingdings" w:hint="default"/>
+        <w:sz w:val="20"/>
+      </w:rPr>
+    </w:lvl>
+  </w:abstractNum>
+  <w:abstractNum w:abstractNumId="18" w15:restartNumberingAfterBreak="0">
     <w:nsid w:val="288F2B7F"/>
     <w:multiLevelType w:val="multilevel"/>
     <w:tmpl w:val="BA62F22E"/>
@@ -13019,7 +18209,7 @@
       </w:pPr>
     </w:lvl>
   </w:abstractNum>
-  <w:abstractNum w:abstractNumId="15" w15:restartNumberingAfterBreak="0">
+  <w:abstractNum w:abstractNumId="19" w15:restartNumberingAfterBreak="0">
     <w:nsid w:val="28B85C59"/>
     <w:multiLevelType w:val="hybridMultilevel"/>
     <w:tmpl w:val="2E0837B6"/>
@@ -13132,7 +18322,156 @@
       </w:rPr>
     </w:lvl>
   </w:abstractNum>
-  <w:abstractNum w:abstractNumId="16" w15:restartNumberingAfterBreak="0">
+  <w:abstractNum w:abstractNumId="20" w15:restartNumberingAfterBreak="0">
+    <w:nsid w:val="295E2C9B"/>
+    <w:multiLevelType w:val="multilevel"/>
+    <w:tmpl w:val="E70C3356"/>
+    <w:lvl w:ilvl="0">
+      <w:start w:val="1"/>
+      <w:numFmt w:val="bullet"/>
+      <w:lvlText w:val=""/>
+      <w:lvlJc w:val="left"/>
+      <w:pPr>
+        <w:tabs>
+          <w:tab w:val="num" w:pos="720"/>
+        </w:tabs>
+        <w:ind w:left="720" w:hanging="360"/>
+      </w:pPr>
+      <w:rPr>
+        <w:rFonts w:ascii="Symbol" w:hAnsi="Symbol" w:hint="default"/>
+        <w:sz w:val="20"/>
+      </w:rPr>
+    </w:lvl>
+    <w:lvl w:ilvl="1" w:tentative="1">
+      <w:start w:val="1"/>
+      <w:numFmt w:val="bullet"/>
+      <w:lvlText w:val="o"/>
+      <w:lvlJc w:val="left"/>
+      <w:pPr>
+        <w:tabs>
+          <w:tab w:val="num" w:pos="1440"/>
+        </w:tabs>
+        <w:ind w:left="1440" w:hanging="360"/>
+      </w:pPr>
+      <w:rPr>
+        <w:rFonts w:ascii="Courier New" w:hAnsi="Courier New" w:hint="default"/>
+        <w:sz w:val="20"/>
+      </w:rPr>
+    </w:lvl>
+    <w:lvl w:ilvl="2" w:tentative="1">
+      <w:start w:val="1"/>
+      <w:numFmt w:val="bullet"/>
+      <w:lvlText w:val=""/>
+      <w:lvlJc w:val="left"/>
+      <w:pPr>
+        <w:tabs>
+          <w:tab w:val="num" w:pos="2160"/>
+        </w:tabs>
+        <w:ind w:left="2160" w:hanging="360"/>
+      </w:pPr>
+      <w:rPr>
+        <w:rFonts w:ascii="Wingdings" w:hAnsi="Wingdings" w:hint="default"/>
+        <w:sz w:val="20"/>
+      </w:rPr>
+    </w:lvl>
+    <w:lvl w:ilvl="3" w:tentative="1">
+      <w:start w:val="1"/>
+      <w:numFmt w:val="bullet"/>
+      <w:lvlText w:val=""/>
+      <w:lvlJc w:val="left"/>
+      <w:pPr>
+        <w:tabs>
+          <w:tab w:val="num" w:pos="2880"/>
+        </w:tabs>
+        <w:ind w:left="2880" w:hanging="360"/>
+      </w:pPr>
+      <w:rPr>
+        <w:rFonts w:ascii="Wingdings" w:hAnsi="Wingdings" w:hint="default"/>
+        <w:sz w:val="20"/>
+      </w:rPr>
+    </w:lvl>
+    <w:lvl w:ilvl="4" w:tentative="1">
+      <w:start w:val="1"/>
+      <w:numFmt w:val="bullet"/>
+      <w:lvlText w:val=""/>
+      <w:lvlJc w:val="left"/>
+      <w:pPr>
+        <w:tabs>
+          <w:tab w:val="num" w:pos="3600"/>
+        </w:tabs>
+        <w:ind w:left="3600" w:hanging="360"/>
+      </w:pPr>
+      <w:rPr>
+        <w:rFonts w:ascii="Wingdings" w:hAnsi="Wingdings" w:hint="default"/>
+        <w:sz w:val="20"/>
+      </w:rPr>
+    </w:lvl>
+    <w:lvl w:ilvl="5" w:tentative="1">
+      <w:start w:val="1"/>
+      <w:numFmt w:val="bullet"/>
+      <w:lvlText w:val=""/>
+      <w:lvlJc w:val="left"/>
+      <w:pPr>
+        <w:tabs>
+          <w:tab w:val="num" w:pos="4320"/>
+        </w:tabs>
+        <w:ind w:left="4320" w:hanging="360"/>
+      </w:pPr>
+      <w:rPr>
+        <w:rFonts w:ascii="Wingdings" w:hAnsi="Wingdings" w:hint="default"/>
+        <w:sz w:val="20"/>
+      </w:rPr>
+    </w:lvl>
+    <w:lvl w:ilvl="6" w:tentative="1">
+      <w:start w:val="1"/>
+      <w:numFmt w:val="bullet"/>
+      <w:lvlText w:val=""/>
+      <w:lvlJc w:val="left"/>
+      <w:pPr>
+        <w:tabs>
+          <w:tab w:val="num" w:pos="5040"/>
+        </w:tabs>
+        <w:ind w:left="5040" w:hanging="360"/>
+      </w:pPr>
+      <w:rPr>
+        <w:rFonts w:ascii="Wingdings" w:hAnsi="Wingdings" w:hint="default"/>
+        <w:sz w:val="20"/>
+      </w:rPr>
+    </w:lvl>
+    <w:lvl w:ilvl="7" w:tentative="1">
+      <w:start w:val="1"/>
+      <w:numFmt w:val="bullet"/>
+      <w:lvlText w:val=""/>
+      <w:lvlJc w:val="left"/>
+      <w:pPr>
+        <w:tabs>
+          <w:tab w:val="num" w:pos="5760"/>
+        </w:tabs>
+        <w:ind w:left="5760" w:hanging="360"/>
+      </w:pPr>
+      <w:rPr>
+        <w:rFonts w:ascii="Wingdings" w:hAnsi="Wingdings" w:hint="default"/>
+        <w:sz w:val="20"/>
+      </w:rPr>
+    </w:lvl>
+    <w:lvl w:ilvl="8" w:tentative="1">
+      <w:start w:val="1"/>
+      <w:numFmt w:val="bullet"/>
+      <w:lvlText w:val=""/>
+      <w:lvlJc w:val="left"/>
+      <w:pPr>
+        <w:tabs>
+          <w:tab w:val="num" w:pos="6480"/>
+        </w:tabs>
+        <w:ind w:left="6480" w:hanging="360"/>
+      </w:pPr>
+      <w:rPr>
+        <w:rFonts w:ascii="Wingdings" w:hAnsi="Wingdings" w:hint="default"/>
+        <w:sz w:val="20"/>
+      </w:rPr>
+    </w:lvl>
+  </w:abstractNum>
+  <w:abstractNum w:abstractNumId="21" w15:restartNumberingAfterBreak="0">
     <w:nsid w:val="298106A8"/>
     <w:multiLevelType w:val="multilevel"/>
     <w:tmpl w:val="18D2AC1C"/>
@@ -13281,7 +18620,7 @@
       </w:rPr>
     </w:lvl>
   </w:abstractNum>
-  <w:abstractNum w:abstractNumId="17" w15:restartNumberingAfterBreak="0">
+  <w:abstractNum w:abstractNumId="22" w15:restartNumberingAfterBreak="0">
     <w:nsid w:val="2987508F"/>
     <w:multiLevelType w:val="multilevel"/>
     <w:tmpl w:val="665C3AD6"/>
@@ -13430,7 +18769,7 @@
       </w:rPr>
     </w:lvl>
   </w:abstractNum>
-  <w:abstractNum w:abstractNumId="18" w15:restartNumberingAfterBreak="0">
+  <w:abstractNum w:abstractNumId="23" w15:restartNumberingAfterBreak="0">
     <w:nsid w:val="2BDF4F90"/>
     <w:multiLevelType w:val="multilevel"/>
     <w:tmpl w:val="3706578A"/>
@@ -13579,7 +18918,7 @@
       </w:rPr>
     </w:lvl>
   </w:abstractNum>
-  <w:abstractNum w:abstractNumId="19" w15:restartNumberingAfterBreak="0">
+  <w:abstractNum w:abstractNumId="24" w15:restartNumberingAfterBreak="0">
     <w:nsid w:val="2E3E32A2"/>
     <w:multiLevelType w:val="multilevel"/>
     <w:tmpl w:val="7F86A5BA"/>
@@ -13728,7 +19067,7 @@
       </w:rPr>
     </w:lvl>
   </w:abstractNum>
-  <w:abstractNum w:abstractNumId="20" w15:restartNumberingAfterBreak="0">
+  <w:abstractNum w:abstractNumId="25" w15:restartNumberingAfterBreak="0">
     <w:nsid w:val="2EE11841"/>
     <w:multiLevelType w:val="multilevel"/>
     <w:tmpl w:val="4EB4D254"/>
@@ -13877,7 +19216,156 @@
       </w:rPr>
     </w:lvl>
   </w:abstractNum>
-  <w:abstractNum w:abstractNumId="21" w15:restartNumberingAfterBreak="0">
+  <w:abstractNum w:abstractNumId="26" w15:restartNumberingAfterBreak="0">
+    <w:nsid w:val="3060210C"/>
+    <w:multiLevelType w:val="multilevel"/>
+    <w:tmpl w:val="E70C3356"/>
+    <w:lvl w:ilvl="0">
+      <w:start w:val="1"/>
+      <w:numFmt w:val="bullet"/>
+      <w:lvlText w:val=""/>
+      <w:lvlJc w:val="left"/>
+      <w:pPr>
+        <w:tabs>
+          <w:tab w:val="num" w:pos="720"/>
+        </w:tabs>
+        <w:ind w:left="720" w:hanging="360"/>
+      </w:pPr>
+      <w:rPr>
+        <w:rFonts w:ascii="Symbol" w:hAnsi="Symbol" w:hint="default"/>
+        <w:sz w:val="20"/>
+      </w:rPr>
+    </w:lvl>
+    <w:lvl w:ilvl="1" w:tentative="1">
+      <w:start w:val="1"/>
+      <w:numFmt w:val="bullet"/>
+      <w:lvlText w:val="o"/>
+      <w:lvlJc w:val="left"/>
+      <w:pPr>
+        <w:tabs>
+          <w:tab w:val="num" w:pos="1440"/>
+        </w:tabs>
+        <w:ind w:left="1440" w:hanging="360"/>
+      </w:pPr>
+      <w:rPr>
+        <w:rFonts w:ascii="Courier New" w:hAnsi="Courier New" w:hint="default"/>
+        <w:sz w:val="20"/>
+      </w:rPr>
+    </w:lvl>
+    <w:lvl w:ilvl="2" w:tentative="1">
+      <w:start w:val="1"/>
+      <w:numFmt w:val="bullet"/>
+      <w:lvlText w:val=""/>
+      <w:lvlJc w:val="left"/>
+      <w:pPr>
+        <w:tabs>
+          <w:tab w:val="num" w:pos="2160"/>
+        </w:tabs>
+        <w:ind w:left="2160" w:hanging="360"/>
+      </w:pPr>
+      <w:rPr>
+        <w:rFonts w:ascii="Wingdings" w:hAnsi="Wingdings" w:hint="default"/>
+        <w:sz w:val="20"/>
+      </w:rPr>
+    </w:lvl>
+    <w:lvl w:ilvl="3" w:tentative="1">
+      <w:start w:val="1"/>
+      <w:numFmt w:val="bullet"/>
+      <w:lvlText w:val=""/>
+      <w:lvlJc w:val="left"/>
+      <w:pPr>
+        <w:tabs>
+          <w:tab w:val="num" w:pos="2880"/>
+        </w:tabs>
+        <w:ind w:left="2880" w:hanging="360"/>
+      </w:pPr>
+      <w:rPr>
+        <w:rFonts w:ascii="Wingdings" w:hAnsi="Wingdings" w:hint="default"/>
+        <w:sz w:val="20"/>
+      </w:rPr>
+    </w:lvl>
+    <w:lvl w:ilvl="4" w:tentative="1">
+      <w:start w:val="1"/>
+      <w:numFmt w:val="bullet"/>
+      <w:lvlText w:val=""/>
+      <w:lvlJc w:val="left"/>
+      <w:pPr>
+        <w:tabs>
+          <w:tab w:val="num" w:pos="3600"/>
+        </w:tabs>
+        <w:ind w:left="3600" w:hanging="360"/>
+      </w:pPr>
+      <w:rPr>
+        <w:rFonts w:ascii="Wingdings" w:hAnsi="Wingdings" w:hint="default"/>
+        <w:sz w:val="20"/>
+      </w:rPr>
+    </w:lvl>
+    <w:lvl w:ilvl="5" w:tentative="1">
+      <w:start w:val="1"/>
+      <w:numFmt w:val="bullet"/>
+      <w:lvlText w:val=""/>
+      <w:lvlJc w:val="left"/>
+      <w:pPr>
+        <w:tabs>
+          <w:tab w:val="num" w:pos="4320"/>
+        </w:tabs>
+        <w:ind w:left="4320" w:hanging="360"/>
+      </w:pPr>
+      <w:rPr>
+        <w:rFonts w:ascii="Wingdings" w:hAnsi="Wingdings" w:hint="default"/>
+        <w:sz w:val="20"/>
+      </w:rPr>
+    </w:lvl>
+    <w:lvl w:ilvl="6" w:tentative="1">
+      <w:start w:val="1"/>
+      <w:numFmt w:val="bullet"/>
+      <w:lvlText w:val=""/>
+      <w:lvlJc w:val="left"/>
+      <w:pPr>
+        <w:tabs>
+          <w:tab w:val="num" w:pos="5040"/>
+        </w:tabs>
+        <w:ind w:left="5040" w:hanging="360"/>
+      </w:pPr>
+      <w:rPr>
+        <w:rFonts w:ascii="Wingdings" w:hAnsi="Wingdings" w:hint="default"/>
+        <w:sz w:val="20"/>
+      </w:rPr>
+    </w:lvl>
+    <w:lvl w:ilvl="7" w:tentative="1">
+      <w:start w:val="1"/>
+      <w:numFmt w:val="bullet"/>
+      <w:lvlText w:val=""/>
+      <w:lvlJc w:val="left"/>
+      <w:pPr>
+        <w:tabs>
+          <w:tab w:val="num" w:pos="5760"/>
+        </w:tabs>
+        <w:ind w:left="5760" w:hanging="360"/>
+      </w:pPr>
+      <w:rPr>
+        <w:rFonts w:ascii="Wingdings" w:hAnsi="Wingdings" w:hint="default"/>
+        <w:sz w:val="20"/>
+      </w:rPr>
+    </w:lvl>
+    <w:lvl w:ilvl="8" w:tentative="1">
+      <w:start w:val="1"/>
+      <w:numFmt w:val="bullet"/>
+      <w:lvlText w:val=""/>
+      <w:lvlJc w:val="left"/>
+      <w:pPr>
+        <w:tabs>
+          <w:tab w:val="num" w:pos="6480"/>
+        </w:tabs>
+        <w:ind w:left="6480" w:hanging="360"/>
+      </w:pPr>
+      <w:rPr>
+        <w:rFonts w:ascii="Wingdings" w:hAnsi="Wingdings" w:hint="default"/>
+        <w:sz w:val="20"/>
+      </w:rPr>
+    </w:lvl>
+  </w:abstractNum>
+  <w:abstractNum w:abstractNumId="27" w15:restartNumberingAfterBreak="0">
     <w:nsid w:val="33B85B79"/>
     <w:multiLevelType w:val="multilevel"/>
     <w:tmpl w:val="E15295CE"/>
@@ -14026,7 +19514,156 @@
       </w:rPr>
     </w:lvl>
   </w:abstractNum>
-  <w:abstractNum w:abstractNumId="22" w15:restartNumberingAfterBreak="0">
+  <w:abstractNum w:abstractNumId="28" w15:restartNumberingAfterBreak="0">
+    <w:nsid w:val="33ED4540"/>
+    <w:multiLevelType w:val="multilevel"/>
+    <w:tmpl w:val="E70C3356"/>
+    <w:lvl w:ilvl="0">
+      <w:start w:val="1"/>
+      <w:numFmt w:val="bullet"/>
+      <w:lvlText w:val=""/>
+      <w:lvlJc w:val="left"/>
+      <w:pPr>
+        <w:tabs>
+          <w:tab w:val="num" w:pos="720"/>
+        </w:tabs>
+        <w:ind w:left="720" w:hanging="360"/>
+      </w:pPr>
+      <w:rPr>
+        <w:rFonts w:ascii="Symbol" w:hAnsi="Symbol" w:hint="default"/>
+        <w:sz w:val="20"/>
+      </w:rPr>
+    </w:lvl>
+    <w:lvl w:ilvl="1" w:tentative="1">
+      <w:start w:val="1"/>
+      <w:numFmt w:val="bullet"/>
+      <w:lvlText w:val="o"/>
+      <w:lvlJc w:val="left"/>
+      <w:pPr>
+        <w:tabs>
+          <w:tab w:val="num" w:pos="1440"/>
+        </w:tabs>
+        <w:ind w:left="1440" w:hanging="360"/>
+      </w:pPr>
+      <w:rPr>
+        <w:rFonts w:ascii="Courier New" w:hAnsi="Courier New" w:hint="default"/>
+        <w:sz w:val="20"/>
+      </w:rPr>
+    </w:lvl>
+    <w:lvl w:ilvl="2" w:tentative="1">
+      <w:start w:val="1"/>
+      <w:numFmt w:val="bullet"/>
+      <w:lvlText w:val=""/>
+      <w:lvlJc w:val="left"/>
+      <w:pPr>
+        <w:tabs>
+          <w:tab w:val="num" w:pos="2160"/>
+        </w:tabs>
+        <w:ind w:left="2160" w:hanging="360"/>
+      </w:pPr>
+      <w:rPr>
+        <w:rFonts w:ascii="Wingdings" w:hAnsi="Wingdings" w:hint="default"/>
+        <w:sz w:val="20"/>
+      </w:rPr>
+    </w:lvl>
+    <w:lvl w:ilvl="3" w:tentative="1">
+      <w:start w:val="1"/>
+      <w:numFmt w:val="bullet"/>
+      <w:lvlText w:val=""/>
+      <w:lvlJc w:val="left"/>
+      <w:pPr>
+        <w:tabs>
+          <w:tab w:val="num" w:pos="2880"/>
+        </w:tabs>
+        <w:ind w:left="2880" w:hanging="360"/>
+      </w:pPr>
+      <w:rPr>
+        <w:rFonts w:ascii="Wingdings" w:hAnsi="Wingdings" w:hint="default"/>
+        <w:sz w:val="20"/>
+      </w:rPr>
+    </w:lvl>
+    <w:lvl w:ilvl="4" w:tentative="1">
+      <w:start w:val="1"/>
+      <w:numFmt w:val="bullet"/>
+      <w:lvlText w:val=""/>
+      <w:lvlJc w:val="left"/>
+      <w:pPr>
+        <w:tabs>
+          <w:tab w:val="num" w:pos="3600"/>
+        </w:tabs>
+        <w:ind w:left="3600" w:hanging="360"/>
+      </w:pPr>
+      <w:rPr>
+        <w:rFonts w:ascii="Wingdings" w:hAnsi="Wingdings" w:hint="default"/>
+        <w:sz w:val="20"/>
+      </w:rPr>
+    </w:lvl>
+    <w:lvl w:ilvl="5" w:tentative="1">
+      <w:start w:val="1"/>
+      <w:numFmt w:val="bullet"/>
+      <w:lvlText w:val=""/>
+      <w:lvlJc w:val="left"/>
+      <w:pPr>
+        <w:tabs>
+          <w:tab w:val="num" w:pos="4320"/>
+        </w:tabs>
+        <w:ind w:left="4320" w:hanging="360"/>
+      </w:pPr>
+      <w:rPr>
+        <w:rFonts w:ascii="Wingdings" w:hAnsi="Wingdings" w:hint="default"/>
+        <w:sz w:val="20"/>
+      </w:rPr>
+    </w:lvl>
+    <w:lvl w:ilvl="6" w:tentative="1">
+      <w:start w:val="1"/>
+      <w:numFmt w:val="bullet"/>
+      <w:lvlText w:val=""/>
+      <w:lvlJc w:val="left"/>
+      <w:pPr>
+        <w:tabs>
+          <w:tab w:val="num" w:pos="5040"/>
+        </w:tabs>
+        <w:ind w:left="5040" w:hanging="360"/>
+      </w:pPr>
+      <w:rPr>
+        <w:rFonts w:ascii="Wingdings" w:hAnsi="Wingdings" w:hint="default"/>
+        <w:sz w:val="20"/>
+      </w:rPr>
+    </w:lvl>
+    <w:lvl w:ilvl="7" w:tentative="1">
+      <w:start w:val="1"/>
+      <w:numFmt w:val="bullet"/>
+      <w:lvlText w:val=""/>
+      <w:lvlJc w:val="left"/>
+      <w:pPr>
+        <w:tabs>
+          <w:tab w:val="num" w:pos="5760"/>
+        </w:tabs>
+        <w:ind w:left="5760" w:hanging="360"/>
+      </w:pPr>
+      <w:rPr>
+        <w:rFonts w:ascii="Wingdings" w:hAnsi="Wingdings" w:hint="default"/>
+        <w:sz w:val="20"/>
+      </w:rPr>
+    </w:lvl>
+    <w:lvl w:ilvl="8" w:tentative="1">
+      <w:start w:val="1"/>
+      <w:numFmt w:val="bullet"/>
+      <w:lvlText w:val=""/>
+      <w:lvlJc w:val="left"/>
+      <w:pPr>
+        <w:tabs>
+          <w:tab w:val="num" w:pos="6480"/>
+        </w:tabs>
+        <w:ind w:left="6480" w:hanging="360"/>
+      </w:pPr>
+      <w:rPr>
+        <w:rFonts w:ascii="Wingdings" w:hAnsi="Wingdings" w:hint="default"/>
+        <w:sz w:val="20"/>
+      </w:rPr>
+    </w:lvl>
+  </w:abstractNum>
+  <w:abstractNum w:abstractNumId="29" w15:restartNumberingAfterBreak="0">
     <w:nsid w:val="37963E2B"/>
     <w:multiLevelType w:val="multilevel"/>
     <w:tmpl w:val="5DFC1FBC"/>
@@ -14175,7 +19812,7 @@
       </w:rPr>
     </w:lvl>
   </w:abstractNum>
-  <w:abstractNum w:abstractNumId="23" w15:restartNumberingAfterBreak="0">
+  <w:abstractNum w:abstractNumId="30" w15:restartNumberingAfterBreak="0">
     <w:nsid w:val="39EB34D2"/>
     <w:multiLevelType w:val="multilevel"/>
     <w:tmpl w:val="55E6AD36"/>
@@ -14324,7 +19961,7 @@
       </w:rPr>
     </w:lvl>
   </w:abstractNum>
-  <w:abstractNum w:abstractNumId="24" w15:restartNumberingAfterBreak="0">
+  <w:abstractNum w:abstractNumId="31" w15:restartNumberingAfterBreak="0">
     <w:nsid w:val="3B850A6C"/>
     <w:multiLevelType w:val="multilevel"/>
     <w:tmpl w:val="DED2CB0E"/>
@@ -14473,7 +20110,156 @@
       </w:rPr>
     </w:lvl>
   </w:abstractNum>
-  <w:abstractNum w:abstractNumId="25" w15:restartNumberingAfterBreak="0">
+  <w:abstractNum w:abstractNumId="32" w15:restartNumberingAfterBreak="0">
+    <w:nsid w:val="3B8E74F0"/>
+    <w:multiLevelType w:val="multilevel"/>
+    <w:tmpl w:val="E70C3356"/>
+    <w:lvl w:ilvl="0">
+      <w:start w:val="1"/>
+      <w:numFmt w:val="bullet"/>
+      <w:lvlText w:val=""/>
+      <w:lvlJc w:val="left"/>
+      <w:pPr>
+        <w:tabs>
+          <w:tab w:val="num" w:pos="720"/>
+        </w:tabs>
+        <w:ind w:left="720" w:hanging="360"/>
+      </w:pPr>
+      <w:rPr>
+        <w:rFonts w:ascii="Symbol" w:hAnsi="Symbol" w:hint="default"/>
+        <w:sz w:val="20"/>
+      </w:rPr>
+    </w:lvl>
+    <w:lvl w:ilvl="1" w:tentative="1">
+      <w:start w:val="1"/>
+      <w:numFmt w:val="bullet"/>
+      <w:lvlText w:val="o"/>
+      <w:lvlJc w:val="left"/>
+      <w:pPr>
+        <w:tabs>
+          <w:tab w:val="num" w:pos="1440"/>
+        </w:tabs>
+        <w:ind w:left="1440" w:hanging="360"/>
+      </w:pPr>
+      <w:rPr>
+        <w:rFonts w:ascii="Courier New" w:hAnsi="Courier New" w:hint="default"/>
+        <w:sz w:val="20"/>
+      </w:rPr>
+    </w:lvl>
+    <w:lvl w:ilvl="2" w:tentative="1">
+      <w:start w:val="1"/>
+      <w:numFmt w:val="bullet"/>
+      <w:lvlText w:val=""/>
+      <w:lvlJc w:val="left"/>
+      <w:pPr>
+        <w:tabs>
+          <w:tab w:val="num" w:pos="2160"/>
+        </w:tabs>
+        <w:ind w:left="2160" w:hanging="360"/>
+      </w:pPr>
+      <w:rPr>
+        <w:rFonts w:ascii="Wingdings" w:hAnsi="Wingdings" w:hint="default"/>
+        <w:sz w:val="20"/>
+      </w:rPr>
+    </w:lvl>
+    <w:lvl w:ilvl="3" w:tentative="1">
+      <w:start w:val="1"/>
+      <w:numFmt w:val="bullet"/>
+      <w:lvlText w:val=""/>
+      <w:lvlJc w:val="left"/>
+      <w:pPr>
+        <w:tabs>
+          <w:tab w:val="num" w:pos="2880"/>
+        </w:tabs>
+        <w:ind w:left="2880" w:hanging="360"/>
+      </w:pPr>
+      <w:rPr>
+        <w:rFonts w:ascii="Wingdings" w:hAnsi="Wingdings" w:hint="default"/>
+        <w:sz w:val="20"/>
+      </w:rPr>
+    </w:lvl>
+    <w:lvl w:ilvl="4" w:tentative="1">
+      <w:start w:val="1"/>
+      <w:numFmt w:val="bullet"/>
+      <w:lvlText w:val=""/>
+      <w:lvlJc w:val="left"/>
+      <w:pPr>
+        <w:tabs>
+          <w:tab w:val="num" w:pos="3600"/>
+        </w:tabs>
+        <w:ind w:left="3600" w:hanging="360"/>
+      </w:pPr>
+      <w:rPr>
+        <w:rFonts w:ascii="Wingdings" w:hAnsi="Wingdings" w:hint="default"/>
+        <w:sz w:val="20"/>
+      </w:rPr>
+    </w:lvl>
+    <w:lvl w:ilvl="5" w:tentative="1">
+      <w:start w:val="1"/>
+      <w:numFmt w:val="bullet"/>
+      <w:lvlText w:val=""/>
+      <w:lvlJc w:val="left"/>
+      <w:pPr>
+        <w:tabs>
+          <w:tab w:val="num" w:pos="4320"/>
+        </w:tabs>
+        <w:ind w:left="4320" w:hanging="360"/>
+      </w:pPr>
+      <w:rPr>
+        <w:rFonts w:ascii="Wingdings" w:hAnsi="Wingdings" w:hint="default"/>
+        <w:sz w:val="20"/>
+      </w:rPr>
+    </w:lvl>
+    <w:lvl w:ilvl="6" w:tentative="1">
+      <w:start w:val="1"/>
+      <w:numFmt w:val="bullet"/>
+      <w:lvlText w:val=""/>
+      <w:lvlJc w:val="left"/>
+      <w:pPr>
+        <w:tabs>
+          <w:tab w:val="num" w:pos="5040"/>
+        </w:tabs>
+        <w:ind w:left="5040" w:hanging="360"/>
+      </w:pPr>
+      <w:rPr>
+        <w:rFonts w:ascii="Wingdings" w:hAnsi="Wingdings" w:hint="default"/>
+        <w:sz w:val="20"/>
+      </w:rPr>
+    </w:lvl>
+    <w:lvl w:ilvl="7" w:tentative="1">
+      <w:start w:val="1"/>
+      <w:numFmt w:val="bullet"/>
+      <w:lvlText w:val=""/>
+      <w:lvlJc w:val="left"/>
+      <w:pPr>
+        <w:tabs>
+          <w:tab w:val="num" w:pos="5760"/>
+        </w:tabs>
+        <w:ind w:left="5760" w:hanging="360"/>
+      </w:pPr>
+      <w:rPr>
+        <w:rFonts w:ascii="Wingdings" w:hAnsi="Wingdings" w:hint="default"/>
+        <w:sz w:val="20"/>
+      </w:rPr>
+    </w:lvl>
+    <w:lvl w:ilvl="8" w:tentative="1">
+      <w:start w:val="1"/>
+      <w:numFmt w:val="bullet"/>
+      <w:lvlText w:val=""/>
+      <w:lvlJc w:val="left"/>
+      <w:pPr>
+        <w:tabs>
+          <w:tab w:val="num" w:pos="6480"/>
+        </w:tabs>
+        <w:ind w:left="6480" w:hanging="360"/>
+      </w:pPr>
+      <w:rPr>
+        <w:rFonts w:ascii="Wingdings" w:hAnsi="Wingdings" w:hint="default"/>
+        <w:sz w:val="20"/>
+      </w:rPr>
+    </w:lvl>
+  </w:abstractNum>
+  <w:abstractNum w:abstractNumId="33" w15:restartNumberingAfterBreak="0">
     <w:nsid w:val="3C067EFE"/>
     <w:multiLevelType w:val="multilevel"/>
     <w:tmpl w:val="5F523AD0"/>
@@ -14622,7 +20408,156 @@
       </w:rPr>
     </w:lvl>
   </w:abstractNum>
-  <w:abstractNum w:abstractNumId="26" w15:restartNumberingAfterBreak="0">
+  <w:abstractNum w:abstractNumId="34" w15:restartNumberingAfterBreak="0">
+    <w:nsid w:val="3D0538DC"/>
+    <w:multiLevelType w:val="multilevel"/>
+    <w:tmpl w:val="E70C3356"/>
+    <w:lvl w:ilvl="0">
+      <w:start w:val="1"/>
+      <w:numFmt w:val="bullet"/>
+      <w:lvlText w:val=""/>
+      <w:lvlJc w:val="left"/>
+      <w:pPr>
+        <w:tabs>
+          <w:tab w:val="num" w:pos="720"/>
+        </w:tabs>
+        <w:ind w:left="720" w:hanging="360"/>
+      </w:pPr>
+      <w:rPr>
+        <w:rFonts w:ascii="Symbol" w:hAnsi="Symbol" w:hint="default"/>
+        <w:sz w:val="20"/>
+      </w:rPr>
+    </w:lvl>
+    <w:lvl w:ilvl="1" w:tentative="1">
+      <w:start w:val="1"/>
+      <w:numFmt w:val="bullet"/>
+      <w:lvlText w:val="o"/>
+      <w:lvlJc w:val="left"/>
+      <w:pPr>
+        <w:tabs>
+          <w:tab w:val="num" w:pos="1440"/>
+        </w:tabs>
+        <w:ind w:left="1440" w:hanging="360"/>
+      </w:pPr>
+      <w:rPr>
+        <w:rFonts w:ascii="Courier New" w:hAnsi="Courier New" w:hint="default"/>
+        <w:sz w:val="20"/>
+      </w:rPr>
+    </w:lvl>
+    <w:lvl w:ilvl="2" w:tentative="1">
+      <w:start w:val="1"/>
+      <w:numFmt w:val="bullet"/>
+      <w:lvlText w:val=""/>
+      <w:lvlJc w:val="left"/>
+      <w:pPr>
+        <w:tabs>
+          <w:tab w:val="num" w:pos="2160"/>
+        </w:tabs>
+        <w:ind w:left="2160" w:hanging="360"/>
+      </w:pPr>
+      <w:rPr>
+        <w:rFonts w:ascii="Wingdings" w:hAnsi="Wingdings" w:hint="default"/>
+        <w:sz w:val="20"/>
+      </w:rPr>
+    </w:lvl>
+    <w:lvl w:ilvl="3" w:tentative="1">
+      <w:start w:val="1"/>
+      <w:numFmt w:val="bullet"/>
+      <w:lvlText w:val=""/>
+      <w:lvlJc w:val="left"/>
+      <w:pPr>
+        <w:tabs>
+          <w:tab w:val="num" w:pos="2880"/>
+        </w:tabs>
+        <w:ind w:left="2880" w:hanging="360"/>
+      </w:pPr>
+      <w:rPr>
+        <w:rFonts w:ascii="Wingdings" w:hAnsi="Wingdings" w:hint="default"/>
+        <w:sz w:val="20"/>
+      </w:rPr>
+    </w:lvl>
+    <w:lvl w:ilvl="4" w:tentative="1">
+      <w:start w:val="1"/>
+      <w:numFmt w:val="bullet"/>
+      <w:lvlText w:val=""/>
+      <w:lvlJc w:val="left"/>
+      <w:pPr>
+        <w:tabs>
+          <w:tab w:val="num" w:pos="3600"/>
+        </w:tabs>
+        <w:ind w:left="3600" w:hanging="360"/>
+      </w:pPr>
+      <w:rPr>
+        <w:rFonts w:ascii="Wingdings" w:hAnsi="Wingdings" w:hint="default"/>
+        <w:sz w:val="20"/>
+      </w:rPr>
+    </w:lvl>
+    <w:lvl w:ilvl="5" w:tentative="1">
+      <w:start w:val="1"/>
+      <w:numFmt w:val="bullet"/>
+      <w:lvlText w:val=""/>
+      <w:lvlJc w:val="left"/>
+      <w:pPr>
+        <w:tabs>
+          <w:tab w:val="num" w:pos="4320"/>
+        </w:tabs>
+        <w:ind w:left="4320" w:hanging="360"/>
+      </w:pPr>
+      <w:rPr>
+        <w:rFonts w:ascii="Wingdings" w:hAnsi="Wingdings" w:hint="default"/>
+        <w:sz w:val="20"/>
+      </w:rPr>
+    </w:lvl>
+    <w:lvl w:ilvl="6" w:tentative="1">
+      <w:start w:val="1"/>
+      <w:numFmt w:val="bullet"/>
+      <w:lvlText w:val=""/>
+      <w:lvlJc w:val="left"/>
+      <w:pPr>
+        <w:tabs>
+          <w:tab w:val="num" w:pos="5040"/>
+        </w:tabs>
+        <w:ind w:left="5040" w:hanging="360"/>
+      </w:pPr>
+      <w:rPr>
+        <w:rFonts w:ascii="Wingdings" w:hAnsi="Wingdings" w:hint="default"/>
+        <w:sz w:val="20"/>
+      </w:rPr>
+    </w:lvl>
+    <w:lvl w:ilvl="7" w:tentative="1">
+      <w:start w:val="1"/>
+      <w:numFmt w:val="bullet"/>
+      <w:lvlText w:val=""/>
+      <w:lvlJc w:val="left"/>
+      <w:pPr>
+        <w:tabs>
+          <w:tab w:val="num" w:pos="5760"/>
+        </w:tabs>
+        <w:ind w:left="5760" w:hanging="360"/>
+      </w:pPr>
+      <w:rPr>
+        <w:rFonts w:ascii="Wingdings" w:hAnsi="Wingdings" w:hint="default"/>
+        <w:sz w:val="20"/>
+      </w:rPr>
+    </w:lvl>
+    <w:lvl w:ilvl="8" w:tentative="1">
+      <w:start w:val="1"/>
+      <w:numFmt w:val="bullet"/>
+      <w:lvlText w:val=""/>
+      <w:lvlJc w:val="left"/>
+      <w:pPr>
+        <w:tabs>
+          <w:tab w:val="num" w:pos="6480"/>
+        </w:tabs>
+        <w:ind w:left="6480" w:hanging="360"/>
+      </w:pPr>
+      <w:rPr>
+        <w:rFonts w:ascii="Wingdings" w:hAnsi="Wingdings" w:hint="default"/>
+        <w:sz w:val="20"/>
+      </w:rPr>
+    </w:lvl>
+  </w:abstractNum>
+  <w:abstractNum w:abstractNumId="35" w15:restartNumberingAfterBreak="0">
     <w:nsid w:val="41B61FFE"/>
     <w:multiLevelType w:val="multilevel"/>
     <w:tmpl w:val="F16A2270"/>
@@ -14771,7 +20706,7 @@
       </w:rPr>
     </w:lvl>
   </w:abstractNum>
-  <w:abstractNum w:abstractNumId="27" w15:restartNumberingAfterBreak="0">
+  <w:abstractNum w:abstractNumId="36" w15:restartNumberingAfterBreak="0">
     <w:nsid w:val="43987063"/>
     <w:multiLevelType w:val="multilevel"/>
     <w:tmpl w:val="92AEC6BC"/>
@@ -14920,7 +20855,156 @@
       </w:rPr>
     </w:lvl>
   </w:abstractNum>
-  <w:abstractNum w:abstractNumId="28" w15:restartNumberingAfterBreak="0">
+  <w:abstractNum w:abstractNumId="37" w15:restartNumberingAfterBreak="0">
+    <w:nsid w:val="472D5440"/>
+    <w:multiLevelType w:val="multilevel"/>
+    <w:tmpl w:val="E70C3356"/>
+    <w:lvl w:ilvl="0">
+      <w:start w:val="1"/>
+      <w:numFmt w:val="bullet"/>
+      <w:lvlText w:val=""/>
+      <w:lvlJc w:val="left"/>
+      <w:pPr>
+        <w:tabs>
+          <w:tab w:val="num" w:pos="720"/>
+        </w:tabs>
+        <w:ind w:left="720" w:hanging="360"/>
+      </w:pPr>
+      <w:rPr>
+        <w:rFonts w:ascii="Symbol" w:hAnsi="Symbol" w:hint="default"/>
+        <w:sz w:val="20"/>
+      </w:rPr>
+    </w:lvl>
+    <w:lvl w:ilvl="1" w:tentative="1">
+      <w:start w:val="1"/>
+      <w:numFmt w:val="bullet"/>
+      <w:lvlText w:val="o"/>
+      <w:lvlJc w:val="left"/>
+      <w:pPr>
+        <w:tabs>
+          <w:tab w:val="num" w:pos="1440"/>
+        </w:tabs>
+        <w:ind w:left="1440" w:hanging="360"/>
+      </w:pPr>
+      <w:rPr>
+        <w:rFonts w:ascii="Courier New" w:hAnsi="Courier New" w:hint="default"/>
+        <w:sz w:val="20"/>
+      </w:rPr>
+    </w:lvl>
+    <w:lvl w:ilvl="2" w:tentative="1">
+      <w:start w:val="1"/>
+      <w:numFmt w:val="bullet"/>
+      <w:lvlText w:val=""/>
+      <w:lvlJc w:val="left"/>
+      <w:pPr>
+        <w:tabs>
+          <w:tab w:val="num" w:pos="2160"/>
+        </w:tabs>
+        <w:ind w:left="2160" w:hanging="360"/>
+      </w:pPr>
+      <w:rPr>
+        <w:rFonts w:ascii="Wingdings" w:hAnsi="Wingdings" w:hint="default"/>
+        <w:sz w:val="20"/>
+      </w:rPr>
+    </w:lvl>
+    <w:lvl w:ilvl="3" w:tentative="1">
+      <w:start w:val="1"/>
+      <w:numFmt w:val="bullet"/>
+      <w:lvlText w:val=""/>
+      <w:lvlJc w:val="left"/>
+      <w:pPr>
+        <w:tabs>
+          <w:tab w:val="num" w:pos="2880"/>
+        </w:tabs>
+        <w:ind w:left="2880" w:hanging="360"/>
+      </w:pPr>
+      <w:rPr>
+        <w:rFonts w:ascii="Wingdings" w:hAnsi="Wingdings" w:hint="default"/>
+        <w:sz w:val="20"/>
+      </w:rPr>
+    </w:lvl>
+    <w:lvl w:ilvl="4" w:tentative="1">
+      <w:start w:val="1"/>
+      <w:numFmt w:val="bullet"/>
+      <w:lvlText w:val=""/>
+      <w:lvlJc w:val="left"/>
+      <w:pPr>
+        <w:tabs>
+          <w:tab w:val="num" w:pos="3600"/>
+        </w:tabs>
+        <w:ind w:left="3600" w:hanging="360"/>
+      </w:pPr>
+      <w:rPr>
+        <w:rFonts w:ascii="Wingdings" w:hAnsi="Wingdings" w:hint="default"/>
+        <w:sz w:val="20"/>
+      </w:rPr>
+    </w:lvl>
+    <w:lvl w:ilvl="5" w:tentative="1">
+      <w:start w:val="1"/>
+      <w:numFmt w:val="bullet"/>
+      <w:lvlText w:val=""/>
+      <w:lvlJc w:val="left"/>
+      <w:pPr>
+        <w:tabs>
+          <w:tab w:val="num" w:pos="4320"/>
+        </w:tabs>
+        <w:ind w:left="4320" w:hanging="360"/>
+      </w:pPr>
+      <w:rPr>
+        <w:rFonts w:ascii="Wingdings" w:hAnsi="Wingdings" w:hint="default"/>
+        <w:sz w:val="20"/>
+      </w:rPr>
+    </w:lvl>
+    <w:lvl w:ilvl="6" w:tentative="1">
+      <w:start w:val="1"/>
+      <w:numFmt w:val="bullet"/>
+      <w:lvlText w:val=""/>
+      <w:lvlJc w:val="left"/>
+      <w:pPr>
+        <w:tabs>
+          <w:tab w:val="num" w:pos="5040"/>
+        </w:tabs>
+        <w:ind w:left="5040" w:hanging="360"/>
+      </w:pPr>
+      <w:rPr>
+        <w:rFonts w:ascii="Wingdings" w:hAnsi="Wingdings" w:hint="default"/>
+        <w:sz w:val="20"/>
+      </w:rPr>
+    </w:lvl>
+    <w:lvl w:ilvl="7" w:tentative="1">
+      <w:start w:val="1"/>
+      <w:numFmt w:val="bullet"/>
+      <w:lvlText w:val=""/>
+      <w:lvlJc w:val="left"/>
+      <w:pPr>
+        <w:tabs>
+          <w:tab w:val="num" w:pos="5760"/>
+        </w:tabs>
+        <w:ind w:left="5760" w:hanging="360"/>
+      </w:pPr>
+      <w:rPr>
+        <w:rFonts w:ascii="Wingdings" w:hAnsi="Wingdings" w:hint="default"/>
+        <w:sz w:val="20"/>
+      </w:rPr>
+    </w:lvl>
+    <w:lvl w:ilvl="8" w:tentative="1">
+      <w:start w:val="1"/>
+      <w:numFmt w:val="bullet"/>
+      <w:lvlText w:val=""/>
+      <w:lvlJc w:val="left"/>
+      <w:pPr>
+        <w:tabs>
+          <w:tab w:val="num" w:pos="6480"/>
+        </w:tabs>
+        <w:ind w:left="6480" w:hanging="360"/>
+      </w:pPr>
+      <w:rPr>
+        <w:rFonts w:ascii="Wingdings" w:hAnsi="Wingdings" w:hint="default"/>
+        <w:sz w:val="20"/>
+      </w:rPr>
+    </w:lvl>
+  </w:abstractNum>
+  <w:abstractNum w:abstractNumId="38" w15:restartNumberingAfterBreak="0">
     <w:nsid w:val="47863255"/>
     <w:multiLevelType w:val="multilevel"/>
     <w:tmpl w:val="451A45B2"/>
@@ -15037,7 +21121,7 @@
       </w:pPr>
     </w:lvl>
   </w:abstractNum>
-  <w:abstractNum w:abstractNumId="29" w15:restartNumberingAfterBreak="0">
+  <w:abstractNum w:abstractNumId="39" w15:restartNumberingAfterBreak="0">
     <w:nsid w:val="4A031E91"/>
     <w:multiLevelType w:val="multilevel"/>
     <w:tmpl w:val="CA081BA0"/>
@@ -15186,7 +21270,7 @@
       </w:rPr>
     </w:lvl>
   </w:abstractNum>
-  <w:abstractNum w:abstractNumId="30" w15:restartNumberingAfterBreak="0">
+  <w:abstractNum w:abstractNumId="40" w15:restartNumberingAfterBreak="0">
     <w:nsid w:val="4D667635"/>
     <w:multiLevelType w:val="multilevel"/>
     <w:tmpl w:val="65B2C208"/>
@@ -15299,7 +21383,7 @@
       </w:pPr>
     </w:lvl>
   </w:abstractNum>
-  <w:abstractNum w:abstractNumId="31" w15:restartNumberingAfterBreak="0">
+  <w:abstractNum w:abstractNumId="41" w15:restartNumberingAfterBreak="0">
     <w:nsid w:val="4FA946F0"/>
     <w:multiLevelType w:val="hybridMultilevel"/>
     <w:tmpl w:val="528417C8"/>
@@ -15391,7 +21475,7 @@
       </w:pPr>
     </w:lvl>
   </w:abstractNum>
-  <w:abstractNum w:abstractNumId="32" w15:restartNumberingAfterBreak="0">
+  <w:abstractNum w:abstractNumId="42" w15:restartNumberingAfterBreak="0">
     <w:nsid w:val="53AF1BD2"/>
     <w:multiLevelType w:val="multilevel"/>
     <w:tmpl w:val="1BC6FDC2"/>
@@ -15540,7 +21624,7 @@
       </w:rPr>
     </w:lvl>
   </w:abstractNum>
-  <w:abstractNum w:abstractNumId="33" w15:restartNumberingAfterBreak="0">
+  <w:abstractNum w:abstractNumId="43" w15:restartNumberingAfterBreak="0">
     <w:nsid w:val="54AE6266"/>
     <w:multiLevelType w:val="multilevel"/>
     <w:tmpl w:val="62E43D1C"/>
@@ -15689,7 +21773,7 @@
       </w:rPr>
     </w:lvl>
   </w:abstractNum>
-  <w:abstractNum w:abstractNumId="34" w15:restartNumberingAfterBreak="0">
+  <w:abstractNum w:abstractNumId="44" w15:restartNumberingAfterBreak="0">
     <w:nsid w:val="56DA42CE"/>
     <w:multiLevelType w:val="multilevel"/>
     <w:tmpl w:val="3A7AE1EA"/>
@@ -15838,7 +21922,7 @@
       </w:rPr>
     </w:lvl>
   </w:abstractNum>
-  <w:abstractNum w:abstractNumId="35" w15:restartNumberingAfterBreak="0">
+  <w:abstractNum w:abstractNumId="45" w15:restartNumberingAfterBreak="0">
     <w:nsid w:val="56F004D5"/>
     <w:multiLevelType w:val="multilevel"/>
     <w:tmpl w:val="3C54B1DE"/>
@@ -15987,7 +22071,7 @@
       </w:rPr>
     </w:lvl>
   </w:abstractNum>
-  <w:abstractNum w:abstractNumId="36" w15:restartNumberingAfterBreak="0">
+  <w:abstractNum w:abstractNumId="46" w15:restartNumberingAfterBreak="0">
     <w:nsid w:val="581C74D4"/>
     <w:multiLevelType w:val="multilevel"/>
     <w:tmpl w:val="859E9AEA"/>
@@ -16100,7 +22184,305 @@
       </w:pPr>
     </w:lvl>
   </w:abstractNum>
-  <w:abstractNum w:abstractNumId="37" w15:restartNumberingAfterBreak="0">
+  <w:abstractNum w:abstractNumId="47" w15:restartNumberingAfterBreak="0">
+    <w:nsid w:val="583E06D8"/>
+    <w:multiLevelType w:val="multilevel"/>
+    <w:tmpl w:val="8960A3C8"/>
+    <w:lvl w:ilvl="0">
+      <w:start w:val="1"/>
+      <w:numFmt w:val="bullet"/>
+      <w:lvlText w:val=""/>
+      <w:lvlJc w:val="left"/>
+      <w:pPr>
+        <w:tabs>
+          <w:tab w:val="num" w:pos="720"/>
+        </w:tabs>
+        <w:ind w:left="720" w:hanging="360"/>
+      </w:pPr>
+      <w:rPr>
+        <w:rFonts w:ascii="Symbol" w:hAnsi="Symbol" w:hint="default"/>
+        <w:sz w:val="20"/>
+      </w:rPr>
+    </w:lvl>
+    <w:lvl w:ilvl="1" w:tentative="1">
+      <w:start w:val="1"/>
+      <w:numFmt w:val="bullet"/>
+      <w:lvlText w:val="o"/>
+      <w:lvlJc w:val="left"/>
+      <w:pPr>
+        <w:tabs>
+          <w:tab w:val="num" w:pos="1440"/>
+        </w:tabs>
+        <w:ind w:left="1440" w:hanging="360"/>
+      </w:pPr>
+      <w:rPr>
+        <w:rFonts w:ascii="Courier New" w:hAnsi="Courier New" w:hint="default"/>
+        <w:sz w:val="20"/>
+      </w:rPr>
+    </w:lvl>
+    <w:lvl w:ilvl="2" w:tentative="1">
+      <w:start w:val="1"/>
+      <w:numFmt w:val="bullet"/>
+      <w:lvlText w:val=""/>
+      <w:lvlJc w:val="left"/>
+      <w:pPr>
+        <w:tabs>
+          <w:tab w:val="num" w:pos="2160"/>
+        </w:tabs>
+        <w:ind w:left="2160" w:hanging="360"/>
+      </w:pPr>
+      <w:rPr>
+        <w:rFonts w:ascii="Wingdings" w:hAnsi="Wingdings" w:hint="default"/>
+        <w:sz w:val="20"/>
+      </w:rPr>
+    </w:lvl>
+    <w:lvl w:ilvl="3" w:tentative="1">
+      <w:start w:val="1"/>
+      <w:numFmt w:val="bullet"/>
+      <w:lvlText w:val=""/>
+      <w:lvlJc w:val="left"/>
+      <w:pPr>
+        <w:tabs>
+          <w:tab w:val="num" w:pos="2880"/>
+        </w:tabs>
+        <w:ind w:left="2880" w:hanging="360"/>
+      </w:pPr>
+      <w:rPr>
+        <w:rFonts w:ascii="Wingdings" w:hAnsi="Wingdings" w:hint="default"/>
+        <w:sz w:val="20"/>
+      </w:rPr>
+    </w:lvl>
+    <w:lvl w:ilvl="4" w:tentative="1">
+      <w:start w:val="1"/>
+      <w:numFmt w:val="bullet"/>
+      <w:lvlText w:val=""/>
+      <w:lvlJc w:val="left"/>
+      <w:pPr>
+        <w:tabs>
+          <w:tab w:val="num" w:pos="3600"/>
+        </w:tabs>
+        <w:ind w:left="3600" w:hanging="360"/>
+      </w:pPr>
+      <w:rPr>
+        <w:rFonts w:ascii="Wingdings" w:hAnsi="Wingdings" w:hint="default"/>
+        <w:sz w:val="20"/>
+      </w:rPr>
+    </w:lvl>
+    <w:lvl w:ilvl="5" w:tentative="1">
+      <w:start w:val="1"/>
+      <w:numFmt w:val="bullet"/>
+      <w:lvlText w:val=""/>
+      <w:lvlJc w:val="left"/>
+      <w:pPr>
+        <w:tabs>
+          <w:tab w:val="num" w:pos="4320"/>
+        </w:tabs>
+        <w:ind w:left="4320" w:hanging="360"/>
+      </w:pPr>
+      <w:rPr>
+        <w:rFonts w:ascii="Wingdings" w:hAnsi="Wingdings" w:hint="default"/>
+        <w:sz w:val="20"/>
+      </w:rPr>
+    </w:lvl>
+    <w:lvl w:ilvl="6" w:tentative="1">
+      <w:start w:val="1"/>
+      <w:numFmt w:val="bullet"/>
+      <w:lvlText w:val=""/>
+      <w:lvlJc w:val="left"/>
+      <w:pPr>
+        <w:tabs>
+          <w:tab w:val="num" w:pos="5040"/>
+        </w:tabs>
+        <w:ind w:left="5040" w:hanging="360"/>
+      </w:pPr>
+      <w:rPr>
+        <w:rFonts w:ascii="Wingdings" w:hAnsi="Wingdings" w:hint="default"/>
+        <w:sz w:val="20"/>
+      </w:rPr>
+    </w:lvl>
+    <w:lvl w:ilvl="7" w:tentative="1">
+      <w:start w:val="1"/>
+      <w:numFmt w:val="bullet"/>
+      <w:lvlText w:val=""/>
+      <w:lvlJc w:val="left"/>
+      <w:pPr>
+        <w:tabs>
+          <w:tab w:val="num" w:pos="5760"/>
+        </w:tabs>
+        <w:ind w:left="5760" w:hanging="360"/>
+      </w:pPr>
+      <w:rPr>
+        <w:rFonts w:ascii="Wingdings" w:hAnsi="Wingdings" w:hint="default"/>
+        <w:sz w:val="20"/>
+      </w:rPr>
+    </w:lvl>
+    <w:lvl w:ilvl="8" w:tentative="1">
+      <w:start w:val="1"/>
+      <w:numFmt w:val="bullet"/>
+      <w:lvlText w:val=""/>
+      <w:lvlJc w:val="left"/>
+      <w:pPr>
+        <w:tabs>
+          <w:tab w:val="num" w:pos="6480"/>
+        </w:tabs>
+        <w:ind w:left="6480" w:hanging="360"/>
+      </w:pPr>
+      <w:rPr>
+        <w:rFonts w:ascii="Wingdings" w:hAnsi="Wingdings" w:hint="default"/>
+        <w:sz w:val="20"/>
+      </w:rPr>
+    </w:lvl>
+  </w:abstractNum>
+  <w:abstractNum w:abstractNumId="48" w15:restartNumberingAfterBreak="0">
+    <w:nsid w:val="5B464904"/>
+    <w:multiLevelType w:val="multilevel"/>
+    <w:tmpl w:val="E70C3356"/>
+    <w:lvl w:ilvl="0">
+      <w:start w:val="1"/>
+      <w:numFmt w:val="bullet"/>
+      <w:lvlText w:val=""/>
+      <w:lvlJc w:val="left"/>
+      <w:pPr>
+        <w:tabs>
+          <w:tab w:val="num" w:pos="720"/>
+        </w:tabs>
+        <w:ind w:left="720" w:hanging="360"/>
+      </w:pPr>
+      <w:rPr>
+        <w:rFonts w:ascii="Symbol" w:hAnsi="Symbol" w:hint="default"/>
+        <w:sz w:val="20"/>
+      </w:rPr>
+    </w:lvl>
+    <w:lvl w:ilvl="1" w:tentative="1">
+      <w:start w:val="1"/>
+      <w:numFmt w:val="bullet"/>
+      <w:lvlText w:val="o"/>
+      <w:lvlJc w:val="left"/>
+      <w:pPr>
+        <w:tabs>
+          <w:tab w:val="num" w:pos="1440"/>
+        </w:tabs>
+        <w:ind w:left="1440" w:hanging="360"/>
+      </w:pPr>
+      <w:rPr>
+        <w:rFonts w:ascii="Courier New" w:hAnsi="Courier New" w:hint="default"/>
+        <w:sz w:val="20"/>
+      </w:rPr>
+    </w:lvl>
+    <w:lvl w:ilvl="2" w:tentative="1">
+      <w:start w:val="1"/>
+      <w:numFmt w:val="bullet"/>
+      <w:lvlText w:val=""/>
+      <w:lvlJc w:val="left"/>
+      <w:pPr>
+        <w:tabs>
+          <w:tab w:val="num" w:pos="2160"/>
+        </w:tabs>
+        <w:ind w:left="2160" w:hanging="360"/>
+      </w:pPr>
+      <w:rPr>
+        <w:rFonts w:ascii="Wingdings" w:hAnsi="Wingdings" w:hint="default"/>
+        <w:sz w:val="20"/>
+      </w:rPr>
+    </w:lvl>
+    <w:lvl w:ilvl="3" w:tentative="1">
+      <w:start w:val="1"/>
+      <w:numFmt w:val="bullet"/>
+      <w:lvlText w:val=""/>
+      <w:lvlJc w:val="left"/>
+      <w:pPr>
+        <w:tabs>
+          <w:tab w:val="num" w:pos="2880"/>
+        </w:tabs>
+        <w:ind w:left="2880" w:hanging="360"/>
+      </w:pPr>
+      <w:rPr>
+        <w:rFonts w:ascii="Wingdings" w:hAnsi="Wingdings" w:hint="default"/>
+        <w:sz w:val="20"/>
+      </w:rPr>
+    </w:lvl>
+    <w:lvl w:ilvl="4" w:tentative="1">
+      <w:start w:val="1"/>
+      <w:numFmt w:val="bullet"/>
+      <w:lvlText w:val=""/>
+      <w:lvlJc w:val="left"/>
+      <w:pPr>
+        <w:tabs>
+          <w:tab w:val="num" w:pos="3600"/>
+        </w:tabs>
+        <w:ind w:left="3600" w:hanging="360"/>
+      </w:pPr>
+      <w:rPr>
+        <w:rFonts w:ascii="Wingdings" w:hAnsi="Wingdings" w:hint="default"/>
+        <w:sz w:val="20"/>
+      </w:rPr>
+    </w:lvl>
+    <w:lvl w:ilvl="5" w:tentative="1">
+      <w:start w:val="1"/>
+      <w:numFmt w:val="bullet"/>
+      <w:lvlText w:val=""/>
+      <w:lvlJc w:val="left"/>
+      <w:pPr>
+        <w:tabs>
+          <w:tab w:val="num" w:pos="4320"/>
+        </w:tabs>
+        <w:ind w:left="4320" w:hanging="360"/>
+      </w:pPr>
+      <w:rPr>
+        <w:rFonts w:ascii="Wingdings" w:hAnsi="Wingdings" w:hint="default"/>
+        <w:sz w:val="20"/>
+      </w:rPr>
+    </w:lvl>
+    <w:lvl w:ilvl="6" w:tentative="1">
+      <w:start w:val="1"/>
+      <w:numFmt w:val="bullet"/>
+      <w:lvlText w:val=""/>
+      <w:lvlJc w:val="left"/>
+      <w:pPr>
+        <w:tabs>
+          <w:tab w:val="num" w:pos="5040"/>
+        </w:tabs>
+        <w:ind w:left="5040" w:hanging="360"/>
+      </w:pPr>
+      <w:rPr>
+        <w:rFonts w:ascii="Wingdings" w:hAnsi="Wingdings" w:hint="default"/>
+        <w:sz w:val="20"/>
+      </w:rPr>
+    </w:lvl>
+    <w:lvl w:ilvl="7" w:tentative="1">
+      <w:start w:val="1"/>
+      <w:numFmt w:val="bullet"/>
+      <w:lvlText w:val=""/>
+      <w:lvlJc w:val="left"/>
+      <w:pPr>
+        <w:tabs>
+          <w:tab w:val="num" w:pos="5760"/>
+        </w:tabs>
+        <w:ind w:left="5760" w:hanging="360"/>
+      </w:pPr>
+      <w:rPr>
+        <w:rFonts w:ascii="Wingdings" w:hAnsi="Wingdings" w:hint="default"/>
+        <w:sz w:val="20"/>
+      </w:rPr>
+    </w:lvl>
+    <w:lvl w:ilvl="8" w:tentative="1">
+      <w:start w:val="1"/>
+      <w:numFmt w:val="bullet"/>
+      <w:lvlText w:val=""/>
+      <w:lvlJc w:val="left"/>
+      <w:pPr>
+        <w:tabs>
+          <w:tab w:val="num" w:pos="6480"/>
+        </w:tabs>
+        <w:ind w:left="6480" w:hanging="360"/>
+      </w:pPr>
+      <w:rPr>
+        <w:rFonts w:ascii="Wingdings" w:hAnsi="Wingdings" w:hint="default"/>
+        <w:sz w:val="20"/>
+      </w:rPr>
+    </w:lvl>
+  </w:abstractNum>
+  <w:abstractNum w:abstractNumId="49" w15:restartNumberingAfterBreak="0">
     <w:nsid w:val="5B797868"/>
     <w:multiLevelType w:val="multilevel"/>
     <w:tmpl w:val="F76229C8"/>
@@ -16249,7 +22631,7 @@
       </w:rPr>
     </w:lvl>
   </w:abstractNum>
-  <w:abstractNum w:abstractNumId="38" w15:restartNumberingAfterBreak="0">
+  <w:abstractNum w:abstractNumId="50" w15:restartNumberingAfterBreak="0">
     <w:nsid w:val="5C7659D5"/>
     <w:multiLevelType w:val="multilevel"/>
     <w:tmpl w:val="37A63138"/>
@@ -16398,7 +22780,7 @@
       </w:rPr>
     </w:lvl>
   </w:abstractNum>
-  <w:abstractNum w:abstractNumId="39" w15:restartNumberingAfterBreak="0">
+  <w:abstractNum w:abstractNumId="51" w15:restartNumberingAfterBreak="0">
     <w:nsid w:val="5F5E66BB"/>
     <w:multiLevelType w:val="multilevel"/>
     <w:tmpl w:val="9C9A710E"/>
@@ -16515,7 +22897,156 @@
       </w:pPr>
     </w:lvl>
   </w:abstractNum>
-  <w:abstractNum w:abstractNumId="40" w15:restartNumberingAfterBreak="0">
+  <w:abstractNum w:abstractNumId="52" w15:restartNumberingAfterBreak="0">
+    <w:nsid w:val="62F762A7"/>
+    <w:multiLevelType w:val="multilevel"/>
+    <w:tmpl w:val="E70C3356"/>
+    <w:lvl w:ilvl="0">
+      <w:start w:val="1"/>
+      <w:numFmt w:val="bullet"/>
+      <w:lvlText w:val=""/>
+      <w:lvlJc w:val="left"/>
+      <w:pPr>
+        <w:tabs>
+          <w:tab w:val="num" w:pos="720"/>
+        </w:tabs>
+        <w:ind w:left="720" w:hanging="360"/>
+      </w:pPr>
+      <w:rPr>
+        <w:rFonts w:ascii="Symbol" w:hAnsi="Symbol" w:hint="default"/>
+        <w:sz w:val="20"/>
+      </w:rPr>
+    </w:lvl>
+    <w:lvl w:ilvl="1" w:tentative="1">
+      <w:start w:val="1"/>
+      <w:numFmt w:val="bullet"/>
+      <w:lvlText w:val="o"/>
+      <w:lvlJc w:val="left"/>
+      <w:pPr>
+        <w:tabs>
+          <w:tab w:val="num" w:pos="1440"/>
+        </w:tabs>
+        <w:ind w:left="1440" w:hanging="360"/>
+      </w:pPr>
+      <w:rPr>
+        <w:rFonts w:ascii="Courier New" w:hAnsi="Courier New" w:hint="default"/>
+        <w:sz w:val="20"/>
+      </w:rPr>
+    </w:lvl>
+    <w:lvl w:ilvl="2" w:tentative="1">
+      <w:start w:val="1"/>
+      <w:numFmt w:val="bullet"/>
+      <w:lvlText w:val=""/>
+      <w:lvlJc w:val="left"/>
+      <w:pPr>
+        <w:tabs>
+          <w:tab w:val="num" w:pos="2160"/>
+        </w:tabs>
+        <w:ind w:left="2160" w:hanging="360"/>
+      </w:pPr>
+      <w:rPr>
+        <w:rFonts w:ascii="Wingdings" w:hAnsi="Wingdings" w:hint="default"/>
+        <w:sz w:val="20"/>
+      </w:rPr>
+    </w:lvl>
+    <w:lvl w:ilvl="3" w:tentative="1">
+      <w:start w:val="1"/>
+      <w:numFmt w:val="bullet"/>
+      <w:lvlText w:val=""/>
+      <w:lvlJc w:val="left"/>
+      <w:pPr>
+        <w:tabs>
+          <w:tab w:val="num" w:pos="2880"/>
+        </w:tabs>
+        <w:ind w:left="2880" w:hanging="360"/>
+      </w:pPr>
+      <w:rPr>
+        <w:rFonts w:ascii="Wingdings" w:hAnsi="Wingdings" w:hint="default"/>
+        <w:sz w:val="20"/>
+      </w:rPr>
+    </w:lvl>
+    <w:lvl w:ilvl="4" w:tentative="1">
+      <w:start w:val="1"/>
+      <w:numFmt w:val="bullet"/>
+      <w:lvlText w:val=""/>
+      <w:lvlJc w:val="left"/>
+      <w:pPr>
+        <w:tabs>
+          <w:tab w:val="num" w:pos="3600"/>
+        </w:tabs>
+        <w:ind w:left="3600" w:hanging="360"/>
+      </w:pPr>
+      <w:rPr>
+        <w:rFonts w:ascii="Wingdings" w:hAnsi="Wingdings" w:hint="default"/>
+        <w:sz w:val="20"/>
+      </w:rPr>
+    </w:lvl>
+    <w:lvl w:ilvl="5" w:tentative="1">
+      <w:start w:val="1"/>
+      <w:numFmt w:val="bullet"/>
+      <w:lvlText w:val=""/>
+      <w:lvlJc w:val="left"/>
+      <w:pPr>
+        <w:tabs>
+          <w:tab w:val="num" w:pos="4320"/>
+        </w:tabs>
+        <w:ind w:left="4320" w:hanging="360"/>
+      </w:pPr>
+      <w:rPr>
+        <w:rFonts w:ascii="Wingdings" w:hAnsi="Wingdings" w:hint="default"/>
+        <w:sz w:val="20"/>
+      </w:rPr>
+    </w:lvl>
+    <w:lvl w:ilvl="6" w:tentative="1">
+      <w:start w:val="1"/>
+      <w:numFmt w:val="bullet"/>
+      <w:lvlText w:val=""/>
+      <w:lvlJc w:val="left"/>
+      <w:pPr>
+        <w:tabs>
+          <w:tab w:val="num" w:pos="5040"/>
+        </w:tabs>
+        <w:ind w:left="5040" w:hanging="360"/>
+      </w:pPr>
+      <w:rPr>
+        <w:rFonts w:ascii="Wingdings" w:hAnsi="Wingdings" w:hint="default"/>
+        <w:sz w:val="20"/>
+      </w:rPr>
+    </w:lvl>
+    <w:lvl w:ilvl="7" w:tentative="1">
+      <w:start w:val="1"/>
+      <w:numFmt w:val="bullet"/>
+      <w:lvlText w:val=""/>
+      <w:lvlJc w:val="left"/>
+      <w:pPr>
+        <w:tabs>
+          <w:tab w:val="num" w:pos="5760"/>
+        </w:tabs>
+        <w:ind w:left="5760" w:hanging="360"/>
+      </w:pPr>
+      <w:rPr>
+        <w:rFonts w:ascii="Wingdings" w:hAnsi="Wingdings" w:hint="default"/>
+        <w:sz w:val="20"/>
+      </w:rPr>
+    </w:lvl>
+    <w:lvl w:ilvl="8" w:tentative="1">
+      <w:start w:val="1"/>
+      <w:numFmt w:val="bullet"/>
+      <w:lvlText w:val=""/>
+      <w:lvlJc w:val="left"/>
+      <w:pPr>
+        <w:tabs>
+          <w:tab w:val="num" w:pos="6480"/>
+        </w:tabs>
+        <w:ind w:left="6480" w:hanging="360"/>
+      </w:pPr>
+      <w:rPr>
+        <w:rFonts w:ascii="Wingdings" w:hAnsi="Wingdings" w:hint="default"/>
+        <w:sz w:val="20"/>
+      </w:rPr>
+    </w:lvl>
+  </w:abstractNum>
+  <w:abstractNum w:abstractNumId="53" w15:restartNumberingAfterBreak="0">
     <w:nsid w:val="674C2B1B"/>
     <w:multiLevelType w:val="multilevel"/>
     <w:tmpl w:val="EBA23C34"/>
@@ -16664,7 +23195,7 @@
       </w:rPr>
     </w:lvl>
   </w:abstractNum>
-  <w:abstractNum w:abstractNumId="41" w15:restartNumberingAfterBreak="0">
+  <w:abstractNum w:abstractNumId="54" w15:restartNumberingAfterBreak="0">
     <w:nsid w:val="68541B8E"/>
     <w:multiLevelType w:val="hybridMultilevel"/>
     <w:tmpl w:val="86A8755E"/>
@@ -16777,7 +23308,7 @@
       </w:rPr>
     </w:lvl>
   </w:abstractNum>
-  <w:abstractNum w:abstractNumId="42" w15:restartNumberingAfterBreak="0">
+  <w:abstractNum w:abstractNumId="55" w15:restartNumberingAfterBreak="0">
     <w:nsid w:val="691C125A"/>
     <w:multiLevelType w:val="multilevel"/>
     <w:tmpl w:val="8AB02742"/>
@@ -16926,7 +23457,156 @@
       </w:rPr>
     </w:lvl>
   </w:abstractNum>
-  <w:abstractNum w:abstractNumId="43" w15:restartNumberingAfterBreak="0">
+  <w:abstractNum w:abstractNumId="56" w15:restartNumberingAfterBreak="0">
+    <w:nsid w:val="69FB08D9"/>
+    <w:multiLevelType w:val="multilevel"/>
+    <w:tmpl w:val="E70C3356"/>
+    <w:lvl w:ilvl="0">
+      <w:start w:val="1"/>
+      <w:numFmt w:val="bullet"/>
+      <w:lvlText w:val=""/>
+      <w:lvlJc w:val="left"/>
+      <w:pPr>
+        <w:tabs>
+          <w:tab w:val="num" w:pos="720"/>
+        </w:tabs>
+        <w:ind w:left="720" w:hanging="360"/>
+      </w:pPr>
+      <w:rPr>
+        <w:rFonts w:ascii="Symbol" w:hAnsi="Symbol" w:hint="default"/>
+        <w:sz w:val="20"/>
+      </w:rPr>
+    </w:lvl>
+    <w:lvl w:ilvl="1" w:tentative="1">
+      <w:start w:val="1"/>
+      <w:numFmt w:val="bullet"/>
+      <w:lvlText w:val="o"/>
+      <w:lvlJc w:val="left"/>
+      <w:pPr>
+        <w:tabs>
+          <w:tab w:val="num" w:pos="1440"/>
+        </w:tabs>
+        <w:ind w:left="1440" w:hanging="360"/>
+      </w:pPr>
+      <w:rPr>
+        <w:rFonts w:ascii="Courier New" w:hAnsi="Courier New" w:hint="default"/>
+        <w:sz w:val="20"/>
+      </w:rPr>
+    </w:lvl>
+    <w:lvl w:ilvl="2" w:tentative="1">
+      <w:start w:val="1"/>
+      <w:numFmt w:val="bullet"/>
+      <w:lvlText w:val=""/>
+      <w:lvlJc w:val="left"/>
+      <w:pPr>
+        <w:tabs>
+          <w:tab w:val="num" w:pos="2160"/>
+        </w:tabs>
+        <w:ind w:left="2160" w:hanging="360"/>
+      </w:pPr>
+      <w:rPr>
+        <w:rFonts w:ascii="Wingdings" w:hAnsi="Wingdings" w:hint="default"/>
+        <w:sz w:val="20"/>
+      </w:rPr>
+    </w:lvl>
+    <w:lvl w:ilvl="3" w:tentative="1">
+      <w:start w:val="1"/>
+      <w:numFmt w:val="bullet"/>
+      <w:lvlText w:val=""/>
+      <w:lvlJc w:val="left"/>
+      <w:pPr>
+        <w:tabs>
+          <w:tab w:val="num" w:pos="2880"/>
+        </w:tabs>
+        <w:ind w:left="2880" w:hanging="360"/>
+      </w:pPr>
+      <w:rPr>
+        <w:rFonts w:ascii="Wingdings" w:hAnsi="Wingdings" w:hint="default"/>
+        <w:sz w:val="20"/>
+      </w:rPr>
+    </w:lvl>
+    <w:lvl w:ilvl="4" w:tentative="1">
+      <w:start w:val="1"/>
+      <w:numFmt w:val="bullet"/>
+      <w:lvlText w:val=""/>
+      <w:lvlJc w:val="left"/>
+      <w:pPr>
+        <w:tabs>
+          <w:tab w:val="num" w:pos="3600"/>
+        </w:tabs>
+        <w:ind w:left="3600" w:hanging="360"/>
+      </w:pPr>
+      <w:rPr>
+        <w:rFonts w:ascii="Wingdings" w:hAnsi="Wingdings" w:hint="default"/>
+        <w:sz w:val="20"/>
+      </w:rPr>
+    </w:lvl>
+    <w:lvl w:ilvl="5" w:tentative="1">
+      <w:start w:val="1"/>
+      <w:numFmt w:val="bullet"/>
+      <w:lvlText w:val=""/>
+      <w:lvlJc w:val="left"/>
+      <w:pPr>
+        <w:tabs>
+          <w:tab w:val="num" w:pos="4320"/>
+        </w:tabs>
+        <w:ind w:left="4320" w:hanging="360"/>
+      </w:pPr>
+      <w:rPr>
+        <w:rFonts w:ascii="Wingdings" w:hAnsi="Wingdings" w:hint="default"/>
+        <w:sz w:val="20"/>
+      </w:rPr>
+    </w:lvl>
+    <w:lvl w:ilvl="6" w:tentative="1">
+      <w:start w:val="1"/>
+      <w:numFmt w:val="bullet"/>
+      <w:lvlText w:val=""/>
+      <w:lvlJc w:val="left"/>
+      <w:pPr>
+        <w:tabs>
+          <w:tab w:val="num" w:pos="5040"/>
+        </w:tabs>
+        <w:ind w:left="5040" w:hanging="360"/>
+      </w:pPr>
+      <w:rPr>
+        <w:rFonts w:ascii="Wingdings" w:hAnsi="Wingdings" w:hint="default"/>
+        <w:sz w:val="20"/>
+      </w:rPr>
+    </w:lvl>
+    <w:lvl w:ilvl="7" w:tentative="1">
+      <w:start w:val="1"/>
+      <w:numFmt w:val="bullet"/>
+      <w:lvlText w:val=""/>
+      <w:lvlJc w:val="left"/>
+      <w:pPr>
+        <w:tabs>
+          <w:tab w:val="num" w:pos="5760"/>
+        </w:tabs>
+        <w:ind w:left="5760" w:hanging="360"/>
+      </w:pPr>
+      <w:rPr>
+        <w:rFonts w:ascii="Wingdings" w:hAnsi="Wingdings" w:hint="default"/>
+        <w:sz w:val="20"/>
+      </w:rPr>
+    </w:lvl>
+    <w:lvl w:ilvl="8" w:tentative="1">
+      <w:start w:val="1"/>
+      <w:numFmt w:val="bullet"/>
+      <w:lvlText w:val=""/>
+      <w:lvlJc w:val="left"/>
+      <w:pPr>
+        <w:tabs>
+          <w:tab w:val="num" w:pos="6480"/>
+        </w:tabs>
+        <w:ind w:left="6480" w:hanging="360"/>
+      </w:pPr>
+      <w:rPr>
+        <w:rFonts w:ascii="Wingdings" w:hAnsi="Wingdings" w:hint="default"/>
+        <w:sz w:val="20"/>
+      </w:rPr>
+    </w:lvl>
+  </w:abstractNum>
+  <w:abstractNum w:abstractNumId="57" w15:restartNumberingAfterBreak="0">
     <w:nsid w:val="6A242E97"/>
     <w:multiLevelType w:val="multilevel"/>
     <w:tmpl w:val="11E03714"/>
@@ -17075,7 +23755,7 @@
       </w:rPr>
     </w:lvl>
   </w:abstractNum>
-  <w:abstractNum w:abstractNumId="44" w15:restartNumberingAfterBreak="0">
+  <w:abstractNum w:abstractNumId="58" w15:restartNumberingAfterBreak="0">
     <w:nsid w:val="6A947BE8"/>
     <w:multiLevelType w:val="multilevel"/>
     <w:tmpl w:val="9790100C"/>
@@ -17224,7 +23904,7 @@
       </w:rPr>
     </w:lvl>
   </w:abstractNum>
-  <w:abstractNum w:abstractNumId="45" w15:restartNumberingAfterBreak="0">
+  <w:abstractNum w:abstractNumId="59" w15:restartNumberingAfterBreak="0">
     <w:nsid w:val="6BF01FC5"/>
     <w:multiLevelType w:val="multilevel"/>
     <w:tmpl w:val="E03AA6A8"/>
@@ -17337,7 +24017,7 @@
       </w:pPr>
     </w:lvl>
   </w:abstractNum>
-  <w:abstractNum w:abstractNumId="46" w15:restartNumberingAfterBreak="0">
+  <w:abstractNum w:abstractNumId="60" w15:restartNumberingAfterBreak="0">
     <w:nsid w:val="6D203794"/>
     <w:multiLevelType w:val="multilevel"/>
     <w:tmpl w:val="F4BEC190"/>
@@ -17454,7 +24134,7 @@
       </w:pPr>
     </w:lvl>
   </w:abstractNum>
-  <w:abstractNum w:abstractNumId="47" w15:restartNumberingAfterBreak="0">
+  <w:abstractNum w:abstractNumId="61" w15:restartNumberingAfterBreak="0">
     <w:nsid w:val="6D8007A4"/>
     <w:multiLevelType w:val="hybridMultilevel"/>
     <w:tmpl w:val="84E27C88"/>
@@ -17567,7 +24247,7 @@
       </w:rPr>
     </w:lvl>
   </w:abstractNum>
-  <w:abstractNum w:abstractNumId="48" w15:restartNumberingAfterBreak="0">
+  <w:abstractNum w:abstractNumId="62" w15:restartNumberingAfterBreak="0">
     <w:nsid w:val="76545155"/>
     <w:multiLevelType w:val="multilevel"/>
     <w:tmpl w:val="FDFA1408"/>
@@ -17716,7 +24396,156 @@
       </w:rPr>
     </w:lvl>
   </w:abstractNum>
-  <w:abstractNum w:abstractNumId="49" w15:restartNumberingAfterBreak="0">
+  <w:abstractNum w:abstractNumId="63" w15:restartNumberingAfterBreak="0">
+    <w:nsid w:val="7DD360CA"/>
+    <w:multiLevelType w:val="multilevel"/>
+    <w:tmpl w:val="E70C3356"/>
+    <w:lvl w:ilvl="0">
+      <w:start w:val="1"/>
+      <w:numFmt w:val="bullet"/>
+      <w:lvlText w:val=""/>
+      <w:lvlJc w:val="left"/>
+      <w:pPr>
+        <w:tabs>
+          <w:tab w:val="num" w:pos="720"/>
+        </w:tabs>
+        <w:ind w:left="720" w:hanging="360"/>
+      </w:pPr>
+      <w:rPr>
+        <w:rFonts w:ascii="Symbol" w:hAnsi="Symbol" w:hint="default"/>
+        <w:sz w:val="20"/>
+      </w:rPr>
+    </w:lvl>
+    <w:lvl w:ilvl="1" w:tentative="1">
+      <w:start w:val="1"/>
+      <w:numFmt w:val="bullet"/>
+      <w:lvlText w:val="o"/>
+      <w:lvlJc w:val="left"/>
+      <w:pPr>
+        <w:tabs>
+          <w:tab w:val="num" w:pos="1440"/>
+        </w:tabs>
+        <w:ind w:left="1440" w:hanging="360"/>
+      </w:pPr>
+      <w:rPr>
+        <w:rFonts w:ascii="Courier New" w:hAnsi="Courier New" w:hint="default"/>
+        <w:sz w:val="20"/>
+      </w:rPr>
+    </w:lvl>
+    <w:lvl w:ilvl="2" w:tentative="1">
+      <w:start w:val="1"/>
+      <w:numFmt w:val="bullet"/>
+      <w:lvlText w:val=""/>
+      <w:lvlJc w:val="left"/>
+      <w:pPr>
+        <w:tabs>
+          <w:tab w:val="num" w:pos="2160"/>
+        </w:tabs>
+        <w:ind w:left="2160" w:hanging="360"/>
+      </w:pPr>
+      <w:rPr>
+        <w:rFonts w:ascii="Wingdings" w:hAnsi="Wingdings" w:hint="default"/>
+        <w:sz w:val="20"/>
+      </w:rPr>
+    </w:lvl>
+    <w:lvl w:ilvl="3" w:tentative="1">
+      <w:start w:val="1"/>
+      <w:numFmt w:val="bullet"/>
+      <w:lvlText w:val=""/>
+      <w:lvlJc w:val="left"/>
+      <w:pPr>
+        <w:tabs>
+          <w:tab w:val="num" w:pos="2880"/>
+        </w:tabs>
+        <w:ind w:left="2880" w:hanging="360"/>
+      </w:pPr>
+      <w:rPr>
+        <w:rFonts w:ascii="Wingdings" w:hAnsi="Wingdings" w:hint="default"/>
+        <w:sz w:val="20"/>
+      </w:rPr>
+    </w:lvl>
+    <w:lvl w:ilvl="4" w:tentative="1">
+      <w:start w:val="1"/>
+      <w:numFmt w:val="bullet"/>
+      <w:lvlText w:val=""/>
+      <w:lvlJc w:val="left"/>
+      <w:pPr>
+        <w:tabs>
+          <w:tab w:val="num" w:pos="3600"/>
+        </w:tabs>
+        <w:ind w:left="3600" w:hanging="360"/>
+      </w:pPr>
+      <w:rPr>
+        <w:rFonts w:ascii="Wingdings" w:hAnsi="Wingdings" w:hint="default"/>
+        <w:sz w:val="20"/>
+      </w:rPr>
+    </w:lvl>
+    <w:lvl w:ilvl="5" w:tentative="1">
+      <w:start w:val="1"/>
+      <w:numFmt w:val="bullet"/>
+      <w:lvlText w:val=""/>
+      <w:lvlJc w:val="left"/>
+      <w:pPr>
+        <w:tabs>
+          <w:tab w:val="num" w:pos="4320"/>
+        </w:tabs>
+        <w:ind w:left="4320" w:hanging="360"/>
+      </w:pPr>
+      <w:rPr>
+        <w:rFonts w:ascii="Wingdings" w:hAnsi="Wingdings" w:hint="default"/>
+        <w:sz w:val="20"/>
+      </w:rPr>
+    </w:lvl>
+    <w:lvl w:ilvl="6" w:tentative="1">
+      <w:start w:val="1"/>
+      <w:numFmt w:val="bullet"/>
+      <w:lvlText w:val=""/>
+      <w:lvlJc w:val="left"/>
+      <w:pPr>
+        <w:tabs>
+          <w:tab w:val="num" w:pos="5040"/>
+        </w:tabs>
+        <w:ind w:left="5040" w:hanging="360"/>
+      </w:pPr>
+      <w:rPr>
+        <w:rFonts w:ascii="Wingdings" w:hAnsi="Wingdings" w:hint="default"/>
+        <w:sz w:val="20"/>
+      </w:rPr>
+    </w:lvl>
+    <w:lvl w:ilvl="7" w:tentative="1">
+      <w:start w:val="1"/>
+      <w:numFmt w:val="bullet"/>
+      <w:lvlText w:val=""/>
+      <w:lvlJc w:val="left"/>
+      <w:pPr>
+        <w:tabs>
+          <w:tab w:val="num" w:pos="5760"/>
+        </w:tabs>
+        <w:ind w:left="5760" w:hanging="360"/>
+      </w:pPr>
+      <w:rPr>
+        <w:rFonts w:ascii="Wingdings" w:hAnsi="Wingdings" w:hint="default"/>
+        <w:sz w:val="20"/>
+      </w:rPr>
+    </w:lvl>
+    <w:lvl w:ilvl="8" w:tentative="1">
+      <w:start w:val="1"/>
+      <w:numFmt w:val="bullet"/>
+      <w:lvlText w:val=""/>
+      <w:lvlJc w:val="left"/>
+      <w:pPr>
+        <w:tabs>
+          <w:tab w:val="num" w:pos="6480"/>
+        </w:tabs>
+        <w:ind w:left="6480" w:hanging="360"/>
+      </w:pPr>
+      <w:rPr>
+        <w:rFonts w:ascii="Wingdings" w:hAnsi="Wingdings" w:hint="default"/>
+        <w:sz w:val="20"/>
+      </w:rPr>
+    </w:lvl>
+  </w:abstractNum>
+  <w:abstractNum w:abstractNumId="64" w15:restartNumberingAfterBreak="0">
     <w:nsid w:val="7F0C5528"/>
     <w:multiLevelType w:val="multilevel"/>
     <w:tmpl w:val="642A0ABC"/>
@@ -17865,7 +24694,7 @@
       </w:rPr>
     </w:lvl>
   </w:abstractNum>
-  <w:abstractNum w:abstractNumId="50" w15:restartNumberingAfterBreak="0">
+  <w:abstractNum w:abstractNumId="65" w15:restartNumberingAfterBreak="0">
     <w:nsid w:val="7F8C630B"/>
     <w:multiLevelType w:val="multilevel"/>
     <w:tmpl w:val="B5D8A8B6"/>
@@ -18015,130 +24844,130 @@
     </w:lvl>
   </w:abstractNum>
   <w:num w:numId="1">
+    <w:abstractNumId w:val="41"/>
+  </w:num>
+  <w:num w:numId="2">
+    <w:abstractNumId w:val="19"/>
+  </w:num>
+  <w:num w:numId="3">
+    <w:abstractNumId w:val="58"/>
+  </w:num>
+  <w:num w:numId="4">
+    <w:abstractNumId w:val="62"/>
+  </w:num>
+  <w:num w:numId="5">
+    <w:abstractNumId w:val="54"/>
+  </w:num>
+  <w:num w:numId="6">
+    <w:abstractNumId w:val="30"/>
+  </w:num>
+  <w:num w:numId="7">
+    <w:abstractNumId w:val="3"/>
+  </w:num>
+  <w:num w:numId="8">
+    <w:abstractNumId w:val="40"/>
+  </w:num>
+  <w:num w:numId="9">
+    <w:abstractNumId w:val="42"/>
+  </w:num>
+  <w:num w:numId="10">
+    <w:abstractNumId w:val="36"/>
+  </w:num>
+  <w:num w:numId="11">
+    <w:abstractNumId w:val="55"/>
+  </w:num>
+  <w:num w:numId="12">
+    <w:abstractNumId w:val="53"/>
+  </w:num>
+  <w:num w:numId="13">
+    <w:abstractNumId w:val="65"/>
+  </w:num>
+  <w:num w:numId="14">
+    <w:abstractNumId w:val="25"/>
+  </w:num>
+  <w:num w:numId="15">
+    <w:abstractNumId w:val="27"/>
+  </w:num>
+  <w:num w:numId="16">
     <w:abstractNumId w:val="31"/>
   </w:num>
-  <w:num w:numId="2">
+  <w:num w:numId="17">
+    <w:abstractNumId w:val="21"/>
+  </w:num>
+  <w:num w:numId="18">
+    <w:abstractNumId w:val="23"/>
+  </w:num>
+  <w:num w:numId="19">
+    <w:abstractNumId w:val="44"/>
+  </w:num>
+  <w:num w:numId="20">
+    <w:abstractNumId w:val="24"/>
+  </w:num>
+  <w:num w:numId="21">
+    <w:abstractNumId w:val="13"/>
+  </w:num>
+  <w:num w:numId="22">
+    <w:abstractNumId w:val="50"/>
+  </w:num>
+  <w:num w:numId="23">
+    <w:abstractNumId w:val="60"/>
+  </w:num>
+  <w:num w:numId="24">
+    <w:abstractNumId w:val="18"/>
+  </w:num>
+  <w:num w:numId="25">
+    <w:abstractNumId w:val="38"/>
+  </w:num>
+  <w:num w:numId="26">
     <w:abstractNumId w:val="15"/>
   </w:num>
-  <w:num w:numId="3">
-    <w:abstractNumId w:val="44"/>
+  <w:num w:numId="27">
+    <w:abstractNumId w:val="22"/>
   </w:num>
-  <w:num w:numId="4">
-    <w:abstractNumId w:val="48"/>
+  <w:num w:numId="28">
+    <w:abstractNumId w:val="64"/>
   </w:num>
-  <w:num w:numId="5">
-    <w:abstractNumId w:val="41"/>
+  <w:num w:numId="29">
+    <w:abstractNumId w:val="57"/>
   </w:num>
-  <w:num w:numId="6">
-    <w:abstractNumId w:val="23"/>
+  <w:num w:numId="30">
+    <w:abstractNumId w:val="29"/>
   </w:num>
-  <w:num w:numId="7">
-    <w:abstractNumId w:val="2"/>
-  </w:num>
-  <w:num w:numId="8">
-    <w:abstractNumId w:val="30"/>
-  </w:num>
-  <w:num w:numId="9">
-    <w:abstractNumId w:val="32"/>
-  </w:num>
-  <w:num w:numId="10">
-    <w:abstractNumId w:val="27"/>
-  </w:num>
-  <w:num w:numId="11">
-    <w:abstractNumId w:val="42"/>
-  </w:num>
-  <w:num w:numId="12">
-    <w:abstractNumId w:val="40"/>
-  </w:num>
-  <w:num w:numId="13">
-    <w:abstractNumId w:val="50"/>
-  </w:num>
-  <w:num w:numId="14">
-    <w:abstractNumId w:val="20"/>
-  </w:num>
-  <w:num w:numId="15">
-    <w:abstractNumId w:val="21"/>
-  </w:num>
-  <w:num w:numId="16">
-    <w:abstractNumId w:val="24"/>
-  </w:num>
-  <w:num w:numId="17">
-    <w:abstractNumId w:val="16"/>
-  </w:num>
-  <w:num w:numId="18">
-    <w:abstractNumId w:val="18"/>
-  </w:num>
-  <w:num w:numId="19">
-    <w:abstractNumId w:val="34"/>
-  </w:num>
-  <w:num w:numId="20">
-    <w:abstractNumId w:val="19"/>
-  </w:num>
-  <w:num w:numId="21">
-    <w:abstractNumId w:val="11"/>
-  </w:num>
-  <w:num w:numId="22">
-    <w:abstractNumId w:val="38"/>
-  </w:num>
-  <w:num w:numId="23">
+  <w:num w:numId="31">
     <w:abstractNumId w:val="46"/>
   </w:num>
-  <w:num w:numId="24">
-    <w:abstractNumId w:val="14"/>
+  <w:num w:numId="32">
+    <w:abstractNumId w:val="59"/>
   </w:num>
-  <w:num w:numId="25">
-    <w:abstractNumId w:val="28"/>
+  <w:num w:numId="33">
+    <w:abstractNumId w:val="51"/>
   </w:num>
-  <w:num w:numId="26">
+  <w:num w:numId="34">
     <w:abstractNumId w:val="12"/>
   </w:num>
-  <w:num w:numId="27">
-    <w:abstractNumId w:val="17"/>
+  <w:num w:numId="35">
+    <w:abstractNumId w:val="9"/>
   </w:num>
-  <w:num w:numId="28">
-    <w:abstractNumId w:val="49"/>
+  <w:num w:numId="36">
+    <w:abstractNumId w:val="5"/>
   </w:num>
-  <w:num w:numId="29">
+  <w:num w:numId="37">
+    <w:abstractNumId w:val="61"/>
+  </w:num>
+  <w:num w:numId="38">
+    <w:abstractNumId w:val="6"/>
+  </w:num>
+  <w:num w:numId="39">
     <w:abstractNumId w:val="43"/>
   </w:num>
-  <w:num w:numId="30">
-    <w:abstractNumId w:val="22"/>
+  <w:num w:numId="40">
+    <w:abstractNumId w:val="7"/>
   </w:num>
-  <w:num w:numId="31">
-    <w:abstractNumId w:val="36"/>
-  </w:num>
-  <w:num w:numId="32">
-    <w:abstractNumId w:val="45"/>
-  </w:num>
-  <w:num w:numId="33">
-    <w:abstractNumId w:val="39"/>
-  </w:num>
-  <w:num w:numId="34">
-    <w:abstractNumId w:val="10"/>
-  </w:num>
-  <w:num w:numId="35">
-    <w:abstractNumId w:val="8"/>
-  </w:num>
-  <w:num w:numId="36">
-    <w:abstractNumId w:val="4"/>
-  </w:num>
-  <w:num w:numId="37">
-    <w:abstractNumId w:val="47"/>
-  </w:num>
-  <w:num w:numId="38">
-    <w:abstractNumId w:val="5"/>
-  </w:num>
-  <w:num w:numId="39">
+  <w:num w:numId="41">
     <w:abstractNumId w:val="33"/>
   </w:num>
-  <w:num w:numId="40">
-    <w:abstractNumId w:val="6"/>
-  </w:num>
-  <w:num w:numId="41">
-    <w:abstractNumId w:val="25"/>
-  </w:num>
   <w:num w:numId="42">
-    <w:abstractNumId w:val="29"/>
+    <w:abstractNumId w:val="39"/>
   </w:num>
   <w:num w:numId="43">
     <w:abstractNumId w:val="1"/>
@@ -18147,27 +24976,72 @@
     <w:abstractNumId w:val="0"/>
   </w:num>
   <w:num w:numId="45">
-    <w:abstractNumId w:val="7"/>
+    <w:abstractNumId w:val="8"/>
   </w:num>
   <w:num w:numId="46">
+    <w:abstractNumId w:val="35"/>
+  </w:num>
+  <w:num w:numId="47">
+    <w:abstractNumId w:val="45"/>
+  </w:num>
+  <w:num w:numId="48">
+    <w:abstractNumId w:val="4"/>
+  </w:num>
+  <w:num w:numId="49">
+    <w:abstractNumId w:val="49"/>
+  </w:num>
+  <w:num w:numId="50">
+    <w:abstractNumId w:val="10"/>
+  </w:num>
+  <w:num w:numId="51">
+    <w:abstractNumId w:val="16"/>
+  </w:num>
+  <w:num w:numId="52">
+    <w:abstractNumId w:val="47"/>
+  </w:num>
+  <w:num w:numId="53">
+    <w:abstractNumId w:val="32"/>
+  </w:num>
+  <w:num w:numId="54">
+    <w:abstractNumId w:val="2"/>
+  </w:num>
+  <w:num w:numId="55">
+    <w:abstractNumId w:val="11"/>
+  </w:num>
+  <w:num w:numId="56">
+    <w:abstractNumId w:val="34"/>
+  </w:num>
+  <w:num w:numId="57">
+    <w:abstractNumId w:val="37"/>
+  </w:num>
+  <w:num w:numId="58">
+    <w:abstractNumId w:val="17"/>
+  </w:num>
+  <w:num w:numId="59">
     <w:abstractNumId w:val="26"/>
   </w:num>
-  <w:num w:numId="47">
-    <w:abstractNumId w:val="35"/>
+  <w:num w:numId="60">
+    <w:abstractNumId w:val="63"/>
   </w:num>
-  <w:num w:numId="48">
-    <w:abstractNumId w:val="3"/>
+  <w:num w:numId="61">
+    <w:abstractNumId w:val="28"/>
   </w:num>
-  <w:num w:numId="49">
-    <w:abstractNumId w:val="37"/>
+  <w:num w:numId="62">
+    <w:abstractNumId w:val="52"/>
   </w:num>
-  <w:num w:numId="50">
-    <w:abstractNumId w:val="9"/>
+  <w:num w:numId="63">
+    <w:abstractNumId w:val="48"/>
   </w:num>
-  <w:num w:numId="51">
-    <w:abstractNumId w:val="13"/>
+  <w:num w:numId="64">
+    <w:abstractNumId w:val="56"/>
   </w:num>
-  <w:numIdMacAtCleanup w:val="51"/>
+  <w:num w:numId="65">
+    <w:abstractNumId w:val="14"/>
+  </w:num>
+  <w:num w:numId="66">
+    <w:abstractNumId w:val="20"/>
+  </w:num>
+  <w:numIdMacAtCleanup w:val="66"/>
 </w:numbering>
 </file>
 
@@ -18654,7 +25528,6 @@
   <w:style w:type="character" w:default="1" w:styleId="Fuentedeprrafopredeter">
     <w:name w:val="Default Paragraph Font"/>
     <w:uiPriority w:val="1"/>
-    <w:semiHidden/>
     <w:unhideWhenUsed/>
   </w:style>
   <w:style w:type="table" w:default="1" w:styleId="Tablanormal">
@@ -18907,6 +25780,71 @@
       <w:rFonts w:ascii="Courier New" w:eastAsia="Times New Roman" w:hAnsi="Courier New" w:cs="Courier New"/>
       <w:sz w:val="20"/>
       <w:szCs w:val="20"/>
+    </w:rPr>
+  </w:style>
+  <w:style w:type="paragraph" w:styleId="NormalWeb">
+    <w:name w:val="Normal (Web)"/>
+    <w:basedOn w:val="Normal"/>
+    <w:uiPriority w:val="99"/>
+    <w:unhideWhenUsed/>
+    <w:rsid w:val="005313F1"/>
+    <w:pPr>
+      <w:spacing w:before="100" w:beforeAutospacing="1" w:after="100" w:afterAutospacing="1" w:line="240" w:lineRule="auto"/>
+    </w:pPr>
+    <w:rPr>
+      <w:rFonts w:ascii="Times New Roman" w:eastAsia="Times New Roman" w:hAnsi="Times New Roman" w:cs="Times New Roman"/>
+      <w:szCs w:val="24"/>
+      <w:lang w:eastAsia="es-ES"/>
+    </w:rPr>
+  </w:style>
+  <w:style w:type="paragraph" w:styleId="HTMLconformatoprevio">
+    <w:name w:val="HTML Preformatted"/>
+    <w:basedOn w:val="Normal"/>
+    <w:link w:val="HTMLconformatoprevioCar"/>
+    <w:uiPriority w:val="99"/>
+    <w:semiHidden/>
+    <w:unhideWhenUsed/>
+    <w:rsid w:val="000608BD"/>
+    <w:pPr>
+      <w:tabs>
+        <w:tab w:val="left" w:pos="916"/>
+        <w:tab w:val="left" w:pos="1832"/>
+        <w:tab w:val="left" w:pos="2748"/>
+        <w:tab w:val="left" w:pos="3664"/>
+        <w:tab w:val="left" w:pos="4580"/>
+        <w:tab w:val="left" w:pos="5496"/>
+        <w:tab w:val="left" w:pos="6412"/>
+        <w:tab w:val="left" w:pos="7328"/>
+        <w:tab w:val="left" w:pos="8244"/>
+        <w:tab w:val="left" w:pos="9160"/>
+        <w:tab w:val="left" w:pos="10076"/>
+        <w:tab w:val="left" w:pos="10992"/>
+        <w:tab w:val="left" w:pos="11908"/>
+        <w:tab w:val="left" w:pos="12824"/>
+        <w:tab w:val="left" w:pos="13740"/>
+        <w:tab w:val="left" w:pos="14656"/>
+      </w:tabs>
+      <w:spacing w:after="0" w:line="240" w:lineRule="auto"/>
+    </w:pPr>
+    <w:rPr>
+      <w:rFonts w:ascii="Courier New" w:eastAsia="Times New Roman" w:hAnsi="Courier New" w:cs="Courier New"/>
+      <w:sz w:val="20"/>
+      <w:szCs w:val="20"/>
+      <w:lang w:eastAsia="es-ES"/>
+    </w:rPr>
+  </w:style>
+  <w:style w:type="character" w:customStyle="1" w:styleId="HTMLconformatoprevioCar">
+    <w:name w:val="HTML con formato previo Car"/>
+    <w:basedOn w:val="Fuentedeprrafopredeter"/>
+    <w:link w:val="HTMLconformatoprevio"/>
+    <w:uiPriority w:val="99"/>
+    <w:semiHidden/>
+    <w:rsid w:val="000608BD"/>
+    <w:rPr>
+      <w:rFonts w:ascii="Courier New" w:eastAsia="Times New Roman" w:hAnsi="Courier New" w:cs="Courier New"/>
+      <w:sz w:val="20"/>
+      <w:szCs w:val="20"/>
+      <w:lang w:eastAsia="es-ES"/>
     </w:rPr>
   </w:style>
 </w:styles>
@@ -19178,7 +26116,7 @@
 </file>
 
 <file path=customXml/itemProps1.xml><?xml version="1.0" encoding="utf-8"?>
-<ds:datastoreItem xmlns:ds="http://schemas.openxmlformats.org/officeDocument/2006/customXml" ds:itemID="{41B21FD6-987F-4828-98FC-454EB22BC767}">
+<ds:datastoreItem xmlns:ds="http://schemas.openxmlformats.org/officeDocument/2006/customXml" ds:itemID="{3B6140C5-07A1-4D85-BBF1-3CE3755E0D35}">
   <ds:schemaRefs>
     <ds:schemaRef ds:uri="http://schemas.openxmlformats.org/officeDocument/2006/bibliography"/>
   </ds:schemaRefs>
